--- a/hacking.docx
+++ b/hacking.docx
@@ -1995,46 +1995,56 @@
     </w:p>
     <w:p>
       <w:pPr>
-        <w:rPr>
-          <w:lang w:val="en-US"/>
-        </w:rPr>
-      </w:pPr>
-    </w:p>
-    <w:p>
-      <w:pPr>
-        <w:rPr>
-          <w:lang w:val="en-US"/>
-        </w:rPr>
-      </w:pPr>
-      <w:r>
-        <w:rPr>
-          <w:lang w:val="en-US"/>
-        </w:rPr>
-        <w:t>Devices – Các Thiết Bị:</w:t>
-      </w:r>
-    </w:p>
-    <w:p>
-      <w:pPr>
-        <w:pStyle w:val="ListParagraph"/>
-        <w:numPr>
-          <w:ilvl w:val="0"/>
-          <w:numId w:val="3"/>
-        </w:numPr>
-        <w:rPr>
-          <w:lang w:val="en-US"/>
-        </w:rPr>
-      </w:pPr>
-      <w:r>
-        <w:rPr>
-          <w:lang w:val="en-US"/>
-        </w:rPr>
-        <w:t xml:space="preserve">Cáp </w:t>
-      </w:r>
-      <w:r>
-        <w:rPr>
-          <w:lang w:val="en-US"/>
-        </w:rPr>
-        <w:t>Đồng Trục Là Gì?</w:t>
+        <w:pStyle w:val="ListParagraph"/>
+        <w:numPr>
+          <w:ilvl w:val="0"/>
+          <w:numId w:val="1"/>
+        </w:numPr>
+        <w:rPr>
+          <w:lang w:val="en-US"/>
+        </w:rPr>
+      </w:pPr>
+      <w:r>
+        <w:rPr>
+          <w:lang w:val="en-US"/>
+        </w:rPr>
+        <w:t>Giao Thức Truy Cập Tệp (File Protocol)?</w:t>
+      </w:r>
+    </w:p>
+    <w:p>
+      <w:pPr>
+        <w:pStyle w:val="ListParagraph"/>
+        <w:numPr>
+          <w:ilvl w:val="0"/>
+          <w:numId w:val="2"/>
+        </w:numPr>
+        <w:rPr>
+          <w:lang w:val="en-US"/>
+        </w:rPr>
+      </w:pPr>
+      <w:r>
+        <w:rPr>
+          <w:lang w:val="en-US"/>
+        </w:rPr>
+        <w:t>Giao thức này bắt đầu = “file://”</w:t>
+      </w:r>
+    </w:p>
+    <w:p>
+      <w:pPr>
+        <w:pStyle w:val="ListParagraph"/>
+        <w:numPr>
+          <w:ilvl w:val="0"/>
+          <w:numId w:val="2"/>
+        </w:numPr>
+        <w:rPr>
+          <w:lang w:val="en-US"/>
+        </w:rPr>
+      </w:pPr>
+      <w:r>
+        <w:rPr>
+          <w:lang w:val="en-US"/>
+        </w:rPr>
+        <w:t>Ví dụ</w:t>
       </w:r>
     </w:p>
     <w:p>
@@ -2053,986 +2063,1048 @@
           <w:lang w:val="en-US"/>
         </w:rPr>
         <w:lastRenderedPageBreak/>
-        <w:t>Dây cáp có lõi = đồng, tiếp theo là lớp cách điện, tiếp theo là lớp chống nhiễu = lưới bện đồng, ngoài cùng là nhựa PVC</w:t>
-      </w:r>
-    </w:p>
-    <w:p>
-      <w:pPr>
-        <w:pStyle w:val="ListParagraph"/>
-        <w:numPr>
-          <w:ilvl w:val="0"/>
-          <w:numId w:val="2"/>
-        </w:numPr>
-        <w:rPr>
-          <w:lang w:val="en-US"/>
-        </w:rPr>
-      </w:pPr>
-      <w:r>
-        <w:rPr>
-          <w:lang w:val="en-US"/>
-        </w:rPr>
-        <w:t>Đồng trục là vì các lớp cùng có 1 trục hình học chung</w:t>
-      </w:r>
-    </w:p>
-    <w:p>
-      <w:pPr>
-        <w:pStyle w:val="ListParagraph"/>
-        <w:numPr>
-          <w:ilvl w:val="0"/>
-          <w:numId w:val="2"/>
-        </w:numPr>
-        <w:rPr>
-          <w:lang w:val="en-US"/>
-        </w:rPr>
-      </w:pPr>
-      <w:r>
-        <w:rPr>
-          <w:lang w:val="en-US"/>
-        </w:rPr>
-        <w:t>Đầu cắm dạng hình trụ</w:t>
-      </w:r>
-    </w:p>
-    <w:p>
-      <w:pPr>
-        <w:pStyle w:val="ListParagraph"/>
-        <w:numPr>
-          <w:ilvl w:val="0"/>
-          <w:numId w:val="3"/>
-        </w:numPr>
-        <w:rPr>
-          <w:lang w:val="en-US"/>
-        </w:rPr>
-      </w:pPr>
-      <w:r>
-        <w:rPr>
-          <w:lang w:val="en-US"/>
-        </w:rPr>
-        <w:t xml:space="preserve">Cáp </w:t>
-      </w:r>
-      <w:r>
-        <w:rPr>
-          <w:lang w:val="en-US"/>
-        </w:rPr>
-        <w:t>Quang Là Gì?</w:t>
-      </w:r>
-    </w:p>
-    <w:p>
-      <w:pPr>
-        <w:pStyle w:val="ListParagraph"/>
-        <w:numPr>
-          <w:ilvl w:val="0"/>
-          <w:numId w:val="2"/>
-        </w:numPr>
-        <w:rPr>
-          <w:lang w:val="en-US"/>
-        </w:rPr>
-      </w:pPr>
-      <w:r>
-        <w:rPr>
-          <w:lang w:val="en-US"/>
-        </w:rPr>
-        <w:t>Dây cáp có lõi là nhựa thủy tinh bọc lớp phản quang, tiếp theo là lớp cách điện, tiếp theo là lớp chống nhiễu và cuối cùng là lớp nhựa cao su</w:t>
-      </w:r>
-    </w:p>
-    <w:p>
-      <w:pPr>
-        <w:pStyle w:val="ListParagraph"/>
-        <w:numPr>
-          <w:ilvl w:val="0"/>
-          <w:numId w:val="2"/>
-        </w:numPr>
-        <w:rPr>
-          <w:lang w:val="en-US"/>
-        </w:rPr>
-      </w:pPr>
-      <w:r>
-        <w:rPr>
-          <w:lang w:val="en-US"/>
-        </w:rPr>
-        <w:t>Đầu cắm dạng hình trụ</w:t>
-      </w:r>
-    </w:p>
-    <w:p>
-      <w:pPr>
-        <w:pStyle w:val="ListParagraph"/>
-        <w:numPr>
-          <w:ilvl w:val="0"/>
-          <w:numId w:val="2"/>
-        </w:numPr>
-        <w:rPr>
-          <w:lang w:val="en-US"/>
-        </w:rPr>
-      </w:pPr>
-      <w:r>
-        <w:rPr>
-          <w:lang w:val="en-US"/>
-        </w:rPr>
-        <w:t>Tia sáng phản chiếu qua lại trong cáp quang chỉ có biên sóng là A và B tương ứng 0 và 1</w:t>
-      </w:r>
-    </w:p>
-    <w:p>
-      <w:pPr>
-        <w:pStyle w:val="ListParagraph"/>
-        <w:numPr>
-          <w:ilvl w:val="0"/>
-          <w:numId w:val="3"/>
-        </w:numPr>
-        <w:rPr>
-          <w:lang w:val="en-US"/>
-        </w:rPr>
-      </w:pPr>
-      <w:r>
-        <w:rPr>
-          <w:lang w:val="en-US"/>
-        </w:rPr>
-        <w:t xml:space="preserve">Cáp </w:t>
-      </w:r>
-      <w:r>
-        <w:rPr>
-          <w:lang w:val="en-US"/>
-        </w:rPr>
-        <w:t>Xoắn Đôi (</w:t>
-      </w:r>
-      <w:r>
-        <w:rPr>
-          <w:lang w:val="en-US"/>
-        </w:rPr>
-        <w:t>UTP</w:t>
-      </w:r>
-      <w:r>
-        <w:rPr>
-          <w:lang w:val="en-US"/>
-        </w:rPr>
-        <w:t>) Là Gì?</w:t>
-      </w:r>
-    </w:p>
-    <w:p>
-      <w:pPr>
-        <w:pStyle w:val="ListParagraph"/>
-        <w:numPr>
-          <w:ilvl w:val="0"/>
-          <w:numId w:val="2"/>
-        </w:numPr>
-        <w:rPr>
-          <w:lang w:val="en-US"/>
-        </w:rPr>
-      </w:pPr>
-      <w:r>
-        <w:rPr>
-          <w:lang w:val="en-US"/>
-        </w:rPr>
-        <w:t>Dây cáp có 4 cặp dây, mỗi dây đồng được bọc lớp cách điện, mỗi cặp thì lại xoắn lại như DNA và có màu khác nhau, bên ngoài là vỏ bọc chung</w:t>
-      </w:r>
-    </w:p>
-    <w:p>
-      <w:pPr>
-        <w:pStyle w:val="ListParagraph"/>
-        <w:numPr>
-          <w:ilvl w:val="0"/>
-          <w:numId w:val="2"/>
-        </w:numPr>
-        <w:rPr>
-          <w:lang w:val="en-US"/>
-        </w:rPr>
-      </w:pPr>
-      <w:r>
-        <w:rPr>
-          <w:lang w:val="en-US"/>
-        </w:rPr>
-        <w:t>Xoắn lại để chống nhiễu thông tin</w:t>
-      </w:r>
-    </w:p>
-    <w:p>
-      <w:pPr>
-        <w:pStyle w:val="ListParagraph"/>
-        <w:numPr>
-          <w:ilvl w:val="0"/>
-          <w:numId w:val="2"/>
-        </w:numPr>
-        <w:rPr>
-          <w:lang w:val="en-US"/>
-        </w:rPr>
-      </w:pPr>
-      <w:r>
-        <w:rPr>
-          <w:lang w:val="en-US"/>
-        </w:rPr>
-        <w:t xml:space="preserve">Đầu cắm dạng hình hộp chữ nhật </w:t>
-      </w:r>
-    </w:p>
-    <w:p>
-      <w:pPr>
-        <w:pStyle w:val="ListParagraph"/>
-        <w:numPr>
-          <w:ilvl w:val="0"/>
-          <w:numId w:val="3"/>
-        </w:numPr>
-        <w:rPr>
-          <w:lang w:val="en-US"/>
-        </w:rPr>
-      </w:pPr>
-      <w:r>
-        <w:rPr>
-          <w:lang w:val="en-US"/>
-        </w:rPr>
-        <w:t xml:space="preserve">Ethernet </w:t>
-      </w:r>
-      <w:r>
-        <w:rPr>
-          <w:lang w:val="en-US"/>
-        </w:rPr>
-        <w:t>Là Gì?</w:t>
-      </w:r>
-    </w:p>
-    <w:p>
-      <w:pPr>
-        <w:pStyle w:val="ListParagraph"/>
-        <w:numPr>
-          <w:ilvl w:val="0"/>
-          <w:numId w:val="2"/>
-        </w:numPr>
-        <w:rPr>
-          <w:lang w:val="en-US"/>
-        </w:rPr>
-      </w:pPr>
-      <w:r>
-        <w:rPr>
-          <w:lang w:val="en-US"/>
-        </w:rPr>
-        <w:t>Là 1 công nghệ mạng giúp truyền dữ liệu giữa các thiết bị trong mạng LAN</w:t>
-      </w:r>
-    </w:p>
-    <w:p>
-      <w:pPr>
-        <w:pStyle w:val="ListParagraph"/>
-        <w:numPr>
-          <w:ilvl w:val="0"/>
-          <w:numId w:val="2"/>
-        </w:numPr>
-        <w:rPr>
-          <w:lang w:val="en-US"/>
-        </w:rPr>
-      </w:pPr>
-      <w:r>
-        <w:rPr>
-          <w:lang w:val="en-US"/>
-        </w:rPr>
-        <w:t>Giao thức Ethernet bao gồm</w:t>
-      </w:r>
-    </w:p>
-    <w:p>
-      <w:pPr>
-        <w:pStyle w:val="ListParagraph"/>
-        <w:numPr>
-          <w:ilvl w:val="0"/>
-          <w:numId w:val="2"/>
-        </w:numPr>
-        <w:rPr>
-          <w:lang w:val="en-US"/>
-        </w:rPr>
-      </w:pPr>
-      <w:r>
-        <w:rPr>
-          <w:lang w:val="en-US"/>
-        </w:rPr>
-        <w:t xml:space="preserve">Quy tắc kết nối giữa các thiết bị = cáp đồng trục, cáp quang hoặc cáp </w:t>
-      </w:r>
-      <w:r>
-        <w:rPr>
-          <w:lang w:val="en-US"/>
-        </w:rPr>
-        <w:t>xoắn đôi</w:t>
-      </w:r>
-    </w:p>
-    <w:p>
-      <w:pPr>
-        <w:pStyle w:val="ListParagraph"/>
-        <w:numPr>
-          <w:ilvl w:val="0"/>
-          <w:numId w:val="2"/>
-        </w:numPr>
-        <w:rPr>
-          <w:lang w:val="en-US"/>
-        </w:rPr>
-      </w:pPr>
-      <w:r>
-        <w:rPr>
-          <w:lang w:val="en-US"/>
-        </w:rPr>
-        <w:t>Quy tắc xác định địa chỉ nguồn và đích để định vị thiết bị</w:t>
-      </w:r>
-    </w:p>
-    <w:p>
-      <w:pPr>
-        <w:pStyle w:val="ListParagraph"/>
-        <w:numPr>
-          <w:ilvl w:val="0"/>
-          <w:numId w:val="3"/>
-        </w:numPr>
-        <w:rPr>
-          <w:lang w:val="en-US"/>
-        </w:rPr>
-      </w:pPr>
-      <w:r>
-        <w:rPr>
-          <w:lang w:val="en-US"/>
-        </w:rPr>
-        <w:t xml:space="preserve">Card </w:t>
-      </w:r>
-      <w:r>
-        <w:rPr>
-          <w:lang w:val="en-US"/>
-        </w:rPr>
-        <w:t>Mạng (</w:t>
-      </w:r>
-      <w:r>
-        <w:rPr>
-          <w:lang w:val="en-US"/>
-        </w:rPr>
-        <w:t>Ethernet Controller</w:t>
-      </w:r>
-      <w:r>
-        <w:rPr>
-          <w:lang w:val="en-US"/>
-        </w:rPr>
-        <w:t>) Là Gì?</w:t>
-      </w:r>
-    </w:p>
-    <w:p>
-      <w:pPr>
-        <w:pStyle w:val="ListParagraph"/>
-        <w:numPr>
-          <w:ilvl w:val="0"/>
-          <w:numId w:val="2"/>
-        </w:numPr>
-        <w:rPr>
-          <w:lang w:val="en-US"/>
-        </w:rPr>
-      </w:pPr>
-      <w:r>
-        <w:rPr>
-          <w:lang w:val="en-US"/>
-        </w:rPr>
-        <w:t>Là 1 bảng mạch được tích hợp sẵn trong bo mạch chủ của máy tính, nó nối trực tiếp với cổng Ethernet trên Case máy tính</w:t>
-      </w:r>
-    </w:p>
-    <w:p>
-      <w:pPr>
-        <w:pStyle w:val="ListParagraph"/>
-        <w:numPr>
-          <w:ilvl w:val="0"/>
-          <w:numId w:val="2"/>
-        </w:numPr>
-        <w:rPr>
-          <w:lang w:val="en-US"/>
-        </w:rPr>
-      </w:pPr>
-      <w:r>
-        <w:rPr>
-          <w:lang w:val="en-US"/>
-        </w:rPr>
-        <w:t>Máy tính Muốn kết nối với Internet thì phải dùng 1 dây cáp Ethernet 1 đầu gắn vào cổng Ethernet trên Case rồi đầu kia gắn vào cổng Ethernet trên Modem hoặc Router, sau đó hệ điều hành sẽ tự động cài đặt Driver cho Card mạng, việc tiếp theo là truy cập Internet</w:t>
-      </w:r>
-    </w:p>
-    <w:p>
-      <w:pPr>
-        <w:pStyle w:val="ListParagraph"/>
-        <w:numPr>
-          <w:ilvl w:val="0"/>
-          <w:numId w:val="3"/>
-        </w:numPr>
-        <w:rPr>
-          <w:lang w:val="en-US"/>
-        </w:rPr>
-      </w:pPr>
-      <w:r>
-        <w:rPr>
-          <w:lang w:val="en-US"/>
-        </w:rPr>
-        <w:t xml:space="preserve">Modem </w:t>
-      </w:r>
-      <w:r>
-        <w:rPr>
-          <w:lang w:val="en-US"/>
-        </w:rPr>
-        <w:t>Là Gì?</w:t>
-      </w:r>
-    </w:p>
-    <w:p>
-      <w:pPr>
-        <w:pStyle w:val="ListParagraph"/>
-        <w:numPr>
-          <w:ilvl w:val="0"/>
-          <w:numId w:val="2"/>
-        </w:numPr>
-        <w:rPr>
-          <w:lang w:val="en-US"/>
-        </w:rPr>
-      </w:pPr>
-      <w:r>
-        <w:rPr>
-          <w:lang w:val="en-US"/>
-        </w:rPr>
-        <w:t>Giả sử nhà mạng cung cấp cho ta 1 cái ổ cắm, cắm vào ổ này là truy cập vào ổ này là truy cập được Internet, khi đó Modem sẽ là thiết bị đầu tiên cắm vào ổ này = cáp Ethernet</w:t>
-      </w:r>
-    </w:p>
-    <w:p>
-      <w:pPr>
-        <w:pStyle w:val="ListParagraph"/>
-        <w:numPr>
-          <w:ilvl w:val="0"/>
-          <w:numId w:val="2"/>
-        </w:numPr>
-        <w:rPr>
-          <w:lang w:val="en-US"/>
-        </w:rPr>
-      </w:pPr>
-      <w:r>
-        <w:rPr>
-          <w:lang w:val="en-US"/>
-        </w:rPr>
-        <w:t>Trên Modem chỉ có 1 cổng Ethernet duy nhất để nối với 1 thiết bị khác giúp thiết bị này truy cập được Internet</w:t>
-      </w:r>
-    </w:p>
-    <w:p>
-      <w:pPr>
-        <w:pStyle w:val="ListParagraph"/>
-        <w:numPr>
-          <w:ilvl w:val="0"/>
-          <w:numId w:val="3"/>
-        </w:numPr>
-        <w:rPr>
-          <w:lang w:val="en-US"/>
-        </w:rPr>
-      </w:pPr>
-      <w:r>
-        <w:rPr>
-          <w:lang w:val="en-US"/>
-        </w:rPr>
-        <w:t xml:space="preserve">Tại </w:t>
-      </w:r>
-      <w:r>
-        <w:rPr>
-          <w:lang w:val="en-US"/>
-        </w:rPr>
-        <w:t xml:space="preserve">Sao Cần </w:t>
-      </w:r>
-      <w:r>
-        <w:rPr>
-          <w:lang w:val="en-US"/>
-        </w:rPr>
-        <w:t xml:space="preserve">Modem </w:t>
-      </w:r>
-      <w:r>
-        <w:rPr>
-          <w:lang w:val="en-US"/>
-        </w:rPr>
-        <w:t>Mà Không Nối Trực Tiếp Máy Tính Vào Ổ Do Nhà Mạng Cung Cấp?</w:t>
-      </w:r>
-    </w:p>
-    <w:p>
-      <w:pPr>
-        <w:pStyle w:val="ListParagraph"/>
-        <w:numPr>
-          <w:ilvl w:val="0"/>
-          <w:numId w:val="2"/>
-        </w:numPr>
-        <w:rPr>
-          <w:lang w:val="en-US"/>
-        </w:rPr>
-      </w:pPr>
-      <w:r>
-        <w:rPr>
-          <w:lang w:val="en-US"/>
-        </w:rPr>
-        <w:t>Vì tín hiệu Internet sử dụng là Analog, trong khi máy tính sử dụng tín hiệu Digital, Modem có tác dụng chuyển đổi tín hiệu Analog sang Digital khi Internet gửi tin cho máy tính, và chuyển tín hiệu Digital sang Analog khi máy tính gửi tin vào Internet</w:t>
-      </w:r>
-    </w:p>
-    <w:p>
-      <w:pPr>
-        <w:pStyle w:val="ListParagraph"/>
-        <w:numPr>
-          <w:ilvl w:val="0"/>
-          <w:numId w:val="3"/>
-        </w:numPr>
-        <w:rPr>
-          <w:lang w:val="en-US"/>
-        </w:rPr>
-      </w:pPr>
-      <w:r>
-        <w:rPr>
-          <w:lang w:val="en-US"/>
-        </w:rPr>
-        <w:t xml:space="preserve">Router </w:t>
-      </w:r>
-      <w:r>
-        <w:rPr>
-          <w:lang w:val="en-US"/>
-        </w:rPr>
-        <w:t>Là Gì?</w:t>
-      </w:r>
-    </w:p>
-    <w:p>
-      <w:pPr>
-        <w:pStyle w:val="ListParagraph"/>
-        <w:numPr>
-          <w:ilvl w:val="0"/>
-          <w:numId w:val="2"/>
-        </w:numPr>
-        <w:rPr>
-          <w:lang w:val="en-US"/>
-        </w:rPr>
-      </w:pPr>
-      <w:r>
-        <w:rPr>
-          <w:lang w:val="en-US"/>
-        </w:rPr>
-        <w:t>Vì nếu chỉ dùng Modem thì chỉ có duy nhất 1 thiết bị truy cập được Internet, nên phải dùng Router để giúp nhiều thiết bị truy cập Internet</w:t>
-      </w:r>
-    </w:p>
-    <w:p>
-      <w:pPr>
-        <w:pStyle w:val="ListParagraph"/>
-        <w:numPr>
-          <w:ilvl w:val="0"/>
-          <w:numId w:val="2"/>
-        </w:numPr>
-        <w:rPr>
-          <w:lang w:val="en-US"/>
-        </w:rPr>
-      </w:pPr>
-      <w:r>
-        <w:rPr>
-          <w:lang w:val="en-US"/>
-        </w:rPr>
-        <w:t>Nối Router với Modem = cáp Ethernet, sau đó nối các thiết bị có dây vào cổng trên Router = cáp Ethernet, các thiết bị không dây thì khỏi cần vì Router phát ra Wifi, như vậy tất cả thiết bị có thể truy cập Internet</w:t>
-      </w:r>
-    </w:p>
-    <w:p>
-      <w:pPr>
-        <w:pStyle w:val="ListParagraph"/>
-        <w:numPr>
-          <w:ilvl w:val="0"/>
-          <w:numId w:val="3"/>
-        </w:numPr>
-        <w:rPr>
-          <w:lang w:val="en-US"/>
-        </w:rPr>
-      </w:pPr>
-      <w:r>
-        <w:rPr>
-          <w:lang w:val="en-US"/>
-        </w:rPr>
-        <w:t xml:space="preserve">Modem Wifi </w:t>
-      </w:r>
-      <w:r>
-        <w:rPr>
-          <w:lang w:val="en-US"/>
-        </w:rPr>
-        <w:t>Là Gì?</w:t>
-      </w:r>
-    </w:p>
-    <w:p>
-      <w:pPr>
-        <w:pStyle w:val="ListParagraph"/>
-        <w:numPr>
-          <w:ilvl w:val="0"/>
-          <w:numId w:val="2"/>
-        </w:numPr>
-        <w:rPr>
-          <w:lang w:val="en-US"/>
-        </w:rPr>
-      </w:pPr>
-      <w:r>
-        <w:rPr>
-          <w:lang w:val="en-US"/>
-        </w:rPr>
-        <w:t>Là Modem tích hợp cả Router, nhiều thiết bị có thể kết nối với Modem này thay vì 1 như trước kia</w:t>
-      </w:r>
-    </w:p>
-    <w:p>
-      <w:pPr>
-        <w:pStyle w:val="ListParagraph"/>
-        <w:numPr>
-          <w:ilvl w:val="0"/>
-          <w:numId w:val="3"/>
-        </w:numPr>
-        <w:rPr>
-          <w:lang w:val="en-US"/>
-        </w:rPr>
-      </w:pPr>
-      <w:r>
-        <w:rPr>
-          <w:lang w:val="en-US"/>
-        </w:rPr>
-        <w:lastRenderedPageBreak/>
-        <w:t>Server Là Gì?</w:t>
-      </w:r>
-    </w:p>
-    <w:p>
-      <w:pPr>
-        <w:pStyle w:val="ListParagraph"/>
-        <w:numPr>
-          <w:ilvl w:val="0"/>
-          <w:numId w:val="2"/>
-        </w:numPr>
-        <w:rPr>
-          <w:lang w:val="en-US"/>
-        </w:rPr>
-      </w:pPr>
-      <w:r>
-        <w:rPr>
-          <w:lang w:val="en-US"/>
-        </w:rPr>
-        <w:t>Là 1 Host cực mạnh được cấu hình đặc biệt để lưu trữ tài nguyên như cơ sở dữ liệu, các tệp tin, ứng dụng, ...</w:t>
-      </w:r>
-    </w:p>
-    <w:p>
-      <w:pPr>
-        <w:pStyle w:val="ListParagraph"/>
-        <w:numPr>
-          <w:ilvl w:val="0"/>
-          <w:numId w:val="2"/>
-        </w:numPr>
-        <w:rPr>
-          <w:lang w:val="en-US"/>
-        </w:rPr>
-      </w:pPr>
-      <w:r>
-        <w:rPr>
-          <w:lang w:val="en-US"/>
-        </w:rPr>
-        <w:t>Có nhiệm vụ phân phát tài nguyên cho các Host con kết nối với nó khi có yêu cầu</w:t>
-      </w:r>
-    </w:p>
-    <w:p>
-      <w:pPr>
-        <w:rPr>
-          <w:lang w:val="en-US"/>
-        </w:rPr>
-      </w:pPr>
-    </w:p>
-    <w:p>
-      <w:pPr>
-        <w:rPr>
-          <w:lang w:val="en-US"/>
-        </w:rPr>
-      </w:pPr>
-      <w:r>
-        <w:rPr>
-          <w:lang w:val="en-US"/>
-        </w:rPr>
-        <w:t>Web:</w:t>
-      </w:r>
-    </w:p>
-    <w:p>
-      <w:pPr>
-        <w:pStyle w:val="ListParagraph"/>
-        <w:numPr>
-          <w:ilvl w:val="0"/>
-          <w:numId w:val="6"/>
-        </w:numPr>
-        <w:rPr>
-          <w:lang w:val="en-US"/>
-        </w:rPr>
-      </w:pPr>
-      <w:r>
-        <w:rPr>
-          <w:lang w:val="en-US"/>
-        </w:rPr>
-        <w:t>Tên Miền Là Gì?</w:t>
-      </w:r>
-    </w:p>
-    <w:p>
-      <w:pPr>
-        <w:pStyle w:val="ListParagraph"/>
-        <w:numPr>
-          <w:ilvl w:val="0"/>
-          <w:numId w:val="2"/>
-        </w:numPr>
-        <w:rPr>
-          <w:lang w:val="en-US"/>
-        </w:rPr>
-      </w:pPr>
-      <w:r>
-        <w:rPr>
-          <w:lang w:val="en-US"/>
-        </w:rPr>
-        <w:t>Khi truy cập vào 1 trang Web, phần chữ trên thanh tìm kiếm, sau “https://” là tên miền</w:t>
-      </w:r>
-    </w:p>
-    <w:p>
-      <w:pPr>
-        <w:pStyle w:val="ListParagraph"/>
-        <w:numPr>
-          <w:ilvl w:val="0"/>
-          <w:numId w:val="6"/>
-        </w:numPr>
-        <w:rPr>
-          <w:lang w:val="en-US"/>
-        </w:rPr>
-      </w:pPr>
-      <w:r>
-        <w:rPr>
-          <w:lang w:val="en-US"/>
-        </w:rPr>
-        <w:t>Cơ Chế Của Trình Duyện Web?</w:t>
-      </w:r>
-    </w:p>
-    <w:p>
-      <w:pPr>
-        <w:pStyle w:val="ListParagraph"/>
-        <w:numPr>
-          <w:ilvl w:val="0"/>
-          <w:numId w:val="2"/>
-        </w:numPr>
-        <w:rPr>
-          <w:lang w:val="en-US"/>
-        </w:rPr>
-      </w:pPr>
-      <w:r>
-        <w:rPr>
-          <w:lang w:val="en-US"/>
-        </w:rPr>
-        <w:t xml:space="preserve">Khi bạn nhập địa chỉ Web dưới dạng tên </w:t>
-      </w:r>
-      <w:r>
-        <w:rPr>
-          <w:lang w:val="en-US"/>
-        </w:rPr>
-        <w:t xml:space="preserve">miền </w:t>
-      </w:r>
-      <w:r>
-        <w:rPr>
-          <w:lang w:val="en-US"/>
-        </w:rPr>
-        <w:t xml:space="preserve">vào thanh tìm kiếm rồi nhấn Enter, </w:t>
-      </w:r>
-      <w:r>
-        <w:rPr>
-          <w:lang w:val="en-US"/>
-        </w:rPr>
-        <w:t xml:space="preserve">đầu tiên trình duyệt Web sẽ lục soát trên Cache máy tính, nếu đã có 1 ánh xạ tên miền bạn nhập với địa chỉ IP tương ứng thì máy tính của bạn sẽ nhận được địa chỉ IP đó luôn, nếu không, </w:t>
-      </w:r>
-      <w:r>
-        <w:rPr>
-          <w:lang w:val="en-US"/>
-        </w:rPr>
-        <w:t>máy tính của bạn sẽ gửi 1 yêu cầu thông qua Internet  đế</w:t>
-      </w:r>
-      <w:r>
-        <w:rPr>
-          <w:lang w:val="en-US"/>
-        </w:rPr>
-        <w:t>n 1 DNS Resolver gần nhấ</w:t>
-      </w:r>
-      <w:r>
-        <w:rPr>
-          <w:lang w:val="en-US"/>
-        </w:rPr>
-        <w:t xml:space="preserve">t, </w:t>
-      </w:r>
-      <w:r>
-        <w:rPr>
-          <w:lang w:val="en-US"/>
-        </w:rPr>
-        <w:t>địa chỉ IP của DNS Resolver này được nhà mạng cấp cho</w:t>
-      </w:r>
-    </w:p>
-    <w:p>
-      <w:pPr>
-        <w:pStyle w:val="ListParagraph"/>
-        <w:numPr>
-          <w:ilvl w:val="0"/>
-          <w:numId w:val="2"/>
-        </w:numPr>
-        <w:rPr>
-          <w:lang w:val="en-US"/>
-        </w:rPr>
-      </w:pPr>
-      <w:r>
-        <w:rPr>
-          <w:lang w:val="en-US"/>
-        </w:rPr>
-        <w:t>S</w:t>
-      </w:r>
-      <w:r>
-        <w:rPr>
-          <w:lang w:val="en-US"/>
-        </w:rPr>
-        <w:t>au đó DNS Resolver lục soát Cache của nó, nếu đã có 1 ánh xạ tên miền bạn nhập với địa chỉ IP tương ứng thì nó trả về địa chỉ IP của trang Web cho máy tính của bạn luôn, nếu không, nó sẽ gửi yêu cầu lên Root Server gần nhất, có nhiệm vụ xác định phần đuôi của tên miền, ví dụ “.com”,</w:t>
-      </w:r>
-      <w:r>
-        <w:rPr>
-          <w:lang w:val="en-US"/>
-        </w:rPr>
-        <w:t xml:space="preserve"> và gửi địa chỉ IP của TLD Server ứng với phần đuôi “.com” lại cho DNS Resolver, sau đó DNS Resolver</w:t>
-      </w:r>
-      <w:r>
-        <w:rPr>
-          <w:lang w:val="en-US"/>
-        </w:rPr>
-        <w:t xml:space="preserve"> </w:t>
-      </w:r>
-      <w:r>
-        <w:rPr>
-          <w:lang w:val="en-US"/>
-        </w:rPr>
-        <w:t xml:space="preserve">gửi yêu cầu đến TLD Server này, </w:t>
-      </w:r>
-      <w:r>
-        <w:rPr>
-          <w:lang w:val="en-US"/>
-        </w:rPr>
-        <w:t>TLD Server này sẽ phân tích toàn bộ tên miền, ví dụ “foo.com”, rồi trả về địa chỉ IP của Authoritative Name Server tương ứng với địa chỉ IP này</w:t>
-      </w:r>
-      <w:r>
-        <w:rPr>
-          <w:lang w:val="en-US"/>
-        </w:rPr>
-        <w:t xml:space="preserve"> cho DNS Resolver và DNS Resolver lại tiếp tục gửi yêu cầu cho địa chỉ IP này, khi nhận được yêu cầu thì Authoritative Name Server sẽ lục soát trong đống ánh xạ của nó để tìm địa chỉ IP tương ứng với tên miền và trả về địa chỉ</w:t>
-      </w:r>
-      <w:r>
-        <w:rPr>
-          <w:lang w:val="en-US"/>
-        </w:rPr>
-        <w:t xml:space="preserve"> IP đó cho DNS Resolver</w:t>
-      </w:r>
-    </w:p>
-    <w:p>
-      <w:pPr>
-        <w:pStyle w:val="ListParagraph"/>
-        <w:numPr>
-          <w:ilvl w:val="0"/>
-          <w:numId w:val="2"/>
-        </w:numPr>
-        <w:rPr>
-          <w:lang w:val="en-US"/>
-        </w:rPr>
-      </w:pPr>
-      <w:r>
-        <w:rPr>
-          <w:lang w:val="en-US"/>
-        </w:rPr>
-        <w:t>S</w:t>
-      </w:r>
-      <w:r>
-        <w:rPr>
-          <w:lang w:val="en-US"/>
-        </w:rPr>
-        <w:t>au đó DNS Resolver lưu lại địa chỉ nhận được vào Cache của nó và đồng thời gửi cho máy tính của bạn, máy tính của bạn sau đó sẽ lưu lại địa chỉ IP này vào Cache và đồng thời gửi yêu cầu đến địa chỉ IP này</w:t>
-      </w:r>
-    </w:p>
-    <w:p>
-      <w:pPr>
-        <w:pStyle w:val="ListParagraph"/>
-        <w:numPr>
-          <w:ilvl w:val="0"/>
-          <w:numId w:val="2"/>
-        </w:numPr>
-        <w:rPr>
-          <w:lang w:val="en-US"/>
-        </w:rPr>
-      </w:pPr>
-      <w:r>
-        <w:rPr>
-          <w:lang w:val="en-US"/>
-        </w:rPr>
-        <w:t>S</w:t>
-      </w:r>
-      <w:r>
-        <w:rPr>
-          <w:lang w:val="en-US"/>
-        </w:rPr>
-        <w:t xml:space="preserve">au khi máy chủ có địa chỉ IP này nhận được yêu cầu nó sẽ trả về </w:t>
-      </w:r>
-      <w:r>
-        <w:rPr>
-          <w:lang w:val="en-US"/>
-        </w:rPr>
-        <w:t>HTML, CSS, JS cho trình duyệt Web của bạn</w:t>
-      </w:r>
-    </w:p>
-    <w:p>
-      <w:pPr>
-        <w:pStyle w:val="ListParagraph"/>
-        <w:numPr>
-          <w:ilvl w:val="0"/>
-          <w:numId w:val="2"/>
-        </w:numPr>
-        <w:rPr>
-          <w:lang w:val="en-US"/>
-        </w:rPr>
-      </w:pPr>
-      <w:r>
-        <w:rPr>
-          <w:lang w:val="en-US"/>
-        </w:rPr>
-        <w:t>Có thể nhập trực tiếp địa chỉ IP lên trình duyệt Web để gửi yêu cầu nhưng đa số sẽ bị chặn</w:t>
-      </w:r>
-    </w:p>
-    <w:p>
-      <w:pPr>
-        <w:pStyle w:val="ListParagraph"/>
-        <w:numPr>
-          <w:ilvl w:val="0"/>
-          <w:numId w:val="6"/>
-        </w:numPr>
-        <w:rPr>
-          <w:lang w:val="en-US"/>
-        </w:rPr>
-      </w:pPr>
-      <w:r>
-        <w:rPr>
-          <w:lang w:val="en-US"/>
-        </w:rPr>
-        <w:t>Cách thức hoạt động của Front End và Back End?</w:t>
-      </w:r>
-    </w:p>
-    <w:p>
-      <w:pPr>
-        <w:pStyle w:val="ListParagraph"/>
-        <w:numPr>
-          <w:ilvl w:val="0"/>
-          <w:numId w:val="2"/>
-        </w:numPr>
-        <w:rPr>
-          <w:lang w:val="en-US"/>
-        </w:rPr>
-      </w:pPr>
-      <w:r>
-        <w:rPr>
-          <w:lang w:val="en-US"/>
-        </w:rPr>
-        <w:t>Khi máy tính của bạn gửi yêu cầu lên Server, thì thực chất bạn đang gửi đến Port đang chạy Code Front End của Server, sau đó Front End sẽ gọi API tới 1 Port khác cũng trên Server đang chạy Back End, Port Back End trả về cơ sở dữ liệu cho Port Front End, sau đó Port Front End trả về HTML, CSS, … ứng với cơ sở dữ liệu nhận được từ Port Back End cho máy tính của bạn</w:t>
-      </w:r>
-    </w:p>
-    <w:p>
-      <w:pPr>
-        <w:pStyle w:val="ListParagraph"/>
-        <w:numPr>
-          <w:ilvl w:val="0"/>
-          <w:numId w:val="2"/>
-        </w:numPr>
-        <w:rPr>
-          <w:lang w:val="en-US"/>
-        </w:rPr>
-      </w:pPr>
-      <w:r>
-        <w:rPr>
-          <w:lang w:val="en-US"/>
-        </w:rPr>
-        <w:t xml:space="preserve">Khi Code Front End thì bạn không cần quan tâm Back End nó viết kiểu gì, chỉ cần quan tâm là thằng Back End sau khi làm phần Code của nó, nó sẽ đưa lên 1 Server tại 1 Port nào đó để chạy, và thằng Back End nó sẽ đưa cho bạn 1 cái API để bạn gọi tới Port này yêu cầu cơ sở dữ liệu, bạn cứ Code Front End như bình thường rồi đưa lên 1 Server nào đó với 1 Port nào đó khác với Back End để </w:t>
-      </w:r>
-      <w:r>
-        <w:rPr>
-          <w:lang w:val="en-US"/>
-        </w:rPr>
-        <w:lastRenderedPageBreak/>
-        <w:t>chạy, người dùng truy cập Web của bạn là đang gửi yêu cầu đến máy chủ Front End</w:t>
+        <w:t>Khi bạn nhập “file:///C:/Bar/foo.txt” lên trình duyệt thì nó sẽ hiển thị nội dung File có đường dẫn “/C:/Bar/foo.txt” trong máy tính của bạn lên trình duyệt, dấu “/” đằng trước “C” đại diện cho thư mục gốc của máy tính</w:t>
       </w:r>
       <w:bookmarkStart w:id="0" w:name="_GoBack"/>
       <w:bookmarkEnd w:id="0"/>
+    </w:p>
+    <w:p>
+      <w:pPr>
+        <w:rPr>
+          <w:lang w:val="en-US"/>
+        </w:rPr>
+      </w:pPr>
+    </w:p>
+    <w:p>
+      <w:pPr>
+        <w:rPr>
+          <w:lang w:val="en-US"/>
+        </w:rPr>
+      </w:pPr>
+      <w:r>
+        <w:rPr>
+          <w:lang w:val="en-US"/>
+        </w:rPr>
+        <w:t>Devices – Các Thiết Bị:</w:t>
+      </w:r>
+    </w:p>
+    <w:p>
+      <w:pPr>
+        <w:pStyle w:val="ListParagraph"/>
+        <w:numPr>
+          <w:ilvl w:val="0"/>
+          <w:numId w:val="3"/>
+        </w:numPr>
+        <w:rPr>
+          <w:lang w:val="en-US"/>
+        </w:rPr>
+      </w:pPr>
+      <w:r>
+        <w:rPr>
+          <w:lang w:val="en-US"/>
+        </w:rPr>
+        <w:t xml:space="preserve">Cáp </w:t>
+      </w:r>
+      <w:r>
+        <w:rPr>
+          <w:lang w:val="en-US"/>
+        </w:rPr>
+        <w:t>Đồng Trục Là Gì?</w:t>
+      </w:r>
+    </w:p>
+    <w:p>
+      <w:pPr>
+        <w:pStyle w:val="ListParagraph"/>
+        <w:numPr>
+          <w:ilvl w:val="0"/>
+          <w:numId w:val="2"/>
+        </w:numPr>
+        <w:rPr>
+          <w:lang w:val="en-US"/>
+        </w:rPr>
+      </w:pPr>
+      <w:r>
+        <w:rPr>
+          <w:lang w:val="en-US"/>
+        </w:rPr>
+        <w:t>Dây cáp có lõi = đồng, tiếp theo là lớp cách điện, tiếp theo là lớp chống nhiễu = lưới bện đồng, ngoài cùng là nhựa PVC</w:t>
+      </w:r>
+    </w:p>
+    <w:p>
+      <w:pPr>
+        <w:pStyle w:val="ListParagraph"/>
+        <w:numPr>
+          <w:ilvl w:val="0"/>
+          <w:numId w:val="2"/>
+        </w:numPr>
+        <w:rPr>
+          <w:lang w:val="en-US"/>
+        </w:rPr>
+      </w:pPr>
+      <w:r>
+        <w:rPr>
+          <w:lang w:val="en-US"/>
+        </w:rPr>
+        <w:t>Đồng trục là vì các lớp cùng có 1 trục hình học chung</w:t>
+      </w:r>
+    </w:p>
+    <w:p>
+      <w:pPr>
+        <w:pStyle w:val="ListParagraph"/>
+        <w:numPr>
+          <w:ilvl w:val="0"/>
+          <w:numId w:val="2"/>
+        </w:numPr>
+        <w:rPr>
+          <w:lang w:val="en-US"/>
+        </w:rPr>
+      </w:pPr>
+      <w:r>
+        <w:rPr>
+          <w:lang w:val="en-US"/>
+        </w:rPr>
+        <w:t>Đầu cắm dạng hình trụ</w:t>
+      </w:r>
+    </w:p>
+    <w:p>
+      <w:pPr>
+        <w:pStyle w:val="ListParagraph"/>
+        <w:numPr>
+          <w:ilvl w:val="0"/>
+          <w:numId w:val="3"/>
+        </w:numPr>
+        <w:rPr>
+          <w:lang w:val="en-US"/>
+        </w:rPr>
+      </w:pPr>
+      <w:r>
+        <w:rPr>
+          <w:lang w:val="en-US"/>
+        </w:rPr>
+        <w:t xml:space="preserve">Cáp </w:t>
+      </w:r>
+      <w:r>
+        <w:rPr>
+          <w:lang w:val="en-US"/>
+        </w:rPr>
+        <w:t>Quang Là Gì?</w:t>
+      </w:r>
+    </w:p>
+    <w:p>
+      <w:pPr>
+        <w:pStyle w:val="ListParagraph"/>
+        <w:numPr>
+          <w:ilvl w:val="0"/>
+          <w:numId w:val="2"/>
+        </w:numPr>
+        <w:rPr>
+          <w:lang w:val="en-US"/>
+        </w:rPr>
+      </w:pPr>
+      <w:r>
+        <w:rPr>
+          <w:lang w:val="en-US"/>
+        </w:rPr>
+        <w:t>Dây cáp có lõi là nhựa thủy tinh bọc lớp phản quang, tiếp theo là lớp cách điện, tiếp theo là lớp chống nhiễu và cuối cùng là lớp nhựa cao su</w:t>
+      </w:r>
+    </w:p>
+    <w:p>
+      <w:pPr>
+        <w:pStyle w:val="ListParagraph"/>
+        <w:numPr>
+          <w:ilvl w:val="0"/>
+          <w:numId w:val="2"/>
+        </w:numPr>
+        <w:rPr>
+          <w:lang w:val="en-US"/>
+        </w:rPr>
+      </w:pPr>
+      <w:r>
+        <w:rPr>
+          <w:lang w:val="en-US"/>
+        </w:rPr>
+        <w:t>Đầu cắm dạng hình trụ</w:t>
+      </w:r>
+    </w:p>
+    <w:p>
+      <w:pPr>
+        <w:pStyle w:val="ListParagraph"/>
+        <w:numPr>
+          <w:ilvl w:val="0"/>
+          <w:numId w:val="2"/>
+        </w:numPr>
+        <w:rPr>
+          <w:lang w:val="en-US"/>
+        </w:rPr>
+      </w:pPr>
+      <w:r>
+        <w:rPr>
+          <w:lang w:val="en-US"/>
+        </w:rPr>
+        <w:t>Tia sáng phản chiếu qua lại trong cáp quang chỉ có biên sóng là A và B tương ứng 0 và 1</w:t>
+      </w:r>
+    </w:p>
+    <w:p>
+      <w:pPr>
+        <w:pStyle w:val="ListParagraph"/>
+        <w:numPr>
+          <w:ilvl w:val="0"/>
+          <w:numId w:val="3"/>
+        </w:numPr>
+        <w:rPr>
+          <w:lang w:val="en-US"/>
+        </w:rPr>
+      </w:pPr>
+      <w:r>
+        <w:rPr>
+          <w:lang w:val="en-US"/>
+        </w:rPr>
+        <w:t xml:space="preserve">Cáp </w:t>
+      </w:r>
+      <w:r>
+        <w:rPr>
+          <w:lang w:val="en-US"/>
+        </w:rPr>
+        <w:t>Xoắn Đôi (</w:t>
+      </w:r>
+      <w:r>
+        <w:rPr>
+          <w:lang w:val="en-US"/>
+        </w:rPr>
+        <w:t>UTP</w:t>
+      </w:r>
+      <w:r>
+        <w:rPr>
+          <w:lang w:val="en-US"/>
+        </w:rPr>
+        <w:t>) Là Gì?</w:t>
+      </w:r>
+    </w:p>
+    <w:p>
+      <w:pPr>
+        <w:pStyle w:val="ListParagraph"/>
+        <w:numPr>
+          <w:ilvl w:val="0"/>
+          <w:numId w:val="2"/>
+        </w:numPr>
+        <w:rPr>
+          <w:lang w:val="en-US"/>
+        </w:rPr>
+      </w:pPr>
+      <w:r>
+        <w:rPr>
+          <w:lang w:val="en-US"/>
+        </w:rPr>
+        <w:t>Dây cáp có 4 cặp dây, mỗi dây đồng được bọc lớp cách điện, mỗi cặp thì lại xoắn lại như DNA và có màu khác nhau, bên ngoài là vỏ bọc chung</w:t>
+      </w:r>
+    </w:p>
+    <w:p>
+      <w:pPr>
+        <w:pStyle w:val="ListParagraph"/>
+        <w:numPr>
+          <w:ilvl w:val="0"/>
+          <w:numId w:val="2"/>
+        </w:numPr>
+        <w:rPr>
+          <w:lang w:val="en-US"/>
+        </w:rPr>
+      </w:pPr>
+      <w:r>
+        <w:rPr>
+          <w:lang w:val="en-US"/>
+        </w:rPr>
+        <w:t>Xoắn lại để chống nhiễu thông tin</w:t>
+      </w:r>
+    </w:p>
+    <w:p>
+      <w:pPr>
+        <w:pStyle w:val="ListParagraph"/>
+        <w:numPr>
+          <w:ilvl w:val="0"/>
+          <w:numId w:val="2"/>
+        </w:numPr>
+        <w:rPr>
+          <w:lang w:val="en-US"/>
+        </w:rPr>
+      </w:pPr>
+      <w:r>
+        <w:rPr>
+          <w:lang w:val="en-US"/>
+        </w:rPr>
+        <w:t xml:space="preserve">Đầu cắm dạng hình hộp chữ nhật </w:t>
+      </w:r>
+    </w:p>
+    <w:p>
+      <w:pPr>
+        <w:pStyle w:val="ListParagraph"/>
+        <w:numPr>
+          <w:ilvl w:val="0"/>
+          <w:numId w:val="3"/>
+        </w:numPr>
+        <w:rPr>
+          <w:lang w:val="en-US"/>
+        </w:rPr>
+      </w:pPr>
+      <w:r>
+        <w:rPr>
+          <w:lang w:val="en-US"/>
+        </w:rPr>
+        <w:t xml:space="preserve">Ethernet </w:t>
+      </w:r>
+      <w:r>
+        <w:rPr>
+          <w:lang w:val="en-US"/>
+        </w:rPr>
+        <w:t>Là Gì?</w:t>
+      </w:r>
+    </w:p>
+    <w:p>
+      <w:pPr>
+        <w:pStyle w:val="ListParagraph"/>
+        <w:numPr>
+          <w:ilvl w:val="0"/>
+          <w:numId w:val="2"/>
+        </w:numPr>
+        <w:rPr>
+          <w:lang w:val="en-US"/>
+        </w:rPr>
+      </w:pPr>
+      <w:r>
+        <w:rPr>
+          <w:lang w:val="en-US"/>
+        </w:rPr>
+        <w:t>Là 1 công nghệ mạng giúp truyền dữ liệu giữa các thiết bị trong mạng LAN</w:t>
+      </w:r>
+    </w:p>
+    <w:p>
+      <w:pPr>
+        <w:pStyle w:val="ListParagraph"/>
+        <w:numPr>
+          <w:ilvl w:val="0"/>
+          <w:numId w:val="2"/>
+        </w:numPr>
+        <w:rPr>
+          <w:lang w:val="en-US"/>
+        </w:rPr>
+      </w:pPr>
+      <w:r>
+        <w:rPr>
+          <w:lang w:val="en-US"/>
+        </w:rPr>
+        <w:t>Giao thức Ethernet bao gồm</w:t>
+      </w:r>
+    </w:p>
+    <w:p>
+      <w:pPr>
+        <w:pStyle w:val="ListParagraph"/>
+        <w:numPr>
+          <w:ilvl w:val="0"/>
+          <w:numId w:val="2"/>
+        </w:numPr>
+        <w:rPr>
+          <w:lang w:val="en-US"/>
+        </w:rPr>
+      </w:pPr>
+      <w:r>
+        <w:rPr>
+          <w:lang w:val="en-US"/>
+        </w:rPr>
+        <w:t xml:space="preserve">Quy tắc kết nối giữa các thiết bị = cáp đồng trục, cáp quang hoặc cáp </w:t>
+      </w:r>
+      <w:r>
+        <w:rPr>
+          <w:lang w:val="en-US"/>
+        </w:rPr>
+        <w:t>xoắn đôi</w:t>
+      </w:r>
+    </w:p>
+    <w:p>
+      <w:pPr>
+        <w:pStyle w:val="ListParagraph"/>
+        <w:numPr>
+          <w:ilvl w:val="0"/>
+          <w:numId w:val="2"/>
+        </w:numPr>
+        <w:rPr>
+          <w:lang w:val="en-US"/>
+        </w:rPr>
+      </w:pPr>
+      <w:r>
+        <w:rPr>
+          <w:lang w:val="en-US"/>
+        </w:rPr>
+        <w:t>Quy tắc xác định địa chỉ nguồn và đích để định vị thiết bị</w:t>
+      </w:r>
+    </w:p>
+    <w:p>
+      <w:pPr>
+        <w:pStyle w:val="ListParagraph"/>
+        <w:numPr>
+          <w:ilvl w:val="0"/>
+          <w:numId w:val="3"/>
+        </w:numPr>
+        <w:rPr>
+          <w:lang w:val="en-US"/>
+        </w:rPr>
+      </w:pPr>
+      <w:r>
+        <w:rPr>
+          <w:lang w:val="en-US"/>
+        </w:rPr>
+        <w:t xml:space="preserve">Card </w:t>
+      </w:r>
+      <w:r>
+        <w:rPr>
+          <w:lang w:val="en-US"/>
+        </w:rPr>
+        <w:t>Mạng (</w:t>
+      </w:r>
+      <w:r>
+        <w:rPr>
+          <w:lang w:val="en-US"/>
+        </w:rPr>
+        <w:t>Ethernet Controller</w:t>
+      </w:r>
+      <w:r>
+        <w:rPr>
+          <w:lang w:val="en-US"/>
+        </w:rPr>
+        <w:t>) Là Gì?</w:t>
+      </w:r>
+    </w:p>
+    <w:p>
+      <w:pPr>
+        <w:pStyle w:val="ListParagraph"/>
+        <w:numPr>
+          <w:ilvl w:val="0"/>
+          <w:numId w:val="2"/>
+        </w:numPr>
+        <w:rPr>
+          <w:lang w:val="en-US"/>
+        </w:rPr>
+      </w:pPr>
+      <w:r>
+        <w:rPr>
+          <w:lang w:val="en-US"/>
+        </w:rPr>
+        <w:t>Là 1 bảng mạch được tích hợp sẵn trong bo mạch chủ của máy tính, nó nối trực tiếp với cổng Ethernet trên Case máy tính</w:t>
+      </w:r>
+    </w:p>
+    <w:p>
+      <w:pPr>
+        <w:pStyle w:val="ListParagraph"/>
+        <w:numPr>
+          <w:ilvl w:val="0"/>
+          <w:numId w:val="2"/>
+        </w:numPr>
+        <w:rPr>
+          <w:lang w:val="en-US"/>
+        </w:rPr>
+      </w:pPr>
+      <w:r>
+        <w:rPr>
+          <w:lang w:val="en-US"/>
+        </w:rPr>
+        <w:t>Máy tính Muốn kết nối với Internet thì phải dùng 1 dây cáp Ethernet 1 đầu gắn vào cổng Ethernet trên Case rồi đầu kia gắn vào cổng Ethernet trên Modem hoặc Router, sau đó hệ điều hành sẽ tự động cài đặt Driver cho Card mạng, việc tiếp theo là truy cập Internet</w:t>
+      </w:r>
+    </w:p>
+    <w:p>
+      <w:pPr>
+        <w:pStyle w:val="ListParagraph"/>
+        <w:numPr>
+          <w:ilvl w:val="0"/>
+          <w:numId w:val="3"/>
+        </w:numPr>
+        <w:rPr>
+          <w:lang w:val="en-US"/>
+        </w:rPr>
+      </w:pPr>
+      <w:r>
+        <w:rPr>
+          <w:lang w:val="en-US"/>
+        </w:rPr>
+        <w:t xml:space="preserve">Modem </w:t>
+      </w:r>
+      <w:r>
+        <w:rPr>
+          <w:lang w:val="en-US"/>
+        </w:rPr>
+        <w:t>Là Gì?</w:t>
+      </w:r>
+    </w:p>
+    <w:p>
+      <w:pPr>
+        <w:pStyle w:val="ListParagraph"/>
+        <w:numPr>
+          <w:ilvl w:val="0"/>
+          <w:numId w:val="2"/>
+        </w:numPr>
+        <w:rPr>
+          <w:lang w:val="en-US"/>
+        </w:rPr>
+      </w:pPr>
+      <w:r>
+        <w:rPr>
+          <w:lang w:val="en-US"/>
+        </w:rPr>
+        <w:t>Giả sử nhà mạng cung cấp cho ta 1 cái ổ cắm, cắm vào ổ này là truy cập vào ổ này là truy cập được Internet, khi đó Modem sẽ là thiết bị đầu tiên cắm vào ổ này = cáp Ethernet</w:t>
+      </w:r>
+    </w:p>
+    <w:p>
+      <w:pPr>
+        <w:pStyle w:val="ListParagraph"/>
+        <w:numPr>
+          <w:ilvl w:val="0"/>
+          <w:numId w:val="2"/>
+        </w:numPr>
+        <w:rPr>
+          <w:lang w:val="en-US"/>
+        </w:rPr>
+      </w:pPr>
+      <w:r>
+        <w:rPr>
+          <w:lang w:val="en-US"/>
+        </w:rPr>
+        <w:t>Trên Modem chỉ có 1 cổng Ethernet duy nhất để nối với 1 thiết bị khác giúp thiết bị này truy cập được Internet</w:t>
+      </w:r>
+    </w:p>
+    <w:p>
+      <w:pPr>
+        <w:pStyle w:val="ListParagraph"/>
+        <w:numPr>
+          <w:ilvl w:val="0"/>
+          <w:numId w:val="3"/>
+        </w:numPr>
+        <w:rPr>
+          <w:lang w:val="en-US"/>
+        </w:rPr>
+      </w:pPr>
+      <w:r>
+        <w:rPr>
+          <w:lang w:val="en-US"/>
+        </w:rPr>
+        <w:t xml:space="preserve">Tại </w:t>
+      </w:r>
+      <w:r>
+        <w:rPr>
+          <w:lang w:val="en-US"/>
+        </w:rPr>
+        <w:t xml:space="preserve">Sao Cần </w:t>
+      </w:r>
+      <w:r>
+        <w:rPr>
+          <w:lang w:val="en-US"/>
+        </w:rPr>
+        <w:t xml:space="preserve">Modem </w:t>
+      </w:r>
+      <w:r>
+        <w:rPr>
+          <w:lang w:val="en-US"/>
+        </w:rPr>
+        <w:t>Mà Không Nối Trực Tiếp Máy Tính Vào Ổ Do Nhà Mạng Cung Cấp?</w:t>
+      </w:r>
+    </w:p>
+    <w:p>
+      <w:pPr>
+        <w:pStyle w:val="ListParagraph"/>
+        <w:numPr>
+          <w:ilvl w:val="0"/>
+          <w:numId w:val="2"/>
+        </w:numPr>
+        <w:rPr>
+          <w:lang w:val="en-US"/>
+        </w:rPr>
+      </w:pPr>
+      <w:r>
+        <w:rPr>
+          <w:lang w:val="en-US"/>
+        </w:rPr>
+        <w:t>Vì tín hiệu Internet sử dụng là Analog, trong khi máy tính sử dụng tín hiệu Digital, Modem có tác dụng chuyển đổi tín hiệu Analog sang Digital khi Internet gửi tin cho máy tính, và chuyển tín hiệu Digital sang Analog khi máy tính gửi tin vào Internet</w:t>
+      </w:r>
+    </w:p>
+    <w:p>
+      <w:pPr>
+        <w:pStyle w:val="ListParagraph"/>
+        <w:numPr>
+          <w:ilvl w:val="0"/>
+          <w:numId w:val="3"/>
+        </w:numPr>
+        <w:rPr>
+          <w:lang w:val="en-US"/>
+        </w:rPr>
+      </w:pPr>
+      <w:r>
+        <w:rPr>
+          <w:lang w:val="en-US"/>
+        </w:rPr>
+        <w:t xml:space="preserve">Router </w:t>
+      </w:r>
+      <w:r>
+        <w:rPr>
+          <w:lang w:val="en-US"/>
+        </w:rPr>
+        <w:t>Là Gì?</w:t>
+      </w:r>
+    </w:p>
+    <w:p>
+      <w:pPr>
+        <w:pStyle w:val="ListParagraph"/>
+        <w:numPr>
+          <w:ilvl w:val="0"/>
+          <w:numId w:val="2"/>
+        </w:numPr>
+        <w:rPr>
+          <w:lang w:val="en-US"/>
+        </w:rPr>
+      </w:pPr>
+      <w:r>
+        <w:rPr>
+          <w:lang w:val="en-US"/>
+        </w:rPr>
+        <w:lastRenderedPageBreak/>
+        <w:t>Vì nếu chỉ dùng Modem thì chỉ có duy nhất 1 thiết bị truy cập được Internet, nên phải dùng Router để giúp nhiều thiết bị truy cập Internet</w:t>
+      </w:r>
+    </w:p>
+    <w:p>
+      <w:pPr>
+        <w:pStyle w:val="ListParagraph"/>
+        <w:numPr>
+          <w:ilvl w:val="0"/>
+          <w:numId w:val="2"/>
+        </w:numPr>
+        <w:rPr>
+          <w:lang w:val="en-US"/>
+        </w:rPr>
+      </w:pPr>
+      <w:r>
+        <w:rPr>
+          <w:lang w:val="en-US"/>
+        </w:rPr>
+        <w:t>Nối Router với Modem = cáp Ethernet, sau đó nối các thiết bị có dây vào cổng trên Router = cáp Ethernet, các thiết bị không dây thì khỏi cần vì Router phát ra Wifi, như vậy tất cả thiết bị có thể truy cập Internet</w:t>
+      </w:r>
+    </w:p>
+    <w:p>
+      <w:pPr>
+        <w:pStyle w:val="ListParagraph"/>
+        <w:numPr>
+          <w:ilvl w:val="0"/>
+          <w:numId w:val="3"/>
+        </w:numPr>
+        <w:rPr>
+          <w:lang w:val="en-US"/>
+        </w:rPr>
+      </w:pPr>
+      <w:r>
+        <w:rPr>
+          <w:lang w:val="en-US"/>
+        </w:rPr>
+        <w:t xml:space="preserve">Modem Wifi </w:t>
+      </w:r>
+      <w:r>
+        <w:rPr>
+          <w:lang w:val="en-US"/>
+        </w:rPr>
+        <w:t>Là Gì?</w:t>
+      </w:r>
+    </w:p>
+    <w:p>
+      <w:pPr>
+        <w:pStyle w:val="ListParagraph"/>
+        <w:numPr>
+          <w:ilvl w:val="0"/>
+          <w:numId w:val="2"/>
+        </w:numPr>
+        <w:rPr>
+          <w:lang w:val="en-US"/>
+        </w:rPr>
+      </w:pPr>
+      <w:r>
+        <w:rPr>
+          <w:lang w:val="en-US"/>
+        </w:rPr>
+        <w:t>Là Modem tích hợp cả Router, nhiều thiết bị có thể kết nối với Modem này thay vì 1 như trước kia</w:t>
+      </w:r>
+    </w:p>
+    <w:p>
+      <w:pPr>
+        <w:pStyle w:val="ListParagraph"/>
+        <w:numPr>
+          <w:ilvl w:val="0"/>
+          <w:numId w:val="3"/>
+        </w:numPr>
+        <w:rPr>
+          <w:lang w:val="en-US"/>
+        </w:rPr>
+      </w:pPr>
+      <w:r>
+        <w:rPr>
+          <w:lang w:val="en-US"/>
+        </w:rPr>
+        <w:t>Server Là Gì?</w:t>
+      </w:r>
+    </w:p>
+    <w:p>
+      <w:pPr>
+        <w:pStyle w:val="ListParagraph"/>
+        <w:numPr>
+          <w:ilvl w:val="0"/>
+          <w:numId w:val="2"/>
+        </w:numPr>
+        <w:rPr>
+          <w:lang w:val="en-US"/>
+        </w:rPr>
+      </w:pPr>
+      <w:r>
+        <w:rPr>
+          <w:lang w:val="en-US"/>
+        </w:rPr>
+        <w:t>Là 1 Host cực mạnh được cấu hình đặc biệt để lưu trữ tài nguyên như cơ sở dữ liệu, các tệp tin, ứng dụng, ...</w:t>
+      </w:r>
+    </w:p>
+    <w:p>
+      <w:pPr>
+        <w:pStyle w:val="ListParagraph"/>
+        <w:numPr>
+          <w:ilvl w:val="0"/>
+          <w:numId w:val="2"/>
+        </w:numPr>
+        <w:rPr>
+          <w:lang w:val="en-US"/>
+        </w:rPr>
+      </w:pPr>
+      <w:r>
+        <w:rPr>
+          <w:lang w:val="en-US"/>
+        </w:rPr>
+        <w:t>Có nhiệm vụ phân phát tài nguyên cho các Host con kết nối với nó khi có yêu cầu</w:t>
+      </w:r>
+    </w:p>
+    <w:p>
+      <w:pPr>
+        <w:rPr>
+          <w:lang w:val="en-US"/>
+        </w:rPr>
+      </w:pPr>
+    </w:p>
+    <w:p>
+      <w:pPr>
+        <w:rPr>
+          <w:lang w:val="en-US"/>
+        </w:rPr>
+      </w:pPr>
+      <w:r>
+        <w:rPr>
+          <w:lang w:val="en-US"/>
+        </w:rPr>
+        <w:t>Web:</w:t>
+      </w:r>
+    </w:p>
+    <w:p>
+      <w:pPr>
+        <w:pStyle w:val="ListParagraph"/>
+        <w:numPr>
+          <w:ilvl w:val="0"/>
+          <w:numId w:val="6"/>
+        </w:numPr>
+        <w:rPr>
+          <w:lang w:val="en-US"/>
+        </w:rPr>
+      </w:pPr>
+      <w:r>
+        <w:rPr>
+          <w:lang w:val="en-US"/>
+        </w:rPr>
+        <w:t>Tên Miền Là Gì?</w:t>
+      </w:r>
+    </w:p>
+    <w:p>
+      <w:pPr>
+        <w:pStyle w:val="ListParagraph"/>
+        <w:numPr>
+          <w:ilvl w:val="0"/>
+          <w:numId w:val="2"/>
+        </w:numPr>
+        <w:rPr>
+          <w:lang w:val="en-US"/>
+        </w:rPr>
+      </w:pPr>
+      <w:r>
+        <w:rPr>
+          <w:lang w:val="en-US"/>
+        </w:rPr>
+        <w:t>Khi truy cập vào 1 trang Web, phần chữ trên thanh tìm kiếm, sau “https://” là tên miền</w:t>
+      </w:r>
+    </w:p>
+    <w:p>
+      <w:pPr>
+        <w:pStyle w:val="ListParagraph"/>
+        <w:numPr>
+          <w:ilvl w:val="0"/>
+          <w:numId w:val="6"/>
+        </w:numPr>
+        <w:rPr>
+          <w:lang w:val="en-US"/>
+        </w:rPr>
+      </w:pPr>
+      <w:r>
+        <w:rPr>
+          <w:lang w:val="en-US"/>
+        </w:rPr>
+        <w:t>Cơ Chế Của Trình Duyện Web?</w:t>
+      </w:r>
+    </w:p>
+    <w:p>
+      <w:pPr>
+        <w:pStyle w:val="ListParagraph"/>
+        <w:numPr>
+          <w:ilvl w:val="0"/>
+          <w:numId w:val="2"/>
+        </w:numPr>
+        <w:rPr>
+          <w:lang w:val="en-US"/>
+        </w:rPr>
+      </w:pPr>
+      <w:r>
+        <w:rPr>
+          <w:lang w:val="en-US"/>
+        </w:rPr>
+        <w:t xml:space="preserve">Khi bạn nhập địa chỉ Web dưới dạng tên </w:t>
+      </w:r>
+      <w:r>
+        <w:rPr>
+          <w:lang w:val="en-US"/>
+        </w:rPr>
+        <w:t xml:space="preserve">miền </w:t>
+      </w:r>
+      <w:r>
+        <w:rPr>
+          <w:lang w:val="en-US"/>
+        </w:rPr>
+        <w:t xml:space="preserve">vào thanh tìm kiếm rồi nhấn Enter, </w:t>
+      </w:r>
+      <w:r>
+        <w:rPr>
+          <w:lang w:val="en-US"/>
+        </w:rPr>
+        <w:t xml:space="preserve">đầu tiên trình duyệt Web sẽ lục soát trên Cache máy tính, nếu đã có 1 ánh xạ tên miền bạn nhập với địa chỉ IP tương ứng thì máy tính của bạn sẽ nhận được địa chỉ IP đó luôn, nếu không, </w:t>
+      </w:r>
+      <w:r>
+        <w:rPr>
+          <w:lang w:val="en-US"/>
+        </w:rPr>
+        <w:t>máy tính của bạn sẽ gửi 1 yêu cầu thông qua Internet  đế</w:t>
+      </w:r>
+      <w:r>
+        <w:rPr>
+          <w:lang w:val="en-US"/>
+        </w:rPr>
+        <w:t>n 1 DNS Resolver gần nhấ</w:t>
+      </w:r>
+      <w:r>
+        <w:rPr>
+          <w:lang w:val="en-US"/>
+        </w:rPr>
+        <w:t xml:space="preserve">t, </w:t>
+      </w:r>
+      <w:r>
+        <w:rPr>
+          <w:lang w:val="en-US"/>
+        </w:rPr>
+        <w:t>địa chỉ IP của DNS Resolver này được nhà mạng cấp cho</w:t>
+      </w:r>
+    </w:p>
+    <w:p>
+      <w:pPr>
+        <w:pStyle w:val="ListParagraph"/>
+        <w:numPr>
+          <w:ilvl w:val="0"/>
+          <w:numId w:val="2"/>
+        </w:numPr>
+        <w:rPr>
+          <w:lang w:val="en-US"/>
+        </w:rPr>
+      </w:pPr>
+      <w:r>
+        <w:rPr>
+          <w:lang w:val="en-US"/>
+        </w:rPr>
+        <w:t>S</w:t>
+      </w:r>
+      <w:r>
+        <w:rPr>
+          <w:lang w:val="en-US"/>
+        </w:rPr>
+        <w:t>au đó DNS Resolver lục soát Cache của nó, nếu đã có 1 ánh xạ tên miền bạn nhập với địa chỉ IP tương ứng thì nó trả về địa chỉ IP của trang Web cho máy tính của bạn luôn, nếu không, nó sẽ gửi yêu cầu lên Root Server gần nhất, có nhiệm vụ xác định phần đuôi của tên miền, ví dụ “.com”,</w:t>
+      </w:r>
+      <w:r>
+        <w:rPr>
+          <w:lang w:val="en-US"/>
+        </w:rPr>
+        <w:t xml:space="preserve"> và gửi địa chỉ IP của TLD Server ứng với phần đuôi “.com” lại cho DNS Resolver, sau đó DNS Resolver</w:t>
+      </w:r>
+      <w:r>
+        <w:rPr>
+          <w:lang w:val="en-US"/>
+        </w:rPr>
+        <w:t xml:space="preserve"> </w:t>
+      </w:r>
+      <w:r>
+        <w:rPr>
+          <w:lang w:val="en-US"/>
+        </w:rPr>
+        <w:t xml:space="preserve">gửi yêu cầu đến TLD Server này, </w:t>
+      </w:r>
+      <w:r>
+        <w:rPr>
+          <w:lang w:val="en-US"/>
+        </w:rPr>
+        <w:t>TLD Server này sẽ phân tích toàn bộ tên miền, ví dụ “foo.com”, rồi trả về địa chỉ IP của Authoritative Name Server tương ứng với địa chỉ IP này</w:t>
+      </w:r>
+      <w:r>
+        <w:rPr>
+          <w:lang w:val="en-US"/>
+        </w:rPr>
+        <w:t xml:space="preserve"> cho DNS Resolver và DNS Resolver lại tiếp tục gửi yêu cầu cho địa chỉ IP này, khi nhận được yêu cầu thì Authoritative Name Server sẽ lục soát trong đống ánh xạ của nó để tìm địa chỉ IP tương ứng với tên miền và trả về địa chỉ</w:t>
+      </w:r>
+      <w:r>
+        <w:rPr>
+          <w:lang w:val="en-US"/>
+        </w:rPr>
+        <w:t xml:space="preserve"> IP đó cho DNS Resolver</w:t>
+      </w:r>
+    </w:p>
+    <w:p>
+      <w:pPr>
+        <w:pStyle w:val="ListParagraph"/>
+        <w:numPr>
+          <w:ilvl w:val="0"/>
+          <w:numId w:val="2"/>
+        </w:numPr>
+        <w:rPr>
+          <w:lang w:val="en-US"/>
+        </w:rPr>
+      </w:pPr>
+      <w:r>
+        <w:rPr>
+          <w:lang w:val="en-US"/>
+        </w:rPr>
+        <w:t>S</w:t>
+      </w:r>
+      <w:r>
+        <w:rPr>
+          <w:lang w:val="en-US"/>
+        </w:rPr>
+        <w:t>au đó DNS Resolver lưu lại địa chỉ nhận được vào Cache của nó và đồng thời gửi cho máy tính của bạn, máy tính của bạn sau đó sẽ lưu lại địa chỉ IP này vào Cache và đồng thời gửi yêu cầu đến địa chỉ IP này</w:t>
+      </w:r>
+    </w:p>
+    <w:p>
+      <w:pPr>
+        <w:pStyle w:val="ListParagraph"/>
+        <w:numPr>
+          <w:ilvl w:val="0"/>
+          <w:numId w:val="2"/>
+        </w:numPr>
+        <w:rPr>
+          <w:lang w:val="en-US"/>
+        </w:rPr>
+      </w:pPr>
+      <w:r>
+        <w:rPr>
+          <w:lang w:val="en-US"/>
+        </w:rPr>
+        <w:t>S</w:t>
+      </w:r>
+      <w:r>
+        <w:rPr>
+          <w:lang w:val="en-US"/>
+        </w:rPr>
+        <w:t xml:space="preserve">au khi máy chủ có địa chỉ IP này nhận được yêu cầu nó sẽ trả về </w:t>
+      </w:r>
+      <w:r>
+        <w:rPr>
+          <w:lang w:val="en-US"/>
+        </w:rPr>
+        <w:t>HTML, CSS, JS cho trình duyệt Web của bạn</w:t>
+      </w:r>
+    </w:p>
+    <w:p>
+      <w:pPr>
+        <w:pStyle w:val="ListParagraph"/>
+        <w:numPr>
+          <w:ilvl w:val="0"/>
+          <w:numId w:val="2"/>
+        </w:numPr>
+        <w:rPr>
+          <w:lang w:val="en-US"/>
+        </w:rPr>
+      </w:pPr>
+      <w:r>
+        <w:rPr>
+          <w:lang w:val="en-US"/>
+        </w:rPr>
+        <w:t>Có thể nhập trực tiếp địa chỉ IP lên trình duyệt Web để gửi yêu cầu nhưng đa số sẽ bị chặn</w:t>
+      </w:r>
+    </w:p>
+    <w:p>
+      <w:pPr>
+        <w:pStyle w:val="ListParagraph"/>
+        <w:numPr>
+          <w:ilvl w:val="0"/>
+          <w:numId w:val="6"/>
+        </w:numPr>
+        <w:rPr>
+          <w:lang w:val="en-US"/>
+        </w:rPr>
+      </w:pPr>
+      <w:r>
+        <w:rPr>
+          <w:lang w:val="en-US"/>
+        </w:rPr>
+        <w:t>Cách thức hoạt động của Front End và Back End?</w:t>
+      </w:r>
+    </w:p>
+    <w:p>
+      <w:pPr>
+        <w:pStyle w:val="ListParagraph"/>
+        <w:numPr>
+          <w:ilvl w:val="0"/>
+          <w:numId w:val="2"/>
+        </w:numPr>
+        <w:rPr>
+          <w:lang w:val="en-US"/>
+        </w:rPr>
+      </w:pPr>
+      <w:r>
+        <w:rPr>
+          <w:lang w:val="en-US"/>
+        </w:rPr>
+        <w:t xml:space="preserve">Khi máy tính của bạn gửi yêu cầu lên Server, thì thực chất bạn đang gửi đến Port đang chạy Code Front End của Server, sau đó Front End sẽ gọi API tới 1 Port </w:t>
+      </w:r>
+      <w:r>
+        <w:rPr>
+          <w:lang w:val="en-US"/>
+        </w:rPr>
+        <w:lastRenderedPageBreak/>
+        <w:t>khác cũng trên Server đang chạy Back End, Port Back End trả về cơ sở dữ liệu cho Port Front End, sau đó Port Front End trả về HTML, CSS, … ứng với cơ sở dữ liệu nhận được từ Port Back End cho máy tính của bạn</w:t>
+      </w:r>
+    </w:p>
+    <w:p>
+      <w:pPr>
+        <w:pStyle w:val="ListParagraph"/>
+        <w:numPr>
+          <w:ilvl w:val="0"/>
+          <w:numId w:val="2"/>
+        </w:numPr>
+        <w:rPr>
+          <w:lang w:val="en-US"/>
+        </w:rPr>
+      </w:pPr>
+      <w:r>
+        <w:rPr>
+          <w:lang w:val="en-US"/>
+        </w:rPr>
+        <w:t>Khi Code Front End thì bạn không cần quan tâm Back End nó viết kiểu gì, chỉ cần quan tâm là thằng Back End sau khi làm phần Code của nó, nó sẽ đưa lên 1 Server tại 1 Port nào đó để chạy, và thằng Back End nó sẽ đưa cho bạn 1 cái API để bạn gọi tới Port này yêu cầu cơ sở dữ liệu, bạn cứ Code Front End như bình thường rồi đưa lên 1 Server nào đó với 1 Port nào đó khác với Back End để chạy, người dùng truy cập Web của bạn là đang gửi yêu cầu đến máy chủ Front End</w:t>
+      </w:r>
     </w:p>
     <w:p>
       <w:pPr>

--- a/hacking.docx
+++ b/hacking.docx
@@ -1,6 +1,6 @@
 
 <file path=word/document.xml><?xml version="1.0" encoding="utf-8"?>
-<w:document xmlns:wpc="http://schemas.microsoft.com/office/word/2010/wordprocessingCanvas" xmlns:mc="http://schemas.openxmlformats.org/markup-compatibility/2006" xmlns:o="urn:schemas-microsoft-com:office:office" xmlns:r="http://schemas.openxmlformats.org/officeDocument/2006/relationships" xmlns:m="http://schemas.openxmlformats.org/officeDocument/2006/math" xmlns:v="urn:schemas-microsoft-com:vml" xmlns:wp14="http://schemas.microsoft.com/office/word/2010/wordprocessingDrawing" xmlns:wp="http://schemas.openxmlformats.org/drawingml/2006/wordprocessingDrawing" xmlns:w10="urn:schemas-microsoft-com:office:word" xmlns:w="http://schemas.openxmlformats.org/wordprocessingml/2006/main" xmlns:w14="http://schemas.microsoft.com/office/word/2010/wordml" xmlns:wpg="http://schemas.microsoft.com/office/word/2010/wordprocessingGroup" xmlns:wpi="http://schemas.microsoft.com/office/word/2010/wordprocessingInk" xmlns:wne="http://schemas.microsoft.com/office/word/2006/wordml" xmlns:wps="http://schemas.microsoft.com/office/word/2010/wordprocessingShape" mc:Ignorable="w14 wp14">
+<w:document xmlns:wpc="http://schemas.microsoft.com/office/word/2010/wordprocessingCanvas" xmlns:cx="http://schemas.microsoft.com/office/drawing/2014/chartex" xmlns:cx1="http://schemas.microsoft.com/office/drawing/2015/9/8/chartex" xmlns:cx2="http://schemas.microsoft.com/office/drawing/2015/10/21/chartex" xmlns:cx3="http://schemas.microsoft.com/office/drawing/2016/5/9/chartex" xmlns:cx4="http://schemas.microsoft.com/office/drawing/2016/5/10/chartex" xmlns:cx5="http://schemas.microsoft.com/office/drawing/2016/5/11/chartex" xmlns:cx6="http://schemas.microsoft.com/office/drawing/2016/5/12/chartex" xmlns:cx7="http://schemas.microsoft.com/office/drawing/2016/5/13/chartex" xmlns:cx8="http://schemas.microsoft.com/office/drawing/2016/5/14/chartex" xmlns:mc="http://schemas.openxmlformats.org/markup-compatibility/2006" xmlns:aink="http://schemas.microsoft.com/office/drawing/2016/ink" xmlns:am3d="http://schemas.microsoft.com/office/drawing/2017/model3d" xmlns:o="urn:schemas-microsoft-com:office:office" xmlns:oel="http://schemas.microsoft.com/office/2019/extlst" xmlns:r="http://schemas.openxmlformats.org/officeDocument/2006/relationships" xmlns:m="http://schemas.openxmlformats.org/officeDocument/2006/math" xmlns:v="urn:schemas-microsoft-com:vml" xmlns:wp14="http://schemas.microsoft.com/office/word/2010/wordprocessingDrawing" xmlns:wp="http://schemas.openxmlformats.org/drawingml/2006/wordprocessingDrawing" xmlns:w10="urn:schemas-microsoft-com:office:word" xmlns:w="http://schemas.openxmlformats.org/wordprocessingml/2006/main" xmlns:w14="http://schemas.microsoft.com/office/word/2010/wordml" xmlns:w15="http://schemas.microsoft.com/office/word/2012/wordml" xmlns:w16cex="http://schemas.microsoft.com/office/word/2018/wordml/cex" xmlns:w16cid="http://schemas.microsoft.com/office/word/2016/wordml/cid" xmlns:w16="http://schemas.microsoft.com/office/word/2018/wordml" xmlns:w16sdtdh="http://schemas.microsoft.com/office/word/2020/wordml/sdtdatahash" xmlns:w16se="http://schemas.microsoft.com/office/word/2015/wordml/symex" xmlns:wpg="http://schemas.microsoft.com/office/word/2010/wordprocessingGroup" xmlns:wpi="http://schemas.microsoft.com/office/word/2010/wordprocessingInk" xmlns:wne="http://schemas.microsoft.com/office/word/2006/wordml" xmlns:wps="http://schemas.microsoft.com/office/word/2010/wordprocessingShape" mc:Ignorable="w14 w15 w16se w16cid w16 w16cex w16sdtdh wp14">
   <w:body>
     <w:p>
       <w:pPr>
@@ -1340,7 +1340,7 @@
           <w:lang w:val="en-US"/>
         </w:rPr>
       </w:pPr>
-      <w:hyperlink r:id="rId6" w:history="1">
+      <w:hyperlink r:id="rId5" w:history="1">
         <w:r>
           <w:rPr>
             <w:rStyle w:val="Hyperlink"/>
@@ -2065,8 +2065,6 @@
         <w:lastRenderedPageBreak/>
         <w:t>Khi bạn nhập “file:///C:/Bar/foo.txt” lên trình duyệt thì nó sẽ hiển thị nội dung File có đường dẫn “/C:/Bar/foo.txt” trong máy tính của bạn lên trình duyệt, dấu “/” đằng trước “C” đại diện cho thư mục gốc của máy tính</w:t>
       </w:r>
-      <w:bookmarkStart w:id="0" w:name="_GoBack"/>
-      <w:bookmarkEnd w:id="0"/>
     </w:p>
     <w:p>
       <w:pPr>
@@ -3302,6 +3300,257 @@
           <w:lang w:val="en-US"/>
         </w:rPr>
         <w:t>Khi máy khách gửi yêu cầu với phương thức Post, máy chủ sẽ nhận yêu cầu và thêm 1 bản ghi do người dùng nhập vào, thêm bản ghi như nào thì do lập trình viên Back End quy định</w:t>
+      </w:r>
+    </w:p>
+    <w:p>
+      <w:pPr>
+        <w:rPr>
+          <w:lang w:val="en-US"/>
+        </w:rPr>
+      </w:pPr>
+    </w:p>
+    <w:p>
+      <w:pPr>
+        <w:rPr>
+          <w:lang w:val="en-US"/>
+        </w:rPr>
+      </w:pPr>
+      <w:r>
+        <w:rPr>
+          <w:lang w:val="en-US"/>
+        </w:rPr>
+        <w:t>Anti Virus:</w:t>
+      </w:r>
+    </w:p>
+    <w:p>
+      <w:pPr>
+        <w:pStyle w:val="ListParagraph"/>
+        <w:numPr>
+          <w:ilvl w:val="0"/>
+          <w:numId w:val="7"/>
+        </w:numPr>
+        <w:rPr>
+          <w:lang w:val="en-US"/>
+        </w:rPr>
+      </w:pPr>
+      <w:r>
+        <w:rPr>
+          <w:lang w:val="en-US"/>
+        </w:rPr>
+        <w:t>Tường Lửa (Firewall)?</w:t>
+      </w:r>
+    </w:p>
+    <w:p>
+      <w:pPr>
+        <w:pStyle w:val="ListParagraph"/>
+        <w:numPr>
+          <w:ilvl w:val="0"/>
+          <w:numId w:val="2"/>
+        </w:numPr>
+        <w:rPr>
+          <w:lang w:val="en-US"/>
+        </w:rPr>
+      </w:pPr>
+      <w:r>
+        <w:rPr>
+          <w:lang w:val="en-US"/>
+        </w:rPr>
+        <w:t>Bản chất là 1 tấm lá chắn đặt trước máy tính của bạn</w:t>
+      </w:r>
+    </w:p>
+    <w:p>
+      <w:pPr>
+        <w:pStyle w:val="ListParagraph"/>
+        <w:numPr>
+          <w:ilvl w:val="0"/>
+          <w:numId w:val="2"/>
+        </w:numPr>
+        <w:rPr>
+          <w:lang w:val="en-US"/>
+        </w:rPr>
+      </w:pPr>
+      <w:r>
+        <w:rPr>
+          <w:lang w:val="en-US"/>
+        </w:rPr>
+        <w:t xml:space="preserve">Khi có dữ liệu truyền tới máy tính của bạn, có thể là từ Internet, nó phải qua tường lửa trước, khi này, tường lửa sẽ lọc dữ liệu nào được gửi đến máy của bạn, dữ liệu nào không </w:t>
+      </w:r>
+    </w:p>
+    <w:p>
+      <w:pPr>
+        <w:pStyle w:val="ListParagraph"/>
+        <w:numPr>
+          <w:ilvl w:val="0"/>
+          <w:numId w:val="7"/>
+        </w:numPr>
+        <w:rPr>
+          <w:lang w:val="en-US"/>
+        </w:rPr>
+      </w:pPr>
+      <w:r>
+        <w:rPr>
+          <w:lang w:val="en-US"/>
+        </w:rPr>
+        <w:t xml:space="preserve">Các Loại </w:t>
+      </w:r>
+      <w:r>
+        <w:rPr>
+          <w:lang w:val="en-US"/>
+        </w:rPr>
+        <w:t>Phần Mềm?</w:t>
+      </w:r>
+    </w:p>
+    <w:p>
+      <w:pPr>
+        <w:pStyle w:val="ListParagraph"/>
+        <w:numPr>
+          <w:ilvl w:val="0"/>
+          <w:numId w:val="2"/>
+        </w:numPr>
+        <w:rPr>
+          <w:lang w:val="en-US"/>
+        </w:rPr>
+      </w:pPr>
+      <w:r>
+        <w:rPr>
+          <w:lang w:val="en-US"/>
+        </w:rPr>
+        <w:t>Software = phần mềm cấp cao</w:t>
+      </w:r>
+    </w:p>
+    <w:p>
+      <w:pPr>
+        <w:pStyle w:val="ListParagraph"/>
+        <w:numPr>
+          <w:ilvl w:val="0"/>
+          <w:numId w:val="2"/>
+        </w:numPr>
+        <w:rPr>
+          <w:lang w:val="en-US"/>
+        </w:rPr>
+      </w:pPr>
+      <w:r>
+        <w:rPr>
+          <w:lang w:val="en-US"/>
+        </w:rPr>
+        <w:t>Firmware = phần mềm cấp thấp (cố định trong vi xử lí)</w:t>
+      </w:r>
+    </w:p>
+    <w:p>
+      <w:pPr>
+        <w:pStyle w:val="ListParagraph"/>
+        <w:numPr>
+          <w:ilvl w:val="0"/>
+          <w:numId w:val="2"/>
+        </w:numPr>
+        <w:rPr>
+          <w:lang w:val="en-US"/>
+        </w:rPr>
+      </w:pPr>
+      <w:r>
+        <w:rPr>
+          <w:lang w:val="en-US"/>
+        </w:rPr>
+        <w:t>Malware = phần mềm độc hại</w:t>
+      </w:r>
+    </w:p>
+    <w:p>
+      <w:pPr>
+        <w:pStyle w:val="ListParagraph"/>
+        <w:numPr>
+          <w:ilvl w:val="0"/>
+          <w:numId w:val="2"/>
+        </w:numPr>
+        <w:rPr>
+          <w:lang w:val="en-US"/>
+        </w:rPr>
+      </w:pPr>
+      <w:r>
+        <w:rPr>
+          <w:lang w:val="en-US"/>
+        </w:rPr>
+        <w:t>Freeware = phần mềm miễn phí (phải đáp ứng 1 số điều kiện)</w:t>
+      </w:r>
+    </w:p>
+    <w:p>
+      <w:pPr>
+        <w:pStyle w:val="ListParagraph"/>
+        <w:numPr>
+          <w:ilvl w:val="0"/>
+          <w:numId w:val="2"/>
+        </w:numPr>
+        <w:rPr>
+          <w:lang w:val="en-US"/>
+        </w:rPr>
+      </w:pPr>
+      <w:r>
+        <w:rPr>
+          <w:lang w:val="en-US"/>
+        </w:rPr>
+        <w:t xml:space="preserve">Shareware = </w:t>
+      </w:r>
+      <w:r>
+        <w:rPr>
+          <w:lang w:val="en-US"/>
+        </w:rPr>
+        <w:t>phần mềm độc quyền (ban đầu cho dùng thử sau tính phí)</w:t>
+      </w:r>
+    </w:p>
+    <w:p>
+      <w:pPr>
+        <w:rPr>
+          <w:lang w:val="en-US"/>
+        </w:rPr>
+      </w:pPr>
+    </w:p>
+    <w:p>
+      <w:pPr>
+        <w:rPr>
+          <w:lang w:val="en-US"/>
+        </w:rPr>
+      </w:pPr>
+      <w:r>
+        <w:rPr>
+          <w:lang w:val="en-US"/>
+        </w:rPr>
+        <w:t>Event – Sự Kiện:</w:t>
+      </w:r>
+    </w:p>
+    <w:p>
+      <w:pPr>
+        <w:pStyle w:val="ListParagraph"/>
+        <w:numPr>
+          <w:ilvl w:val="0"/>
+          <w:numId w:val="8"/>
+        </w:numPr>
+        <w:rPr>
+          <w:lang w:val="en-US"/>
+        </w:rPr>
+      </w:pPr>
+      <w:r>
+        <w:rPr>
+          <w:lang w:val="en-US"/>
+        </w:rPr>
+        <w:t>Việt Nam Có Internet Khi Nào?</w:t>
+      </w:r>
+    </w:p>
+    <w:p>
+      <w:pPr>
+        <w:pStyle w:val="ListParagraph"/>
+        <w:numPr>
+          <w:ilvl w:val="0"/>
+          <w:numId w:val="2"/>
+        </w:numPr>
+        <w:rPr>
+          <w:lang w:val="en-US"/>
+        </w:rPr>
+      </w:pPr>
+      <w:r>
+        <w:rPr>
+          <w:lang w:val="en-US"/>
+        </w:rPr>
+        <w:lastRenderedPageBreak/>
+        <w:t>1997</w:t>
       </w:r>
     </w:p>
     <w:sectPr>
@@ -3315,8 +3564,8 @@
 </file>
 
 <file path=word/numbering.xml><?xml version="1.0" encoding="utf-8"?>
-<w:numbering xmlns:wpc="http://schemas.microsoft.com/office/word/2010/wordprocessingCanvas" xmlns:mc="http://schemas.openxmlformats.org/markup-compatibility/2006" xmlns:o="urn:schemas-microsoft-com:office:office" xmlns:r="http://schemas.openxmlformats.org/officeDocument/2006/relationships" xmlns:m="http://schemas.openxmlformats.org/officeDocument/2006/math" xmlns:v="urn:schemas-microsoft-com:vml" xmlns:wp14="http://schemas.microsoft.com/office/word/2010/wordprocessingDrawing" xmlns:wp="http://schemas.openxmlformats.org/drawingml/2006/wordprocessingDrawing" xmlns:w10="urn:schemas-microsoft-com:office:word" xmlns:w="http://schemas.openxmlformats.org/wordprocessingml/2006/main" xmlns:w14="http://schemas.microsoft.com/office/word/2010/wordml" xmlns:wpg="http://schemas.microsoft.com/office/word/2010/wordprocessingGroup" xmlns:wpi="http://schemas.microsoft.com/office/word/2010/wordprocessingInk" xmlns:wne="http://schemas.microsoft.com/office/word/2006/wordml" xmlns:wps="http://schemas.microsoft.com/office/word/2010/wordprocessingShape" mc:Ignorable="w14 wp14">
-  <w:abstractNum w:abstractNumId="0">
+<w:numbering xmlns:wpc="http://schemas.microsoft.com/office/word/2010/wordprocessingCanvas" xmlns:cx="http://schemas.microsoft.com/office/drawing/2014/chartex" xmlns:cx1="http://schemas.microsoft.com/office/drawing/2015/9/8/chartex" xmlns:cx2="http://schemas.microsoft.com/office/drawing/2015/10/21/chartex" xmlns:cx3="http://schemas.microsoft.com/office/drawing/2016/5/9/chartex" xmlns:cx4="http://schemas.microsoft.com/office/drawing/2016/5/10/chartex" xmlns:cx5="http://schemas.microsoft.com/office/drawing/2016/5/11/chartex" xmlns:cx6="http://schemas.microsoft.com/office/drawing/2016/5/12/chartex" xmlns:cx7="http://schemas.microsoft.com/office/drawing/2016/5/13/chartex" xmlns:cx8="http://schemas.microsoft.com/office/drawing/2016/5/14/chartex" xmlns:mc="http://schemas.openxmlformats.org/markup-compatibility/2006" xmlns:aink="http://schemas.microsoft.com/office/drawing/2016/ink" xmlns:am3d="http://schemas.microsoft.com/office/drawing/2017/model3d" xmlns:o="urn:schemas-microsoft-com:office:office" xmlns:oel="http://schemas.microsoft.com/office/2019/extlst" xmlns:r="http://schemas.openxmlformats.org/officeDocument/2006/relationships" xmlns:m="http://schemas.openxmlformats.org/officeDocument/2006/math" xmlns:v="urn:schemas-microsoft-com:vml" xmlns:wp14="http://schemas.microsoft.com/office/word/2010/wordprocessingDrawing" xmlns:wp="http://schemas.openxmlformats.org/drawingml/2006/wordprocessingDrawing" xmlns:w10="urn:schemas-microsoft-com:office:word" xmlns:w="http://schemas.openxmlformats.org/wordprocessingml/2006/main" xmlns:w14="http://schemas.microsoft.com/office/word/2010/wordml" xmlns:w15="http://schemas.microsoft.com/office/word/2012/wordml" xmlns:w16cex="http://schemas.microsoft.com/office/word/2018/wordml/cex" xmlns:w16cid="http://schemas.microsoft.com/office/word/2016/wordml/cid" xmlns:w16="http://schemas.microsoft.com/office/word/2018/wordml" xmlns:w16sdtdh="http://schemas.microsoft.com/office/word/2020/wordml/sdtdatahash" xmlns:w16se="http://schemas.microsoft.com/office/word/2015/wordml/symex" xmlns:wpg="http://schemas.microsoft.com/office/word/2010/wordprocessingGroup" xmlns:wpi="http://schemas.microsoft.com/office/word/2010/wordprocessingInk" xmlns:wne="http://schemas.microsoft.com/office/word/2006/wordml" xmlns:wps="http://schemas.microsoft.com/office/word/2010/wordprocessingShape" mc:Ignorable="w14 w15 w16se w16cid w16 w16cex w16sdtdh wp14">
+  <w:abstractNum w:abstractNumId="0" w15:restartNumberingAfterBreak="0">
     <w:nsid w:val="020E0007"/>
     <w:multiLevelType w:val="hybridMultilevel"/>
     <w:tmpl w:val="FF948EEA"/>
@@ -3429,7 +3678,96 @@
       </w:rPr>
     </w:lvl>
   </w:abstractNum>
-  <w:abstractNum w:abstractNumId="1">
+  <w:abstractNum w:abstractNumId="1" w15:restartNumberingAfterBreak="0">
+    <w:nsid w:val="24754BB7"/>
+    <w:multiLevelType w:val="hybridMultilevel"/>
+    <w:tmpl w:val="3726F704"/>
+    <w:lvl w:ilvl="0" w:tplc="445CD670">
+      <w:start w:val="1"/>
+      <w:numFmt w:val="decimal"/>
+      <w:lvlText w:val="%1."/>
+      <w:lvlJc w:val="left"/>
+      <w:pPr>
+        <w:ind w:left="1080" w:hanging="360"/>
+      </w:pPr>
+      <w:rPr>
+        <w:rFonts w:hint="default"/>
+      </w:rPr>
+    </w:lvl>
+    <w:lvl w:ilvl="1" w:tplc="04090019" w:tentative="1">
+      <w:start w:val="1"/>
+      <w:numFmt w:val="lowerLetter"/>
+      <w:lvlText w:val="%2."/>
+      <w:lvlJc w:val="left"/>
+      <w:pPr>
+        <w:ind w:left="1800" w:hanging="360"/>
+      </w:pPr>
+    </w:lvl>
+    <w:lvl w:ilvl="2" w:tplc="0409001B" w:tentative="1">
+      <w:start w:val="1"/>
+      <w:numFmt w:val="lowerRoman"/>
+      <w:lvlText w:val="%3."/>
+      <w:lvlJc w:val="right"/>
+      <w:pPr>
+        <w:ind w:left="2520" w:hanging="180"/>
+      </w:pPr>
+    </w:lvl>
+    <w:lvl w:ilvl="3" w:tplc="0409000F" w:tentative="1">
+      <w:start w:val="1"/>
+      <w:numFmt w:val="decimal"/>
+      <w:lvlText w:val="%4."/>
+      <w:lvlJc w:val="left"/>
+      <w:pPr>
+        <w:ind w:left="3240" w:hanging="360"/>
+      </w:pPr>
+    </w:lvl>
+    <w:lvl w:ilvl="4" w:tplc="04090019" w:tentative="1">
+      <w:start w:val="1"/>
+      <w:numFmt w:val="lowerLetter"/>
+      <w:lvlText w:val="%5."/>
+      <w:lvlJc w:val="left"/>
+      <w:pPr>
+        <w:ind w:left="3960" w:hanging="360"/>
+      </w:pPr>
+    </w:lvl>
+    <w:lvl w:ilvl="5" w:tplc="0409001B" w:tentative="1">
+      <w:start w:val="1"/>
+      <w:numFmt w:val="lowerRoman"/>
+      <w:lvlText w:val="%6."/>
+      <w:lvlJc w:val="right"/>
+      <w:pPr>
+        <w:ind w:left="4680" w:hanging="180"/>
+      </w:pPr>
+    </w:lvl>
+    <w:lvl w:ilvl="6" w:tplc="0409000F" w:tentative="1">
+      <w:start w:val="1"/>
+      <w:numFmt w:val="decimal"/>
+      <w:lvlText w:val="%7."/>
+      <w:lvlJc w:val="left"/>
+      <w:pPr>
+        <w:ind w:left="5400" w:hanging="360"/>
+      </w:pPr>
+    </w:lvl>
+    <w:lvl w:ilvl="7" w:tplc="04090019" w:tentative="1">
+      <w:start w:val="1"/>
+      <w:numFmt w:val="lowerLetter"/>
+      <w:lvlText w:val="%8."/>
+      <w:lvlJc w:val="left"/>
+      <w:pPr>
+        <w:ind w:left="6120" w:hanging="360"/>
+      </w:pPr>
+    </w:lvl>
+    <w:lvl w:ilvl="8" w:tplc="0409001B" w:tentative="1">
+      <w:start w:val="1"/>
+      <w:numFmt w:val="lowerRoman"/>
+      <w:lvlText w:val="%9."/>
+      <w:lvlJc w:val="right"/>
+      <w:pPr>
+        <w:ind w:left="6840" w:hanging="180"/>
+      </w:pPr>
+    </w:lvl>
+  </w:abstractNum>
+  <w:abstractNum w:abstractNumId="2" w15:restartNumberingAfterBreak="0">
     <w:nsid w:val="35DA2242"/>
     <w:multiLevelType w:val="hybridMultilevel"/>
     <w:tmpl w:val="F2BCB3B6"/>
@@ -3518,7 +3856,7 @@
       </w:pPr>
     </w:lvl>
   </w:abstractNum>
-  <w:abstractNum w:abstractNumId="2">
+  <w:abstractNum w:abstractNumId="3" w15:restartNumberingAfterBreak="0">
     <w:nsid w:val="3C5955A9"/>
     <w:multiLevelType w:val="hybridMultilevel"/>
     <w:tmpl w:val="B0F061F4"/>
@@ -3607,7 +3945,7 @@
       </w:pPr>
     </w:lvl>
   </w:abstractNum>
-  <w:abstractNum w:abstractNumId="3">
+  <w:abstractNum w:abstractNumId="4" w15:restartNumberingAfterBreak="0">
     <w:nsid w:val="525547CB"/>
     <w:multiLevelType w:val="hybridMultilevel"/>
     <w:tmpl w:val="8E04D998"/>
@@ -3696,7 +4034,7 @@
       </w:pPr>
     </w:lvl>
   </w:abstractNum>
-  <w:abstractNum w:abstractNumId="4">
+  <w:abstractNum w:abstractNumId="5" w15:restartNumberingAfterBreak="0">
     <w:nsid w:val="57C5738B"/>
     <w:multiLevelType w:val="hybridMultilevel"/>
     <w:tmpl w:val="E02E020A"/>
@@ -3785,7 +4123,7 @@
       </w:pPr>
     </w:lvl>
   </w:abstractNum>
-  <w:abstractNum w:abstractNumId="5">
+  <w:abstractNum w:abstractNumId="6" w15:restartNumberingAfterBreak="0">
     <w:nsid w:val="664817E2"/>
     <w:multiLevelType w:val="hybridMultilevel"/>
     <w:tmpl w:val="9BEAF432"/>
@@ -3898,29 +4236,124 @@
       </w:rPr>
     </w:lvl>
   </w:abstractNum>
-  <w:num w:numId="1">
+  <w:abstractNum w:abstractNumId="7" w15:restartNumberingAfterBreak="0">
+    <w:nsid w:val="679A5575"/>
+    <w:multiLevelType w:val="hybridMultilevel"/>
+    <w:tmpl w:val="A0E2B060"/>
+    <w:lvl w:ilvl="0" w:tplc="A992B5C4">
+      <w:start w:val="1"/>
+      <w:numFmt w:val="decimal"/>
+      <w:lvlText w:val="%1."/>
+      <w:lvlJc w:val="left"/>
+      <w:pPr>
+        <w:ind w:left="1080" w:hanging="360"/>
+      </w:pPr>
+      <w:rPr>
+        <w:rFonts w:hint="default"/>
+      </w:rPr>
+    </w:lvl>
+    <w:lvl w:ilvl="1" w:tplc="04090019" w:tentative="1">
+      <w:start w:val="1"/>
+      <w:numFmt w:val="lowerLetter"/>
+      <w:lvlText w:val="%2."/>
+      <w:lvlJc w:val="left"/>
+      <w:pPr>
+        <w:ind w:left="1800" w:hanging="360"/>
+      </w:pPr>
+    </w:lvl>
+    <w:lvl w:ilvl="2" w:tplc="0409001B" w:tentative="1">
+      <w:start w:val="1"/>
+      <w:numFmt w:val="lowerRoman"/>
+      <w:lvlText w:val="%3."/>
+      <w:lvlJc w:val="right"/>
+      <w:pPr>
+        <w:ind w:left="2520" w:hanging="180"/>
+      </w:pPr>
+    </w:lvl>
+    <w:lvl w:ilvl="3" w:tplc="0409000F" w:tentative="1">
+      <w:start w:val="1"/>
+      <w:numFmt w:val="decimal"/>
+      <w:lvlText w:val="%4."/>
+      <w:lvlJc w:val="left"/>
+      <w:pPr>
+        <w:ind w:left="3240" w:hanging="360"/>
+      </w:pPr>
+    </w:lvl>
+    <w:lvl w:ilvl="4" w:tplc="04090019" w:tentative="1">
+      <w:start w:val="1"/>
+      <w:numFmt w:val="lowerLetter"/>
+      <w:lvlText w:val="%5."/>
+      <w:lvlJc w:val="left"/>
+      <w:pPr>
+        <w:ind w:left="3960" w:hanging="360"/>
+      </w:pPr>
+    </w:lvl>
+    <w:lvl w:ilvl="5" w:tplc="0409001B" w:tentative="1">
+      <w:start w:val="1"/>
+      <w:numFmt w:val="lowerRoman"/>
+      <w:lvlText w:val="%6."/>
+      <w:lvlJc w:val="right"/>
+      <w:pPr>
+        <w:ind w:left="4680" w:hanging="180"/>
+      </w:pPr>
+    </w:lvl>
+    <w:lvl w:ilvl="6" w:tplc="0409000F" w:tentative="1">
+      <w:start w:val="1"/>
+      <w:numFmt w:val="decimal"/>
+      <w:lvlText w:val="%7."/>
+      <w:lvlJc w:val="left"/>
+      <w:pPr>
+        <w:ind w:left="5400" w:hanging="360"/>
+      </w:pPr>
+    </w:lvl>
+    <w:lvl w:ilvl="7" w:tplc="04090019" w:tentative="1">
+      <w:start w:val="1"/>
+      <w:numFmt w:val="lowerLetter"/>
+      <w:lvlText w:val="%8."/>
+      <w:lvlJc w:val="left"/>
+      <w:pPr>
+        <w:ind w:left="6120" w:hanging="360"/>
+      </w:pPr>
+    </w:lvl>
+    <w:lvl w:ilvl="8" w:tplc="0409001B" w:tentative="1">
+      <w:start w:val="1"/>
+      <w:numFmt w:val="lowerRoman"/>
+      <w:lvlText w:val="%9."/>
+      <w:lvlJc w:val="right"/>
+      <w:pPr>
+        <w:ind w:left="6840" w:hanging="180"/>
+      </w:pPr>
+    </w:lvl>
+  </w:abstractNum>
+  <w:num w:numId="1" w16cid:durableId="169224961">
+    <w:abstractNumId w:val="5"/>
+  </w:num>
+  <w:num w:numId="2" w16cid:durableId="43219655">
+    <w:abstractNumId w:val="0"/>
+  </w:num>
+  <w:num w:numId="3" w16cid:durableId="1582451497">
+    <w:abstractNumId w:val="3"/>
+  </w:num>
+  <w:num w:numId="4" w16cid:durableId="457332431">
+    <w:abstractNumId w:val="2"/>
+  </w:num>
+  <w:num w:numId="5" w16cid:durableId="427505576">
+    <w:abstractNumId w:val="6"/>
+  </w:num>
+  <w:num w:numId="6" w16cid:durableId="163592631">
     <w:abstractNumId w:val="4"/>
   </w:num>
-  <w:num w:numId="2">
-    <w:abstractNumId w:val="0"/>
-  </w:num>
-  <w:num w:numId="3">
-    <w:abstractNumId w:val="2"/>
-  </w:num>
-  <w:num w:numId="4">
+  <w:num w:numId="7" w16cid:durableId="1532112589">
     <w:abstractNumId w:val="1"/>
   </w:num>
-  <w:num w:numId="5">
-    <w:abstractNumId w:val="5"/>
-  </w:num>
-  <w:num w:numId="6">
-    <w:abstractNumId w:val="3"/>
+  <w:num w:numId="8" w16cid:durableId="785541228">
+    <w:abstractNumId w:val="7"/>
   </w:num>
 </w:numbering>
 </file>
 
 <file path=word/styles.xml><?xml version="1.0" encoding="utf-8"?>
-<w:styles xmlns:mc="http://schemas.openxmlformats.org/markup-compatibility/2006" xmlns:r="http://schemas.openxmlformats.org/officeDocument/2006/relationships" xmlns:w="http://schemas.openxmlformats.org/wordprocessingml/2006/main" xmlns:w14="http://schemas.microsoft.com/office/word/2010/wordml" mc:Ignorable="w14">
+<w:styles xmlns:mc="http://schemas.openxmlformats.org/markup-compatibility/2006" xmlns:r="http://schemas.openxmlformats.org/officeDocument/2006/relationships" xmlns:w="http://schemas.openxmlformats.org/wordprocessingml/2006/main" xmlns:w14="http://schemas.microsoft.com/office/word/2010/wordml" xmlns:w15="http://schemas.microsoft.com/office/word/2012/wordml" xmlns:w16cex="http://schemas.microsoft.com/office/word/2018/wordml/cex" xmlns:w16cid="http://schemas.microsoft.com/office/word/2016/wordml/cid" xmlns:w16="http://schemas.microsoft.com/office/word/2018/wordml" xmlns:w16sdtdh="http://schemas.microsoft.com/office/word/2020/wordml/sdtdatahash" xmlns:w16se="http://schemas.microsoft.com/office/word/2015/wordml/symex" mc:Ignorable="w14 w15 w16se w16cid w16 w16cex w16sdtdh">
   <w:docDefaults>
     <w:rPrDefault>
       <w:rPr>
@@ -3936,368 +4369,383 @@
       </w:pPr>
     </w:pPrDefault>
   </w:docDefaults>
-  <w:latentStyles w:defLockedState="0" w:defUIPriority="99" w:defSemiHidden="1" w:defUnhideWhenUsed="1" w:defQFormat="0" w:count="267">
-    <w:lsdException w:name="Normal" w:semiHidden="0" w:uiPriority="0" w:unhideWhenUsed="0" w:qFormat="1"/>
-    <w:lsdException w:name="heading 1" w:semiHidden="0" w:uiPriority="9" w:unhideWhenUsed="0" w:qFormat="1"/>
-    <w:lsdException w:name="heading 2" w:uiPriority="9" w:qFormat="1"/>
-    <w:lsdException w:name="heading 3" w:uiPriority="9" w:qFormat="1"/>
-    <w:lsdException w:name="heading 4" w:uiPriority="9" w:qFormat="1"/>
-    <w:lsdException w:name="heading 5" w:uiPriority="9" w:qFormat="1"/>
-    <w:lsdException w:name="heading 6" w:uiPriority="9" w:qFormat="1"/>
-    <w:lsdException w:name="heading 7" w:uiPriority="9" w:qFormat="1"/>
-    <w:lsdException w:name="heading 8" w:uiPriority="9" w:qFormat="1"/>
-    <w:lsdException w:name="heading 9" w:uiPriority="9" w:qFormat="1"/>
-    <w:lsdException w:name="toc 1" w:uiPriority="39"/>
-    <w:lsdException w:name="toc 2" w:uiPriority="39"/>
-    <w:lsdException w:name="toc 3" w:uiPriority="39"/>
-    <w:lsdException w:name="toc 4" w:uiPriority="39"/>
-    <w:lsdException w:name="toc 5" w:uiPriority="39"/>
-    <w:lsdException w:name="toc 6" w:uiPriority="39"/>
-    <w:lsdException w:name="toc 7" w:uiPriority="39"/>
-    <w:lsdException w:name="toc 8" w:uiPriority="39"/>
-    <w:lsdException w:name="toc 9" w:uiPriority="39"/>
-    <w:lsdException w:name="caption" w:uiPriority="35" w:qFormat="1"/>
-    <w:lsdException w:name="Title" w:semiHidden="0" w:uiPriority="10" w:unhideWhenUsed="0" w:qFormat="1"/>
-    <w:lsdException w:name="Default Paragraph Font" w:uiPriority="1"/>
-    <w:lsdException w:name="Subtitle" w:semiHidden="0" w:uiPriority="11" w:unhideWhenUsed="0" w:qFormat="1"/>
-    <w:lsdException w:name="Strong" w:semiHidden="0" w:uiPriority="22" w:unhideWhenUsed="0" w:qFormat="1"/>
-    <w:lsdException w:name="Emphasis" w:semiHidden="0" w:uiPriority="20" w:unhideWhenUsed="0" w:qFormat="1"/>
-    <w:lsdException w:name="Table Grid" w:semiHidden="0" w:uiPriority="59" w:unhideWhenUsed="0"/>
-    <w:lsdException w:name="Placeholder Text" w:unhideWhenUsed="0"/>
-    <w:lsdException w:name="No Spacing" w:semiHidden="0" w:uiPriority="1" w:unhideWhenUsed="0" w:qFormat="1"/>
-    <w:lsdException w:name="Light Shading" w:semiHidden="0" w:uiPriority="60" w:unhideWhenUsed="0"/>
-    <w:lsdException w:name="Light List" w:semiHidden="0" w:uiPriority="61" w:unhideWhenUsed="0"/>
-    <w:lsdException w:name="Light Grid" w:semiHidden="0" w:uiPriority="62" w:unhideWhenUsed="0"/>
-    <w:lsdException w:name="Medium Shading 1" w:semiHidden="0" w:uiPriority="63" w:unhideWhenUsed="0"/>
-    <w:lsdException w:name="Medium Shading 2" w:semiHidden="0" w:uiPriority="64" w:unhideWhenUsed="0"/>
-    <w:lsdException w:name="Medium List 1" w:semiHidden="0" w:uiPriority="65" w:unhideWhenUsed="0"/>
-    <w:lsdException w:name="Medium List 2" w:semiHidden="0" w:uiPriority="66" w:unhideWhenUsed="0"/>
-    <w:lsdException w:name="Medium Grid 1" w:semiHidden="0" w:uiPriority="67" w:unhideWhenUsed="0"/>
-    <w:lsdException w:name="Medium Grid 2" w:semiHidden="0" w:uiPriority="68" w:unhideWhenUsed="0"/>
-    <w:lsdException w:name="Medium Grid 3" w:semiHidden="0" w:uiPriority="69" w:unhideWhenUsed="0"/>
-    <w:lsdException w:name="Dark List" w:semiHidden="0" w:uiPriority="70" w:unhideWhenUsed="0"/>
-    <w:lsdException w:name="Colorful Shading" w:semiHidden="0" w:uiPriority="71" w:unhideWhenUsed="0"/>
-    <w:lsdException w:name="Colorful List" w:semiHidden="0" w:uiPriority="72" w:unhideWhenUsed="0"/>
-    <w:lsdException w:name="Colorful Grid" w:semiHidden="0" w:uiPriority="73" w:unhideWhenUsed="0"/>
-    <w:lsdException w:name="Light Shading Accent 1" w:semiHidden="0" w:uiPriority="60" w:unhideWhenUsed="0"/>
-    <w:lsdException w:name="Light List Accent 1" w:semiHidden="0" w:uiPriority="61" w:unhideWhenUsed="0"/>
-    <w:lsdException w:name="Light Grid Accent 1" w:semiHidden="0" w:uiPriority="62" w:unhideWhenUsed="0"/>
-    <w:lsdException w:name="Medium Shading 1 Accent 1" w:semiHidden="0" w:uiPriority="63" w:unhideWhenUsed="0"/>
-    <w:lsdException w:name="Medium Shading 2 Accent 1" w:semiHidden="0" w:uiPriority="64" w:unhideWhenUsed="0"/>
-    <w:lsdException w:name="Medium List 1 Accent 1" w:semiHidden="0" w:uiPriority="65" w:unhideWhenUsed="0"/>
-    <w:lsdException w:name="Revision" w:unhideWhenUsed="0"/>
-    <w:lsdException w:name="List Paragraph" w:semiHidden="0" w:uiPriority="34" w:unhideWhenUsed="0" w:qFormat="1"/>
-    <w:lsdException w:name="Quote" w:semiHidden="0" w:uiPriority="29" w:unhideWhenUsed="0" w:qFormat="1"/>
-    <w:lsdException w:name="Intense Quote" w:semiHidden="0" w:uiPriority="30" w:unhideWhenUsed="0" w:qFormat="1"/>
-    <w:lsdException w:name="Medium List 2 Accent 1" w:semiHidden="0" w:uiPriority="66" w:unhideWhenUsed="0"/>
-    <w:lsdException w:name="Medium Grid 1 Accent 1" w:semiHidden="0" w:uiPriority="67" w:unhideWhenUsed="0"/>
-    <w:lsdException w:name="Medium Grid 2 Accent 1" w:semiHidden="0" w:uiPriority="68" w:unhideWhenUsed="0"/>
-    <w:lsdException w:name="Medium Grid 3 Accent 1" w:semiHidden="0" w:uiPriority="69" w:unhideWhenUsed="0"/>
-    <w:lsdException w:name="Dark List Accent 1" w:semiHidden="0" w:uiPriority="70" w:unhideWhenUsed="0"/>
-    <w:lsdException w:name="Colorful Shading Accent 1" w:semiHidden="0" w:uiPriority="71" w:unhideWhenUsed="0"/>
-    <w:lsdException w:name="Colorful List Accent 1" w:semiHidden="0" w:uiPriority="72" w:unhideWhenUsed="0"/>
-    <w:lsdException w:name="Colorful Grid Accent 1" w:semiHidden="0" w:uiPriority="73" w:unhideWhenUsed="0"/>
-    <w:lsdException w:name="Light Shading Accent 2" w:semiHidden="0" w:uiPriority="60" w:unhideWhenUsed="0"/>
-    <w:lsdException w:name="Light List Accent 2" w:semiHidden="0" w:uiPriority="61" w:unhideWhenUsed="0"/>
-    <w:lsdException w:name="Light Grid Accent 2" w:semiHidden="0" w:uiPriority="62" w:unhideWhenUsed="0"/>
-    <w:lsdException w:name="Medium Shading 1 Accent 2" w:semiHidden="0" w:uiPriority="63" w:unhideWhenUsed="0"/>
-    <w:lsdException w:name="Medium Shading 2 Accent 2" w:semiHidden="0" w:uiPriority="64" w:unhideWhenUsed="0"/>
-    <w:lsdException w:name="Medium List 1 Accent 2" w:semiHidden="0" w:uiPriority="65" w:unhideWhenUsed="0"/>
-    <w:lsdException w:name="Medium List 2 Accent 2" w:semiHidden="0" w:uiPriority="66" w:unhideWhenUsed="0"/>
-    <w:lsdException w:name="Medium Grid 1 Accent 2" w:semiHidden="0" w:uiPriority="67" w:unhideWhenUsed="0"/>
-    <w:lsdException w:name="Medium Grid 2 Accent 2" w:semiHidden="0" w:uiPriority="68" w:unhideWhenUsed="0"/>
-    <w:lsdException w:name="Medium Grid 3 Accent 2" w:semiHidden="0" w:uiPriority="69" w:unhideWhenUsed="0"/>
-    <w:lsdException w:name="Dark List Accent 2" w:semiHidden="0" w:uiPriority="70" w:unhideWhenUsed="0"/>
-    <w:lsdException w:name="Colorful Shading Accent 2" w:semiHidden="0" w:uiPriority="71" w:unhideWhenUsed="0"/>
-    <w:lsdException w:name="Colorful List Accent 2" w:semiHidden="0" w:uiPriority="72" w:unhideWhenUsed="0"/>
-    <w:lsdException w:name="Colorful Grid Accent 2" w:semiHidden="0" w:uiPriority="73" w:unhideWhenUsed="0"/>
-    <w:lsdException w:name="Light Shading Accent 3" w:semiHidden="0" w:uiPriority="60" w:unhideWhenUsed="0"/>
-    <w:lsdException w:name="Light List Accent 3" w:semiHidden="0" w:uiPriority="61" w:unhideWhenUsed="0"/>
-    <w:lsdException w:name="Light Grid Accent 3" w:semiHidden="0" w:uiPriority="62" w:unhideWhenUsed="0"/>
-    <w:lsdException w:name="Medium Shading 1 Accent 3" w:semiHidden="0" w:uiPriority="63" w:unhideWhenUsed="0"/>
-    <w:lsdException w:name="Medium Shading 2 Accent 3" w:semiHidden="0" w:uiPriority="64" w:unhideWhenUsed="0"/>
-    <w:lsdException w:name="Medium List 1 Accent 3" w:semiHidden="0" w:uiPriority="65" w:unhideWhenUsed="0"/>
-    <w:lsdException w:name="Medium List 2 Accent 3" w:semiHidden="0" w:uiPriority="66" w:unhideWhenUsed="0"/>
-    <w:lsdException w:name="Medium Grid 1 Accent 3" w:semiHidden="0" w:uiPriority="67" w:unhideWhenUsed="0"/>
-    <w:lsdException w:name="Medium Grid 2 Accent 3" w:semiHidden="0" w:uiPriority="68" w:unhideWhenUsed="0"/>
-    <w:lsdException w:name="Medium Grid 3 Accent 3" w:semiHidden="0" w:uiPriority="69" w:unhideWhenUsed="0"/>
-    <w:lsdException w:name="Dark List Accent 3" w:semiHidden="0" w:uiPriority="70" w:unhideWhenUsed="0"/>
-    <w:lsdException w:name="Colorful Shading Accent 3" w:semiHidden="0" w:uiPriority="71" w:unhideWhenUsed="0"/>
-    <w:lsdException w:name="Colorful List Accent 3" w:semiHidden="0" w:uiPriority="72" w:unhideWhenUsed="0"/>
-    <w:lsdException w:name="Colorful Grid Accent 3" w:semiHidden="0" w:uiPriority="73" w:unhideWhenUsed="0"/>
-    <w:lsdException w:name="Light Shading Accent 4" w:semiHidden="0" w:uiPriority="60" w:unhideWhenUsed="0"/>
-    <w:lsdException w:name="Light List Accent 4" w:semiHidden="0" w:uiPriority="61" w:unhideWhenUsed="0"/>
-    <w:lsdException w:name="Light Grid Accent 4" w:semiHidden="0" w:uiPriority="62" w:unhideWhenUsed="0"/>
-    <w:lsdException w:name="Medium Shading 1 Accent 4" w:semiHidden="0" w:uiPriority="63" w:unhideWhenUsed="0"/>
-    <w:lsdException w:name="Medium Shading 2 Accent 4" w:semiHidden="0" w:uiPriority="64" w:unhideWhenUsed="0"/>
-    <w:lsdException w:name="Medium List 1 Accent 4" w:semiHidden="0" w:uiPriority="65" w:unhideWhenUsed="0"/>
-    <w:lsdException w:name="Medium List 2 Accent 4" w:semiHidden="0" w:uiPriority="66" w:unhideWhenUsed="0"/>
-    <w:lsdException w:name="Medium Grid 1 Accent 4" w:semiHidden="0" w:uiPriority="67" w:unhideWhenUsed="0"/>
-    <w:lsdException w:name="Medium Grid 2 Accent 4" w:semiHidden="0" w:uiPriority="68" w:unhideWhenUsed="0"/>
-    <w:lsdException w:name="Medium Grid 3 Accent 4" w:semiHidden="0" w:uiPriority="69" w:unhideWhenUsed="0"/>
-    <w:lsdException w:name="Dark List Accent 4" w:semiHidden="0" w:uiPriority="70" w:unhideWhenUsed="0"/>
-    <w:lsdException w:name="Colorful Shading Accent 4" w:semiHidden="0" w:uiPriority="71" w:unhideWhenUsed="0"/>
-    <w:lsdException w:name="Colorful List Accent 4" w:semiHidden="0" w:uiPriority="72" w:unhideWhenUsed="0"/>
-    <w:lsdException w:name="Colorful Grid Accent 4" w:semiHidden="0" w:uiPriority="73" w:unhideWhenUsed="0"/>
-    <w:lsdException w:name="Light Shading Accent 5" w:semiHidden="0" w:uiPriority="60" w:unhideWhenUsed="0"/>
-    <w:lsdException w:name="Light List Accent 5" w:semiHidden="0" w:uiPriority="61" w:unhideWhenUsed="0"/>
-    <w:lsdException w:name="Light Grid Accent 5" w:semiHidden="0" w:uiPriority="62" w:unhideWhenUsed="0"/>
-    <w:lsdException w:name="Medium Shading 1 Accent 5" w:semiHidden="0" w:uiPriority="63" w:unhideWhenUsed="0"/>
-    <w:lsdException w:name="Medium Shading 2 Accent 5" w:semiHidden="0" w:uiPriority="64" w:unhideWhenUsed="0"/>
-    <w:lsdException w:name="Medium List 1 Accent 5" w:semiHidden="0" w:uiPriority="65" w:unhideWhenUsed="0"/>
-    <w:lsdException w:name="Medium List 2 Accent 5" w:semiHidden="0" w:uiPriority="66" w:unhideWhenUsed="0"/>
-    <w:lsdException w:name="Medium Grid 1 Accent 5" w:semiHidden="0" w:uiPriority="67" w:unhideWhenUsed="0"/>
-    <w:lsdException w:name="Medium Grid 2 Accent 5" w:semiHidden="0" w:uiPriority="68" w:unhideWhenUsed="0"/>
-    <w:lsdException w:name="Medium Grid 3 Accent 5" w:semiHidden="0" w:uiPriority="69" w:unhideWhenUsed="0"/>
-    <w:lsdException w:name="Dark List Accent 5" w:semiHidden="0" w:uiPriority="70" w:unhideWhenUsed="0"/>
-    <w:lsdException w:name="Colorful Shading Accent 5" w:semiHidden="0" w:uiPriority="71" w:unhideWhenUsed="0"/>
-    <w:lsdException w:name="Colorful List Accent 5" w:semiHidden="0" w:uiPriority="72" w:unhideWhenUsed="0"/>
-    <w:lsdException w:name="Colorful Grid Accent 5" w:semiHidden="0" w:uiPriority="73" w:unhideWhenUsed="0"/>
-    <w:lsdException w:name="Light Shading Accent 6" w:semiHidden="0" w:uiPriority="60" w:unhideWhenUsed="0"/>
-    <w:lsdException w:name="Light List Accent 6" w:semiHidden="0" w:uiPriority="61" w:unhideWhenUsed="0"/>
-    <w:lsdException w:name="Light Grid Accent 6" w:semiHidden="0" w:uiPriority="62" w:unhideWhenUsed="0"/>
-    <w:lsdException w:name="Medium Shading 1 Accent 6" w:semiHidden="0" w:uiPriority="63" w:unhideWhenUsed="0"/>
-    <w:lsdException w:name="Medium Shading 2 Accent 6" w:semiHidden="0" w:uiPriority="64" w:unhideWhenUsed="0"/>
-    <w:lsdException w:name="Medium List 1 Accent 6" w:semiHidden="0" w:uiPriority="65" w:unhideWhenUsed="0"/>
-    <w:lsdException w:name="Medium List 2 Accent 6" w:semiHidden="0" w:uiPriority="66" w:unhideWhenUsed="0"/>
-    <w:lsdException w:name="Medium Grid 1 Accent 6" w:semiHidden="0" w:uiPriority="67" w:unhideWhenUsed="0"/>
-    <w:lsdException w:name="Medium Grid 2 Accent 6" w:semiHidden="0" w:uiPriority="68" w:unhideWhenUsed="0"/>
-    <w:lsdException w:name="Medium Grid 3 Accent 6" w:semiHidden="0" w:uiPriority="69" w:unhideWhenUsed="0"/>
-    <w:lsdException w:name="Dark List Accent 6" w:semiHidden="0" w:uiPriority="70" w:unhideWhenUsed="0"/>
-    <w:lsdException w:name="Colorful Shading Accent 6" w:semiHidden="0" w:uiPriority="71" w:unhideWhenUsed="0"/>
-    <w:lsdException w:name="Colorful List Accent 6" w:semiHidden="0" w:uiPriority="72" w:unhideWhenUsed="0"/>
-    <w:lsdException w:name="Colorful Grid Accent 6" w:semiHidden="0" w:uiPriority="73" w:unhideWhenUsed="0"/>
-    <w:lsdException w:name="Subtle Emphasis" w:semiHidden="0" w:uiPriority="19" w:unhideWhenUsed="0" w:qFormat="1"/>
-    <w:lsdException w:name="Intense Emphasis" w:semiHidden="0" w:uiPriority="21" w:unhideWhenUsed="0" w:qFormat="1"/>
-    <w:lsdException w:name="Subtle Reference" w:semiHidden="0" w:uiPriority="31" w:unhideWhenUsed="0" w:qFormat="1"/>
-    <w:lsdException w:name="Intense Reference" w:semiHidden="0" w:uiPriority="32" w:unhideWhenUsed="0" w:qFormat="1"/>
-    <w:lsdException w:name="Book Title" w:semiHidden="0" w:uiPriority="33" w:unhideWhenUsed="0" w:qFormat="1"/>
-    <w:lsdException w:name="Bibliography" w:uiPriority="37"/>
-    <w:lsdException w:name="TOC Heading" w:uiPriority="39" w:qFormat="1"/>
-  </w:latentStyles>
-  <w:style w:type="paragraph" w:default="1" w:styleId="Normal">
-    <w:name w:val="Normal"/>
-    <w:qFormat/>
-  </w:style>
-  <w:style w:type="character" w:default="1" w:styleId="DefaultParagraphFont">
-    <w:name w:val="Default Paragraph Font"/>
-    <w:uiPriority w:val="1"/>
-    <w:semiHidden/>
-    <w:unhideWhenUsed/>
-  </w:style>
-  <w:style w:type="table" w:default="1" w:styleId="TableNormal">
-    <w:name w:val="Normal Table"/>
-    <w:uiPriority w:val="99"/>
-    <w:semiHidden/>
-    <w:unhideWhenUsed/>
-    <w:tblPr>
-      <w:tblInd w:w="0" w:type="dxa"/>
-      <w:tblCellMar>
-        <w:top w:w="0" w:type="dxa"/>
-        <w:left w:w="108" w:type="dxa"/>
-        <w:bottom w:w="0" w:type="dxa"/>
-        <w:right w:w="108" w:type="dxa"/>
-      </w:tblCellMar>
-    </w:tblPr>
-  </w:style>
-  <w:style w:type="numbering" w:default="1" w:styleId="NoList">
-    <w:name w:val="No List"/>
-    <w:uiPriority w:val="99"/>
-    <w:semiHidden/>
-    <w:unhideWhenUsed/>
-  </w:style>
-  <w:style w:type="paragraph" w:styleId="ListParagraph">
-    <w:name w:val="List Paragraph"/>
-    <w:basedOn w:val="Normal"/>
-    <w:uiPriority w:val="34"/>
-    <w:qFormat/>
-    <w:rsid w:val="00914AD1"/>
-    <w:pPr>
-      <w:ind w:left="720"/>
-      <w:contextualSpacing/>
-    </w:pPr>
-  </w:style>
-  <w:style w:type="character" w:styleId="Hyperlink">
-    <w:name w:val="Hyperlink"/>
-    <w:basedOn w:val="DefaultParagraphFont"/>
-    <w:uiPriority w:val="99"/>
-    <w:unhideWhenUsed/>
-    <w:rsid w:val="00B0753A"/>
-    <w:rPr>
-      <w:color w:val="0000FF" w:themeColor="hyperlink"/>
-      <w:u w:val="single"/>
-    </w:rPr>
-  </w:style>
-  <w:style w:type="character" w:styleId="FollowedHyperlink">
-    <w:name w:val="FollowedHyperlink"/>
-    <w:basedOn w:val="DefaultParagraphFont"/>
-    <w:uiPriority w:val="99"/>
-    <w:semiHidden/>
-    <w:unhideWhenUsed/>
-    <w:rsid w:val="00B0753A"/>
-    <w:rPr>
-      <w:color w:val="800080" w:themeColor="followedHyperlink"/>
-      <w:u w:val="single"/>
-    </w:rPr>
-  </w:style>
-</w:styles>
-</file>
-
-<file path=word/stylesWithEffects.xml><?xml version="1.0" encoding="utf-8"?>
-<w:styles xmlns:wpc="http://schemas.microsoft.com/office/word/2010/wordprocessingCanvas" xmlns:mc="http://schemas.openxmlformats.org/markup-compatibility/2006" xmlns:o="urn:schemas-microsoft-com:office:office" xmlns:r="http://schemas.openxmlformats.org/officeDocument/2006/relationships" xmlns:m="http://schemas.openxmlformats.org/officeDocument/2006/math" xmlns:v="urn:schemas-microsoft-com:vml" xmlns:wp14="http://schemas.microsoft.com/office/word/2010/wordprocessingDrawing" xmlns:wp="http://schemas.openxmlformats.org/drawingml/2006/wordprocessingDrawing" xmlns:w10="urn:schemas-microsoft-com:office:word" xmlns:w="http://schemas.openxmlformats.org/wordprocessingml/2006/main" xmlns:w14="http://schemas.microsoft.com/office/word/2010/wordml" xmlns:wpg="http://schemas.microsoft.com/office/word/2010/wordprocessingGroup" xmlns:wpi="http://schemas.microsoft.com/office/word/2010/wordprocessingInk" xmlns:wne="http://schemas.microsoft.com/office/word/2006/wordml" xmlns:wps="http://schemas.microsoft.com/office/word/2010/wordprocessingShape" mc:Ignorable="w14 wp14">
-  <w:docDefaults>
-    <w:rPrDefault>
-      <w:rPr>
-        <w:rFonts w:asciiTheme="minorHAnsi" w:eastAsiaTheme="minorHAnsi" w:hAnsiTheme="minorHAnsi" w:cstheme="minorBidi"/>
-        <w:sz w:val="22"/>
-        <w:szCs w:val="22"/>
-        <w:lang w:val="vi-VN" w:eastAsia="en-US" w:bidi="ar-SA"/>
-      </w:rPr>
-    </w:rPrDefault>
-    <w:pPrDefault>
-      <w:pPr>
-        <w:spacing w:after="200" w:line="276" w:lineRule="auto"/>
-      </w:pPr>
-    </w:pPrDefault>
-  </w:docDefaults>
-  <w:latentStyles w:defLockedState="0" w:defUIPriority="99" w:defSemiHidden="1" w:defUnhideWhenUsed="1" w:defQFormat="0" w:count="267">
-    <w:lsdException w:name="Normal" w:semiHidden="0" w:uiPriority="0" w:unhideWhenUsed="0" w:qFormat="1"/>
-    <w:lsdException w:name="heading 1" w:semiHidden="0" w:uiPriority="9" w:unhideWhenUsed="0" w:qFormat="1"/>
-    <w:lsdException w:name="heading 2" w:uiPriority="9" w:qFormat="1"/>
-    <w:lsdException w:name="heading 3" w:uiPriority="9" w:qFormat="1"/>
-    <w:lsdException w:name="heading 4" w:uiPriority="9" w:qFormat="1"/>
-    <w:lsdException w:name="heading 5" w:uiPriority="9" w:qFormat="1"/>
-    <w:lsdException w:name="heading 6" w:uiPriority="9" w:qFormat="1"/>
-    <w:lsdException w:name="heading 7" w:uiPriority="9" w:qFormat="1"/>
-    <w:lsdException w:name="heading 8" w:uiPriority="9" w:qFormat="1"/>
-    <w:lsdException w:name="heading 9" w:uiPriority="9" w:qFormat="1"/>
-    <w:lsdException w:name="toc 1" w:uiPriority="39"/>
-    <w:lsdException w:name="toc 2" w:uiPriority="39"/>
-    <w:lsdException w:name="toc 3" w:uiPriority="39"/>
-    <w:lsdException w:name="toc 4" w:uiPriority="39"/>
-    <w:lsdException w:name="toc 5" w:uiPriority="39"/>
-    <w:lsdException w:name="toc 6" w:uiPriority="39"/>
-    <w:lsdException w:name="toc 7" w:uiPriority="39"/>
-    <w:lsdException w:name="toc 8" w:uiPriority="39"/>
-    <w:lsdException w:name="toc 9" w:uiPriority="39"/>
-    <w:lsdException w:name="caption" w:uiPriority="35" w:qFormat="1"/>
-    <w:lsdException w:name="Title" w:semiHidden="0" w:uiPriority="10" w:unhideWhenUsed="0" w:qFormat="1"/>
-    <w:lsdException w:name="Default Paragraph Font" w:uiPriority="1"/>
-    <w:lsdException w:name="Subtitle" w:semiHidden="0" w:uiPriority="11" w:unhideWhenUsed="0" w:qFormat="1"/>
-    <w:lsdException w:name="Strong" w:semiHidden="0" w:uiPriority="22" w:unhideWhenUsed="0" w:qFormat="1"/>
-    <w:lsdException w:name="Emphasis" w:semiHidden="0" w:uiPriority="20" w:unhideWhenUsed="0" w:qFormat="1"/>
-    <w:lsdException w:name="Table Grid" w:semiHidden="0" w:uiPriority="59" w:unhideWhenUsed="0"/>
-    <w:lsdException w:name="Placeholder Text" w:unhideWhenUsed="0"/>
-    <w:lsdException w:name="No Spacing" w:semiHidden="0" w:uiPriority="1" w:unhideWhenUsed="0" w:qFormat="1"/>
-    <w:lsdException w:name="Light Shading" w:semiHidden="0" w:uiPriority="60" w:unhideWhenUsed="0"/>
-    <w:lsdException w:name="Light List" w:semiHidden="0" w:uiPriority="61" w:unhideWhenUsed="0"/>
-    <w:lsdException w:name="Light Grid" w:semiHidden="0" w:uiPriority="62" w:unhideWhenUsed="0"/>
-    <w:lsdException w:name="Medium Shading 1" w:semiHidden="0" w:uiPriority="63" w:unhideWhenUsed="0"/>
-    <w:lsdException w:name="Medium Shading 2" w:semiHidden="0" w:uiPriority="64" w:unhideWhenUsed="0"/>
-    <w:lsdException w:name="Medium List 1" w:semiHidden="0" w:uiPriority="65" w:unhideWhenUsed="0"/>
-    <w:lsdException w:name="Medium List 2" w:semiHidden="0" w:uiPriority="66" w:unhideWhenUsed="0"/>
-    <w:lsdException w:name="Medium Grid 1" w:semiHidden="0" w:uiPriority="67" w:unhideWhenUsed="0"/>
-    <w:lsdException w:name="Medium Grid 2" w:semiHidden="0" w:uiPriority="68" w:unhideWhenUsed="0"/>
-    <w:lsdException w:name="Medium Grid 3" w:semiHidden="0" w:uiPriority="69" w:unhideWhenUsed="0"/>
-    <w:lsdException w:name="Dark List" w:semiHidden="0" w:uiPriority="70" w:unhideWhenUsed="0"/>
-    <w:lsdException w:name="Colorful Shading" w:semiHidden="0" w:uiPriority="71" w:unhideWhenUsed="0"/>
-    <w:lsdException w:name="Colorful List" w:semiHidden="0" w:uiPriority="72" w:unhideWhenUsed="0"/>
-    <w:lsdException w:name="Colorful Grid" w:semiHidden="0" w:uiPriority="73" w:unhideWhenUsed="0"/>
-    <w:lsdException w:name="Light Shading Accent 1" w:semiHidden="0" w:uiPriority="60" w:unhideWhenUsed="0"/>
-    <w:lsdException w:name="Light List Accent 1" w:semiHidden="0" w:uiPriority="61" w:unhideWhenUsed="0"/>
-    <w:lsdException w:name="Light Grid Accent 1" w:semiHidden="0" w:uiPriority="62" w:unhideWhenUsed="0"/>
-    <w:lsdException w:name="Medium Shading 1 Accent 1" w:semiHidden="0" w:uiPriority="63" w:unhideWhenUsed="0"/>
-    <w:lsdException w:name="Medium Shading 2 Accent 1" w:semiHidden="0" w:uiPriority="64" w:unhideWhenUsed="0"/>
-    <w:lsdException w:name="Medium List 1 Accent 1" w:semiHidden="0" w:uiPriority="65" w:unhideWhenUsed="0"/>
-    <w:lsdException w:name="Revision" w:unhideWhenUsed="0"/>
-    <w:lsdException w:name="List Paragraph" w:semiHidden="0" w:uiPriority="34" w:unhideWhenUsed="0" w:qFormat="1"/>
-    <w:lsdException w:name="Quote" w:semiHidden="0" w:uiPriority="29" w:unhideWhenUsed="0" w:qFormat="1"/>
-    <w:lsdException w:name="Intense Quote" w:semiHidden="0" w:uiPriority="30" w:unhideWhenUsed="0" w:qFormat="1"/>
-    <w:lsdException w:name="Medium List 2 Accent 1" w:semiHidden="0" w:uiPriority="66" w:unhideWhenUsed="0"/>
-    <w:lsdException w:name="Medium Grid 1 Accent 1" w:semiHidden="0" w:uiPriority="67" w:unhideWhenUsed="0"/>
-    <w:lsdException w:name="Medium Grid 2 Accent 1" w:semiHidden="0" w:uiPriority="68" w:unhideWhenUsed="0"/>
-    <w:lsdException w:name="Medium Grid 3 Accent 1" w:semiHidden="0" w:uiPriority="69" w:unhideWhenUsed="0"/>
-    <w:lsdException w:name="Dark List Accent 1" w:semiHidden="0" w:uiPriority="70" w:unhideWhenUsed="0"/>
-    <w:lsdException w:name="Colorful Shading Accent 1" w:semiHidden="0" w:uiPriority="71" w:unhideWhenUsed="0"/>
-    <w:lsdException w:name="Colorful List Accent 1" w:semiHidden="0" w:uiPriority="72" w:unhideWhenUsed="0"/>
-    <w:lsdException w:name="Colorful Grid Accent 1" w:semiHidden="0" w:uiPriority="73" w:unhideWhenUsed="0"/>
-    <w:lsdException w:name="Light Shading Accent 2" w:semiHidden="0" w:uiPriority="60" w:unhideWhenUsed="0"/>
-    <w:lsdException w:name="Light List Accent 2" w:semiHidden="0" w:uiPriority="61" w:unhideWhenUsed="0"/>
-    <w:lsdException w:name="Light Grid Accent 2" w:semiHidden="0" w:uiPriority="62" w:unhideWhenUsed="0"/>
-    <w:lsdException w:name="Medium Shading 1 Accent 2" w:semiHidden="0" w:uiPriority="63" w:unhideWhenUsed="0"/>
-    <w:lsdException w:name="Medium Shading 2 Accent 2" w:semiHidden="0" w:uiPriority="64" w:unhideWhenUsed="0"/>
-    <w:lsdException w:name="Medium List 1 Accent 2" w:semiHidden="0" w:uiPriority="65" w:unhideWhenUsed="0"/>
-    <w:lsdException w:name="Medium List 2 Accent 2" w:semiHidden="0" w:uiPriority="66" w:unhideWhenUsed="0"/>
-    <w:lsdException w:name="Medium Grid 1 Accent 2" w:semiHidden="0" w:uiPriority="67" w:unhideWhenUsed="0"/>
-    <w:lsdException w:name="Medium Grid 2 Accent 2" w:semiHidden="0" w:uiPriority="68" w:unhideWhenUsed="0"/>
-    <w:lsdException w:name="Medium Grid 3 Accent 2" w:semiHidden="0" w:uiPriority="69" w:unhideWhenUsed="0"/>
-    <w:lsdException w:name="Dark List Accent 2" w:semiHidden="0" w:uiPriority="70" w:unhideWhenUsed="0"/>
-    <w:lsdException w:name="Colorful Shading Accent 2" w:semiHidden="0" w:uiPriority="71" w:unhideWhenUsed="0"/>
-    <w:lsdException w:name="Colorful List Accent 2" w:semiHidden="0" w:uiPriority="72" w:unhideWhenUsed="0"/>
-    <w:lsdException w:name="Colorful Grid Accent 2" w:semiHidden="0" w:uiPriority="73" w:unhideWhenUsed="0"/>
-    <w:lsdException w:name="Light Shading Accent 3" w:semiHidden="0" w:uiPriority="60" w:unhideWhenUsed="0"/>
-    <w:lsdException w:name="Light List Accent 3" w:semiHidden="0" w:uiPriority="61" w:unhideWhenUsed="0"/>
-    <w:lsdException w:name="Light Grid Accent 3" w:semiHidden="0" w:uiPriority="62" w:unhideWhenUsed="0"/>
-    <w:lsdException w:name="Medium Shading 1 Accent 3" w:semiHidden="0" w:uiPriority="63" w:unhideWhenUsed="0"/>
-    <w:lsdException w:name="Medium Shading 2 Accent 3" w:semiHidden="0" w:uiPriority="64" w:unhideWhenUsed="0"/>
-    <w:lsdException w:name="Medium List 1 Accent 3" w:semiHidden="0" w:uiPriority="65" w:unhideWhenUsed="0"/>
-    <w:lsdException w:name="Medium List 2 Accent 3" w:semiHidden="0" w:uiPriority="66" w:unhideWhenUsed="0"/>
-    <w:lsdException w:name="Medium Grid 1 Accent 3" w:semiHidden="0" w:uiPriority="67" w:unhideWhenUsed="0"/>
-    <w:lsdException w:name="Medium Grid 2 Accent 3" w:semiHidden="0" w:uiPriority="68" w:unhideWhenUsed="0"/>
-    <w:lsdException w:name="Medium Grid 3 Accent 3" w:semiHidden="0" w:uiPriority="69" w:unhideWhenUsed="0"/>
-    <w:lsdException w:name="Dark List Accent 3" w:semiHidden="0" w:uiPriority="70" w:unhideWhenUsed="0"/>
-    <w:lsdException w:name="Colorful Shading Accent 3" w:semiHidden="0" w:uiPriority="71" w:unhideWhenUsed="0"/>
-    <w:lsdException w:name="Colorful List Accent 3" w:semiHidden="0" w:uiPriority="72" w:unhideWhenUsed="0"/>
-    <w:lsdException w:name="Colorful Grid Accent 3" w:semiHidden="0" w:uiPriority="73" w:unhideWhenUsed="0"/>
-    <w:lsdException w:name="Light Shading Accent 4" w:semiHidden="0" w:uiPriority="60" w:unhideWhenUsed="0"/>
-    <w:lsdException w:name="Light List Accent 4" w:semiHidden="0" w:uiPriority="61" w:unhideWhenUsed="0"/>
-    <w:lsdException w:name="Light Grid Accent 4" w:semiHidden="0" w:uiPriority="62" w:unhideWhenUsed="0"/>
-    <w:lsdException w:name="Medium Shading 1 Accent 4" w:semiHidden="0" w:uiPriority="63" w:unhideWhenUsed="0"/>
-    <w:lsdException w:name="Medium Shading 2 Accent 4" w:semiHidden="0" w:uiPriority="64" w:unhideWhenUsed="0"/>
-    <w:lsdException w:name="Medium List 1 Accent 4" w:semiHidden="0" w:uiPriority="65" w:unhideWhenUsed="0"/>
-    <w:lsdException w:name="Medium List 2 Accent 4" w:semiHidden="0" w:uiPriority="66" w:unhideWhenUsed="0"/>
-    <w:lsdException w:name="Medium Grid 1 Accent 4" w:semiHidden="0" w:uiPriority="67" w:unhideWhenUsed="0"/>
-    <w:lsdException w:name="Medium Grid 2 Accent 4" w:semiHidden="0" w:uiPriority="68" w:unhideWhenUsed="0"/>
-    <w:lsdException w:name="Medium Grid 3 Accent 4" w:semiHidden="0" w:uiPriority="69" w:unhideWhenUsed="0"/>
-    <w:lsdException w:name="Dark List Accent 4" w:semiHidden="0" w:uiPriority="70" w:unhideWhenUsed="0"/>
-    <w:lsdException w:name="Colorful Shading Accent 4" w:semiHidden="0" w:uiPriority="71" w:unhideWhenUsed="0"/>
-    <w:lsdException w:name="Colorful List Accent 4" w:semiHidden="0" w:uiPriority="72" w:unhideWhenUsed="0"/>
-    <w:lsdException w:name="Colorful Grid Accent 4" w:semiHidden="0" w:uiPriority="73" w:unhideWhenUsed="0"/>
-    <w:lsdException w:name="Light Shading Accent 5" w:semiHidden="0" w:uiPriority="60" w:unhideWhenUsed="0"/>
-    <w:lsdException w:name="Light List Accent 5" w:semiHidden="0" w:uiPriority="61" w:unhideWhenUsed="0"/>
-    <w:lsdException w:name="Light Grid Accent 5" w:semiHidden="0" w:uiPriority="62" w:unhideWhenUsed="0"/>
-    <w:lsdException w:name="Medium Shading 1 Accent 5" w:semiHidden="0" w:uiPriority="63" w:unhideWhenUsed="0"/>
-    <w:lsdException w:name="Medium Shading 2 Accent 5" w:semiHidden="0" w:uiPriority="64" w:unhideWhenUsed="0"/>
-    <w:lsdException w:name="Medium List 1 Accent 5" w:semiHidden="0" w:uiPriority="65" w:unhideWhenUsed="0"/>
-    <w:lsdException w:name="Medium List 2 Accent 5" w:semiHidden="0" w:uiPriority="66" w:unhideWhenUsed="0"/>
-    <w:lsdException w:name="Medium Grid 1 Accent 5" w:semiHidden="0" w:uiPriority="67" w:unhideWhenUsed="0"/>
-    <w:lsdException w:name="Medium Grid 2 Accent 5" w:semiHidden="0" w:uiPriority="68" w:unhideWhenUsed="0"/>
-    <w:lsdException w:name="Medium Grid 3 Accent 5" w:semiHidden="0" w:uiPriority="69" w:unhideWhenUsed="0"/>
-    <w:lsdException w:name="Dark List Accent 5" w:semiHidden="0" w:uiPriority="70" w:unhideWhenUsed="0"/>
-    <w:lsdException w:name="Colorful Shading Accent 5" w:semiHidden="0" w:uiPriority="71" w:unhideWhenUsed="0"/>
-    <w:lsdException w:name="Colorful List Accent 5" w:semiHidden="0" w:uiPriority="72" w:unhideWhenUsed="0"/>
-    <w:lsdException w:name="Colorful Grid Accent 5" w:semiHidden="0" w:uiPriority="73" w:unhideWhenUsed="0"/>
-    <w:lsdException w:name="Light Shading Accent 6" w:semiHidden="0" w:uiPriority="60" w:unhideWhenUsed="0"/>
-    <w:lsdException w:name="Light List Accent 6" w:semiHidden="0" w:uiPriority="61" w:unhideWhenUsed="0"/>
-    <w:lsdException w:name="Light Grid Accent 6" w:semiHidden="0" w:uiPriority="62" w:unhideWhenUsed="0"/>
-    <w:lsdException w:name="Medium Shading 1 Accent 6" w:semiHidden="0" w:uiPriority="63" w:unhideWhenUsed="0"/>
-    <w:lsdException w:name="Medium Shading 2 Accent 6" w:semiHidden="0" w:uiPriority="64" w:unhideWhenUsed="0"/>
-    <w:lsdException w:name="Medium List 1 Accent 6" w:semiHidden="0" w:uiPriority="65" w:unhideWhenUsed="0"/>
-    <w:lsdException w:name="Medium List 2 Accent 6" w:semiHidden="0" w:uiPriority="66" w:unhideWhenUsed="0"/>
-    <w:lsdException w:name="Medium Grid 1 Accent 6" w:semiHidden="0" w:uiPriority="67" w:unhideWhenUsed="0"/>
-    <w:lsdException w:name="Medium Grid 2 Accent 6" w:semiHidden="0" w:uiPriority="68" w:unhideWhenUsed="0"/>
-    <w:lsdException w:name="Medium Grid 3 Accent 6" w:semiHidden="0" w:uiPriority="69" w:unhideWhenUsed="0"/>
-    <w:lsdException w:name="Dark List Accent 6" w:semiHidden="0" w:uiPriority="70" w:unhideWhenUsed="0"/>
-    <w:lsdException w:name="Colorful Shading Accent 6" w:semiHidden="0" w:uiPriority="71" w:unhideWhenUsed="0"/>
-    <w:lsdException w:name="Colorful List Accent 6" w:semiHidden="0" w:uiPriority="72" w:unhideWhenUsed="0"/>
-    <w:lsdException w:name="Colorful Grid Accent 6" w:semiHidden="0" w:uiPriority="73" w:unhideWhenUsed="0"/>
-    <w:lsdException w:name="Subtle Emphasis" w:semiHidden="0" w:uiPriority="19" w:unhideWhenUsed="0" w:qFormat="1"/>
-    <w:lsdException w:name="Intense Emphasis" w:semiHidden="0" w:uiPriority="21" w:unhideWhenUsed="0" w:qFormat="1"/>
-    <w:lsdException w:name="Subtle Reference" w:semiHidden="0" w:uiPriority="31" w:unhideWhenUsed="0" w:qFormat="1"/>
-    <w:lsdException w:name="Intense Reference" w:semiHidden="0" w:uiPriority="32" w:unhideWhenUsed="0" w:qFormat="1"/>
-    <w:lsdException w:name="Book Title" w:semiHidden="0" w:uiPriority="33" w:unhideWhenUsed="0" w:qFormat="1"/>
-    <w:lsdException w:name="Bibliography" w:uiPriority="37"/>
-    <w:lsdException w:name="TOC Heading" w:uiPriority="39" w:qFormat="1"/>
+  <w:latentStyles w:defLockedState="0" w:defUIPriority="99" w:defSemiHidden="0" w:defUnhideWhenUsed="0" w:defQFormat="0" w:count="376">
+    <w:lsdException w:name="Normal" w:uiPriority="0" w:qFormat="1"/>
+    <w:lsdException w:name="heading 1" w:uiPriority="9" w:qFormat="1"/>
+    <w:lsdException w:name="heading 2" w:semiHidden="1" w:uiPriority="9" w:unhideWhenUsed="1" w:qFormat="1"/>
+    <w:lsdException w:name="heading 3" w:semiHidden="1" w:uiPriority="9" w:unhideWhenUsed="1" w:qFormat="1"/>
+    <w:lsdException w:name="heading 4" w:semiHidden="1" w:uiPriority="9" w:unhideWhenUsed="1" w:qFormat="1"/>
+    <w:lsdException w:name="heading 5" w:semiHidden="1" w:uiPriority="9" w:unhideWhenUsed="1" w:qFormat="1"/>
+    <w:lsdException w:name="heading 6" w:semiHidden="1" w:uiPriority="9" w:unhideWhenUsed="1" w:qFormat="1"/>
+    <w:lsdException w:name="heading 7" w:semiHidden="1" w:uiPriority="9" w:unhideWhenUsed="1" w:qFormat="1"/>
+    <w:lsdException w:name="heading 8" w:semiHidden="1" w:uiPriority="9" w:unhideWhenUsed="1" w:qFormat="1"/>
+    <w:lsdException w:name="heading 9" w:semiHidden="1" w:uiPriority="9" w:unhideWhenUsed="1" w:qFormat="1"/>
+    <w:lsdException w:name="index 1" w:semiHidden="1" w:unhideWhenUsed="1"/>
+    <w:lsdException w:name="index 2" w:semiHidden="1" w:unhideWhenUsed="1"/>
+    <w:lsdException w:name="index 3" w:semiHidden="1" w:unhideWhenUsed="1"/>
+    <w:lsdException w:name="index 4" w:semiHidden="1" w:unhideWhenUsed="1"/>
+    <w:lsdException w:name="index 5" w:semiHidden="1" w:unhideWhenUsed="1"/>
+    <w:lsdException w:name="index 6" w:semiHidden="1" w:unhideWhenUsed="1"/>
+    <w:lsdException w:name="index 7" w:semiHidden="1" w:unhideWhenUsed="1"/>
+    <w:lsdException w:name="index 8" w:semiHidden="1" w:unhideWhenUsed="1"/>
+    <w:lsdException w:name="index 9" w:semiHidden="1" w:unhideWhenUsed="1"/>
+    <w:lsdException w:name="toc 1" w:semiHidden="1" w:uiPriority="39" w:unhideWhenUsed="1"/>
+    <w:lsdException w:name="toc 2" w:semiHidden="1" w:uiPriority="39" w:unhideWhenUsed="1"/>
+    <w:lsdException w:name="toc 3" w:semiHidden="1" w:uiPriority="39" w:unhideWhenUsed="1"/>
+    <w:lsdException w:name="toc 4" w:semiHidden="1" w:uiPriority="39" w:unhideWhenUsed="1"/>
+    <w:lsdException w:name="toc 5" w:semiHidden="1" w:uiPriority="39" w:unhideWhenUsed="1"/>
+    <w:lsdException w:name="toc 6" w:semiHidden="1" w:uiPriority="39" w:unhideWhenUsed="1"/>
+    <w:lsdException w:name="toc 7" w:semiHidden="1" w:uiPriority="39" w:unhideWhenUsed="1"/>
+    <w:lsdException w:name="toc 8" w:semiHidden="1" w:uiPriority="39" w:unhideWhenUsed="1"/>
+    <w:lsdException w:name="toc 9" w:semiHidden="1" w:uiPriority="39" w:unhideWhenUsed="1"/>
+    <w:lsdException w:name="Normal Indent" w:semiHidden="1" w:unhideWhenUsed="1"/>
+    <w:lsdException w:name="footnote text" w:semiHidden="1" w:unhideWhenUsed="1"/>
+    <w:lsdException w:name="annotation text" w:semiHidden="1" w:unhideWhenUsed="1"/>
+    <w:lsdException w:name="header" w:semiHidden="1" w:unhideWhenUsed="1"/>
+    <w:lsdException w:name="footer" w:semiHidden="1" w:unhideWhenUsed="1"/>
+    <w:lsdException w:name="index heading" w:semiHidden="1" w:unhideWhenUsed="1"/>
+    <w:lsdException w:name="caption" w:semiHidden="1" w:uiPriority="35" w:unhideWhenUsed="1" w:qFormat="1"/>
+    <w:lsdException w:name="table of figures" w:semiHidden="1" w:unhideWhenUsed="1"/>
+    <w:lsdException w:name="envelope address" w:semiHidden="1" w:unhideWhenUsed="1"/>
+    <w:lsdException w:name="envelope return" w:semiHidden="1" w:unhideWhenUsed="1"/>
+    <w:lsdException w:name="footnote reference" w:semiHidden="1" w:unhideWhenUsed="1"/>
+    <w:lsdException w:name="annotation reference" w:semiHidden="1" w:unhideWhenUsed="1"/>
+    <w:lsdException w:name="line number" w:semiHidden="1" w:unhideWhenUsed="1"/>
+    <w:lsdException w:name="page number" w:semiHidden="1" w:unhideWhenUsed="1"/>
+    <w:lsdException w:name="endnote reference" w:semiHidden="1" w:unhideWhenUsed="1"/>
+    <w:lsdException w:name="endnote text" w:semiHidden="1" w:unhideWhenUsed="1"/>
+    <w:lsdException w:name="table of authorities" w:semiHidden="1" w:unhideWhenUsed="1"/>
+    <w:lsdException w:name="macro" w:semiHidden="1" w:unhideWhenUsed="1"/>
+    <w:lsdException w:name="toa heading" w:semiHidden="1" w:unhideWhenUsed="1"/>
+    <w:lsdException w:name="List" w:semiHidden="1" w:unhideWhenUsed="1"/>
+    <w:lsdException w:name="List Bullet" w:semiHidden="1" w:unhideWhenUsed="1"/>
+    <w:lsdException w:name="List Number" w:semiHidden="1" w:unhideWhenUsed="1"/>
+    <w:lsdException w:name="List 2" w:semiHidden="1" w:unhideWhenUsed="1"/>
+    <w:lsdException w:name="List 3" w:semiHidden="1" w:unhideWhenUsed="1"/>
+    <w:lsdException w:name="List 4" w:semiHidden="1" w:unhideWhenUsed="1"/>
+    <w:lsdException w:name="List 5" w:semiHidden="1" w:unhideWhenUsed="1"/>
+    <w:lsdException w:name="List Bullet 2" w:semiHidden="1" w:unhideWhenUsed="1"/>
+    <w:lsdException w:name="List Bullet 3" w:semiHidden="1" w:unhideWhenUsed="1"/>
+    <w:lsdException w:name="List Bullet 4" w:semiHidden="1" w:unhideWhenUsed="1"/>
+    <w:lsdException w:name="List Bullet 5" w:semiHidden="1" w:unhideWhenUsed="1"/>
+    <w:lsdException w:name="List Number 2" w:semiHidden="1" w:unhideWhenUsed="1"/>
+    <w:lsdException w:name="List Number 3" w:semiHidden="1" w:unhideWhenUsed="1"/>
+    <w:lsdException w:name="List Number 4" w:semiHidden="1" w:unhideWhenUsed="1"/>
+    <w:lsdException w:name="List Number 5" w:semiHidden="1" w:unhideWhenUsed="1"/>
+    <w:lsdException w:name="Title" w:uiPriority="10" w:qFormat="1"/>
+    <w:lsdException w:name="Closing" w:semiHidden="1" w:unhideWhenUsed="1"/>
+    <w:lsdException w:name="Signature" w:semiHidden="1" w:unhideWhenUsed="1"/>
+    <w:lsdException w:name="Default Paragraph Font" w:semiHidden="1" w:uiPriority="1" w:unhideWhenUsed="1"/>
+    <w:lsdException w:name="Body Text" w:semiHidden="1" w:unhideWhenUsed="1"/>
+    <w:lsdException w:name="Body Text Indent" w:semiHidden="1" w:unhideWhenUsed="1"/>
+    <w:lsdException w:name="List Continue" w:semiHidden="1" w:unhideWhenUsed="1"/>
+    <w:lsdException w:name="List Continue 2" w:semiHidden="1" w:unhideWhenUsed="1"/>
+    <w:lsdException w:name="List Continue 3" w:semiHidden="1" w:unhideWhenUsed="1"/>
+    <w:lsdException w:name="List Continue 4" w:semiHidden="1" w:unhideWhenUsed="1"/>
+    <w:lsdException w:name="List Continue 5" w:semiHidden="1" w:unhideWhenUsed="1"/>
+    <w:lsdException w:name="Message Header" w:semiHidden="1" w:unhideWhenUsed="1"/>
+    <w:lsdException w:name="Subtitle" w:uiPriority="11" w:qFormat="1"/>
+    <w:lsdException w:name="Salutation" w:semiHidden="1" w:unhideWhenUsed="1"/>
+    <w:lsdException w:name="Date" w:semiHidden="1" w:unhideWhenUsed="1"/>
+    <w:lsdException w:name="Body Text First Indent" w:semiHidden="1" w:unhideWhenUsed="1"/>
+    <w:lsdException w:name="Body Text First Indent 2" w:semiHidden="1" w:unhideWhenUsed="1"/>
+    <w:lsdException w:name="Note Heading" w:semiHidden="1" w:unhideWhenUsed="1"/>
+    <w:lsdException w:name="Body Text 2" w:semiHidden="1" w:unhideWhenUsed="1"/>
+    <w:lsdException w:name="Body Text 3" w:semiHidden="1" w:unhideWhenUsed="1"/>
+    <w:lsdException w:name="Body Text Indent 2" w:semiHidden="1" w:unhideWhenUsed="1"/>
+    <w:lsdException w:name="Body Text Indent 3" w:semiHidden="1" w:unhideWhenUsed="1"/>
+    <w:lsdException w:name="Block Text" w:semiHidden="1" w:unhideWhenUsed="1"/>
+    <w:lsdException w:name="Hyperlink" w:semiHidden="1" w:unhideWhenUsed="1"/>
+    <w:lsdException w:name="FollowedHyperlink" w:semiHidden="1" w:unhideWhenUsed="1"/>
+    <w:lsdException w:name="Strong" w:uiPriority="22" w:qFormat="1"/>
+    <w:lsdException w:name="Emphasis" w:uiPriority="20" w:qFormat="1"/>
+    <w:lsdException w:name="Document Map" w:semiHidden="1" w:unhideWhenUsed="1"/>
+    <w:lsdException w:name="Plain Text" w:semiHidden="1" w:unhideWhenUsed="1"/>
+    <w:lsdException w:name="E-mail Signature" w:semiHidden="1" w:unhideWhenUsed="1"/>
+    <w:lsdException w:name="HTML Top of Form" w:semiHidden="1" w:unhideWhenUsed="1"/>
+    <w:lsdException w:name="HTML Bottom of Form" w:semiHidden="1" w:unhideWhenUsed="1"/>
+    <w:lsdException w:name="Normal (Web)" w:semiHidden="1" w:unhideWhenUsed="1"/>
+    <w:lsdException w:name="HTML Acronym" w:semiHidden="1" w:unhideWhenUsed="1"/>
+    <w:lsdException w:name="HTML Address" w:semiHidden="1" w:unhideWhenUsed="1"/>
+    <w:lsdException w:name="HTML Cite" w:semiHidden="1" w:unhideWhenUsed="1"/>
+    <w:lsdException w:name="HTML Code" w:semiHidden="1" w:unhideWhenUsed="1"/>
+    <w:lsdException w:name="HTML Definition" w:semiHidden="1" w:unhideWhenUsed="1"/>
+    <w:lsdException w:name="HTML Keyboard" w:semiHidden="1" w:unhideWhenUsed="1"/>
+    <w:lsdException w:name="HTML Preformatted" w:semiHidden="1" w:unhideWhenUsed="1"/>
+    <w:lsdException w:name="HTML Sample" w:semiHidden="1" w:unhideWhenUsed="1"/>
+    <w:lsdException w:name="HTML Typewriter" w:semiHidden="1" w:unhideWhenUsed="1"/>
+    <w:lsdException w:name="HTML Variable" w:semiHidden="1" w:unhideWhenUsed="1"/>
+    <w:lsdException w:name="Normal Table" w:semiHidden="1" w:unhideWhenUsed="1"/>
+    <w:lsdException w:name="annotation subject" w:semiHidden="1" w:unhideWhenUsed="1"/>
+    <w:lsdException w:name="No List" w:semiHidden="1" w:unhideWhenUsed="1"/>
+    <w:lsdException w:name="Outline List 1" w:semiHidden="1" w:unhideWhenUsed="1"/>
+    <w:lsdException w:name="Outline List 2" w:semiHidden="1" w:unhideWhenUsed="1"/>
+    <w:lsdException w:name="Outline List 3" w:semiHidden="1" w:unhideWhenUsed="1"/>
+    <w:lsdException w:name="Table Simple 1" w:semiHidden="1" w:unhideWhenUsed="1"/>
+    <w:lsdException w:name="Table Simple 2" w:semiHidden="1" w:unhideWhenUsed="1"/>
+    <w:lsdException w:name="Table Simple 3" w:semiHidden="1" w:unhideWhenUsed="1"/>
+    <w:lsdException w:name="Table Classic 1" w:semiHidden="1" w:unhideWhenUsed="1"/>
+    <w:lsdException w:name="Table Classic 2" w:semiHidden="1" w:unhideWhenUsed="1"/>
+    <w:lsdException w:name="Table Classic 3" w:semiHidden="1" w:unhideWhenUsed="1"/>
+    <w:lsdException w:name="Table Classic 4" w:semiHidden="1" w:unhideWhenUsed="1"/>
+    <w:lsdException w:name="Table Colorful 1" w:semiHidden="1" w:unhideWhenUsed="1"/>
+    <w:lsdException w:name="Table Colorful 2" w:semiHidden="1" w:unhideWhenUsed="1"/>
+    <w:lsdException w:name="Table Colorful 3" w:semiHidden="1" w:unhideWhenUsed="1"/>
+    <w:lsdException w:name="Table Columns 1" w:semiHidden="1" w:unhideWhenUsed="1"/>
+    <w:lsdException w:name="Table Columns 2" w:semiHidden="1" w:unhideWhenUsed="1"/>
+    <w:lsdException w:name="Table Columns 3" w:semiHidden="1" w:unhideWhenUsed="1"/>
+    <w:lsdException w:name="Table Columns 4" w:semiHidden="1" w:unhideWhenUsed="1"/>
+    <w:lsdException w:name="Table Columns 5" w:semiHidden="1" w:unhideWhenUsed="1"/>
+    <w:lsdException w:name="Table Grid 1" w:semiHidden="1" w:unhideWhenUsed="1"/>
+    <w:lsdException w:name="Table Grid 2" w:semiHidden="1" w:unhideWhenUsed="1"/>
+    <w:lsdException w:name="Table Grid 3" w:semiHidden="1" w:unhideWhenUsed="1"/>
+    <w:lsdException w:name="Table Grid 4" w:semiHidden="1" w:unhideWhenUsed="1"/>
+    <w:lsdException w:name="Table Grid 5" w:semiHidden="1" w:unhideWhenUsed="1"/>
+    <w:lsdException w:name="Table Grid 6" w:semiHidden="1" w:unhideWhenUsed="1"/>
+    <w:lsdException w:name="Table Grid 7" w:semiHidden="1" w:unhideWhenUsed="1"/>
+    <w:lsdException w:name="Table Grid 8" w:semiHidden="1" w:unhideWhenUsed="1"/>
+    <w:lsdException w:name="Table List 1" w:semiHidden="1" w:unhideWhenUsed="1"/>
+    <w:lsdException w:name="Table List 2" w:semiHidden="1" w:unhideWhenUsed="1"/>
+    <w:lsdException w:name="Table List 3" w:semiHidden="1" w:unhideWhenUsed="1"/>
+    <w:lsdException w:name="Table List 4" w:semiHidden="1" w:unhideWhenUsed="1"/>
+    <w:lsdException w:name="Table List 5" w:semiHidden="1" w:unhideWhenUsed="1"/>
+    <w:lsdException w:name="Table List 6" w:semiHidden="1" w:unhideWhenUsed="1"/>
+    <w:lsdException w:name="Table List 7" w:semiHidden="1" w:unhideWhenUsed="1"/>
+    <w:lsdException w:name="Table List 8" w:semiHidden="1" w:unhideWhenUsed="1"/>
+    <w:lsdException w:name="Table 3D effects 1" w:semiHidden="1" w:unhideWhenUsed="1"/>
+    <w:lsdException w:name="Table 3D effects 2" w:semiHidden="1" w:unhideWhenUsed="1"/>
+    <w:lsdException w:name="Table 3D effects 3" w:semiHidden="1" w:unhideWhenUsed="1"/>
+    <w:lsdException w:name="Table Contemporary" w:semiHidden="1" w:unhideWhenUsed="1"/>
+    <w:lsdException w:name="Table Elegant" w:semiHidden="1" w:unhideWhenUsed="1"/>
+    <w:lsdException w:name="Table Professional" w:semiHidden="1" w:unhideWhenUsed="1"/>
+    <w:lsdException w:name="Table Subtle 1" w:semiHidden="1" w:unhideWhenUsed="1"/>
+    <w:lsdException w:name="Table Subtle 2" w:semiHidden="1" w:unhideWhenUsed="1"/>
+    <w:lsdException w:name="Table Web 1" w:semiHidden="1" w:unhideWhenUsed="1"/>
+    <w:lsdException w:name="Table Web 2" w:semiHidden="1" w:unhideWhenUsed="1"/>
+    <w:lsdException w:name="Table Web 3" w:semiHidden="1" w:unhideWhenUsed="1"/>
+    <w:lsdException w:name="Balloon Text" w:semiHidden="1" w:unhideWhenUsed="1"/>
+    <w:lsdException w:name="Table Grid" w:uiPriority="59"/>
+    <w:lsdException w:name="Table Theme" w:semiHidden="1" w:unhideWhenUsed="1"/>
+    <w:lsdException w:name="Placeholder Text" w:semiHidden="1"/>
+    <w:lsdException w:name="No Spacing" w:uiPriority="1" w:qFormat="1"/>
+    <w:lsdException w:name="Light Shading" w:uiPriority="60"/>
+    <w:lsdException w:name="Light List" w:uiPriority="61"/>
+    <w:lsdException w:name="Light Grid" w:uiPriority="62"/>
+    <w:lsdException w:name="Medium Shading 1" w:uiPriority="63"/>
+    <w:lsdException w:name="Medium Shading 2" w:uiPriority="64"/>
+    <w:lsdException w:name="Medium List 1" w:uiPriority="65"/>
+    <w:lsdException w:name="Medium List 2" w:uiPriority="66"/>
+    <w:lsdException w:name="Medium Grid 1" w:uiPriority="67"/>
+    <w:lsdException w:name="Medium Grid 2" w:uiPriority="68"/>
+    <w:lsdException w:name="Medium Grid 3" w:uiPriority="69"/>
+    <w:lsdException w:name="Dark List" w:uiPriority="70"/>
+    <w:lsdException w:name="Colorful Shading" w:uiPriority="71"/>
+    <w:lsdException w:name="Colorful List" w:uiPriority="72"/>
+    <w:lsdException w:name="Colorful Grid" w:uiPriority="73"/>
+    <w:lsdException w:name="Light Shading Accent 1" w:uiPriority="60"/>
+    <w:lsdException w:name="Light List Accent 1" w:uiPriority="61"/>
+    <w:lsdException w:name="Light Grid Accent 1" w:uiPriority="62"/>
+    <w:lsdException w:name="Medium Shading 1 Accent 1" w:uiPriority="63"/>
+    <w:lsdException w:name="Medium Shading 2 Accent 1" w:uiPriority="64"/>
+    <w:lsdException w:name="Medium List 1 Accent 1" w:uiPriority="65"/>
+    <w:lsdException w:name="Revision" w:semiHidden="1"/>
+    <w:lsdException w:name="List Paragraph" w:uiPriority="34" w:qFormat="1"/>
+    <w:lsdException w:name="Quote" w:uiPriority="29" w:qFormat="1"/>
+    <w:lsdException w:name="Intense Quote" w:uiPriority="30" w:qFormat="1"/>
+    <w:lsdException w:name="Medium List 2 Accent 1" w:uiPriority="66"/>
+    <w:lsdException w:name="Medium Grid 1 Accent 1" w:uiPriority="67"/>
+    <w:lsdException w:name="Medium Grid 2 Accent 1" w:uiPriority="68"/>
+    <w:lsdException w:name="Medium Grid 3 Accent 1" w:uiPriority="69"/>
+    <w:lsdException w:name="Dark List Accent 1" w:uiPriority="70"/>
+    <w:lsdException w:name="Colorful Shading Accent 1" w:uiPriority="71"/>
+    <w:lsdException w:name="Colorful List Accent 1" w:uiPriority="72"/>
+    <w:lsdException w:name="Colorful Grid Accent 1" w:uiPriority="73"/>
+    <w:lsdException w:name="Light Shading Accent 2" w:uiPriority="60"/>
+    <w:lsdException w:name="Light List Accent 2" w:uiPriority="61"/>
+    <w:lsdException w:name="Light Grid Accent 2" w:uiPriority="62"/>
+    <w:lsdException w:name="Medium Shading 1 Accent 2" w:uiPriority="63"/>
+    <w:lsdException w:name="Medium Shading 2 Accent 2" w:uiPriority="64"/>
+    <w:lsdException w:name="Medium List 1 Accent 2" w:uiPriority="65"/>
+    <w:lsdException w:name="Medium List 2 Accent 2" w:uiPriority="66"/>
+    <w:lsdException w:name="Medium Grid 1 Accent 2" w:uiPriority="67"/>
+    <w:lsdException w:name="Medium Grid 2 Accent 2" w:uiPriority="68"/>
+    <w:lsdException w:name="Medium Grid 3 Accent 2" w:uiPriority="69"/>
+    <w:lsdException w:name="Dark List Accent 2" w:uiPriority="70"/>
+    <w:lsdException w:name="Colorful Shading Accent 2" w:uiPriority="71"/>
+    <w:lsdException w:name="Colorful List Accent 2" w:uiPriority="72"/>
+    <w:lsdException w:name="Colorful Grid Accent 2" w:uiPriority="73"/>
+    <w:lsdException w:name="Light Shading Accent 3" w:uiPriority="60"/>
+    <w:lsdException w:name="Light List Accent 3" w:uiPriority="61"/>
+    <w:lsdException w:name="Light Grid Accent 3" w:uiPriority="62"/>
+    <w:lsdException w:name="Medium Shading 1 Accent 3" w:uiPriority="63"/>
+    <w:lsdException w:name="Medium Shading 2 Accent 3" w:uiPriority="64"/>
+    <w:lsdException w:name="Medium List 1 Accent 3" w:uiPriority="65"/>
+    <w:lsdException w:name="Medium List 2 Accent 3" w:uiPriority="66"/>
+    <w:lsdException w:name="Medium Grid 1 Accent 3" w:uiPriority="67"/>
+    <w:lsdException w:name="Medium Grid 2 Accent 3" w:uiPriority="68"/>
+    <w:lsdException w:name="Medium Grid 3 Accent 3" w:uiPriority="69"/>
+    <w:lsdException w:name="Dark List Accent 3" w:uiPriority="70"/>
+    <w:lsdException w:name="Colorful Shading Accent 3" w:uiPriority="71"/>
+    <w:lsdException w:name="Colorful List Accent 3" w:uiPriority="72"/>
+    <w:lsdException w:name="Colorful Grid Accent 3" w:uiPriority="73"/>
+    <w:lsdException w:name="Light Shading Accent 4" w:uiPriority="60"/>
+    <w:lsdException w:name="Light List Accent 4" w:uiPriority="61"/>
+    <w:lsdException w:name="Light Grid Accent 4" w:uiPriority="62"/>
+    <w:lsdException w:name="Medium Shading 1 Accent 4" w:uiPriority="63"/>
+    <w:lsdException w:name="Medium Shading 2 Accent 4" w:uiPriority="64"/>
+    <w:lsdException w:name="Medium List 1 Accent 4" w:uiPriority="65"/>
+    <w:lsdException w:name="Medium List 2 Accent 4" w:uiPriority="66"/>
+    <w:lsdException w:name="Medium Grid 1 Accent 4" w:uiPriority="67"/>
+    <w:lsdException w:name="Medium Grid 2 Accent 4" w:uiPriority="68"/>
+    <w:lsdException w:name="Medium Grid 3 Accent 4" w:uiPriority="69"/>
+    <w:lsdException w:name="Dark List Accent 4" w:uiPriority="70"/>
+    <w:lsdException w:name="Colorful Shading Accent 4" w:uiPriority="71"/>
+    <w:lsdException w:name="Colorful List Accent 4" w:uiPriority="72"/>
+    <w:lsdException w:name="Colorful Grid Accent 4" w:uiPriority="73"/>
+    <w:lsdException w:name="Light Shading Accent 5" w:uiPriority="60"/>
+    <w:lsdException w:name="Light List Accent 5" w:uiPriority="61"/>
+    <w:lsdException w:name="Light Grid Accent 5" w:uiPriority="62"/>
+    <w:lsdException w:name="Medium Shading 1 Accent 5" w:uiPriority="63"/>
+    <w:lsdException w:name="Medium Shading 2 Accent 5" w:uiPriority="64"/>
+    <w:lsdException w:name="Medium List 1 Accent 5" w:uiPriority="65"/>
+    <w:lsdException w:name="Medium List 2 Accent 5" w:uiPriority="66"/>
+    <w:lsdException w:name="Medium Grid 1 Accent 5" w:uiPriority="67"/>
+    <w:lsdException w:name="Medium Grid 2 Accent 5" w:uiPriority="68"/>
+    <w:lsdException w:name="Medium Grid 3 Accent 5" w:uiPriority="69"/>
+    <w:lsdException w:name="Dark List Accent 5" w:uiPriority="70"/>
+    <w:lsdException w:name="Colorful Shading Accent 5" w:uiPriority="71"/>
+    <w:lsdException w:name="Colorful List Accent 5" w:uiPriority="72"/>
+    <w:lsdException w:name="Colorful Grid Accent 5" w:uiPriority="73"/>
+    <w:lsdException w:name="Light Shading Accent 6" w:uiPriority="60"/>
+    <w:lsdException w:name="Light List Accent 6" w:uiPriority="61"/>
+    <w:lsdException w:name="Light Grid Accent 6" w:uiPriority="62"/>
+    <w:lsdException w:name="Medium Shading 1 Accent 6" w:uiPriority="63"/>
+    <w:lsdException w:name="Medium Shading 2 Accent 6" w:uiPriority="64"/>
+    <w:lsdException w:name="Medium List 1 Accent 6" w:uiPriority="65"/>
+    <w:lsdException w:name="Medium List 2 Accent 6" w:uiPriority="66"/>
+    <w:lsdException w:name="Medium Grid 1 Accent 6" w:uiPriority="67"/>
+    <w:lsdException w:name="Medium Grid 2 Accent 6" w:uiPriority="68"/>
+    <w:lsdException w:name="Medium Grid 3 Accent 6" w:uiPriority="69"/>
+    <w:lsdException w:name="Dark List Accent 6" w:uiPriority="70"/>
+    <w:lsdException w:name="Colorful Shading Accent 6" w:uiPriority="71"/>
+    <w:lsdException w:name="Colorful List Accent 6" w:uiPriority="72"/>
+    <w:lsdException w:name="Colorful Grid Accent 6" w:uiPriority="73"/>
+    <w:lsdException w:name="Subtle Emphasis" w:uiPriority="19" w:qFormat="1"/>
+    <w:lsdException w:name="Intense Emphasis" w:uiPriority="21" w:qFormat="1"/>
+    <w:lsdException w:name="Subtle Reference" w:uiPriority="31" w:qFormat="1"/>
+    <w:lsdException w:name="Intense Reference" w:uiPriority="32" w:qFormat="1"/>
+    <w:lsdException w:name="Book Title" w:uiPriority="33" w:qFormat="1"/>
+    <w:lsdException w:name="Bibliography" w:semiHidden="1" w:uiPriority="37" w:unhideWhenUsed="1"/>
+    <w:lsdException w:name="TOC Heading" w:semiHidden="1" w:uiPriority="39" w:unhideWhenUsed="1" w:qFormat="1"/>
+    <w:lsdException w:name="Plain Table 1" w:uiPriority="41"/>
+    <w:lsdException w:name="Plain Table 2" w:uiPriority="42"/>
+    <w:lsdException w:name="Plain Table 3" w:uiPriority="43"/>
+    <w:lsdException w:name="Plain Table 4" w:uiPriority="44"/>
+    <w:lsdException w:name="Plain Table 5" w:uiPriority="45"/>
+    <w:lsdException w:name="Grid Table Light" w:uiPriority="40"/>
+    <w:lsdException w:name="Grid Table 1 Light" w:uiPriority="46"/>
+    <w:lsdException w:name="Grid Table 2" w:uiPriority="47"/>
+    <w:lsdException w:name="Grid Table 3" w:uiPriority="48"/>
+    <w:lsdException w:name="Grid Table 4" w:uiPriority="49"/>
+    <w:lsdException w:name="Grid Table 5 Dark" w:uiPriority="50"/>
+    <w:lsdException w:name="Grid Table 6 Colorful" w:uiPriority="51"/>
+    <w:lsdException w:name="Grid Table 7 Colorful" w:uiPriority="52"/>
+    <w:lsdException w:name="Grid Table 1 Light Accent 1" w:uiPriority="46"/>
+    <w:lsdException w:name="Grid Table 2 Accent 1" w:uiPriority="47"/>
+    <w:lsdException w:name="Grid Table 3 Accent 1" w:uiPriority="48"/>
+    <w:lsdException w:name="Grid Table 4 Accent 1" w:uiPriority="49"/>
+    <w:lsdException w:name="Grid Table 5 Dark Accent 1" w:uiPriority="50"/>
+    <w:lsdException w:name="Grid Table 6 Colorful Accent 1" w:uiPriority="51"/>
+    <w:lsdException w:name="Grid Table 7 Colorful Accent 1" w:uiPriority="52"/>
+    <w:lsdException w:name="Grid Table 1 Light Accent 2" w:uiPriority="46"/>
+    <w:lsdException w:name="Grid Table 2 Accent 2" w:uiPriority="47"/>
+    <w:lsdException w:name="Grid Table 3 Accent 2" w:uiPriority="48"/>
+    <w:lsdException w:name="Grid Table 4 Accent 2" w:uiPriority="49"/>
+    <w:lsdException w:name="Grid Table 5 Dark Accent 2" w:uiPriority="50"/>
+    <w:lsdException w:name="Grid Table 6 Colorful Accent 2" w:uiPriority="51"/>
+    <w:lsdException w:name="Grid Table 7 Colorful Accent 2" w:uiPriority="52"/>
+    <w:lsdException w:name="Grid Table 1 Light Accent 3" w:uiPriority="46"/>
+    <w:lsdException w:name="Grid Table 2 Accent 3" w:uiPriority="47"/>
+    <w:lsdException w:name="Grid Table 3 Accent 3" w:uiPriority="48"/>
+    <w:lsdException w:name="Grid Table 4 Accent 3" w:uiPriority="49"/>
+    <w:lsdException w:name="Grid Table 5 Dark Accent 3" w:uiPriority="50"/>
+    <w:lsdException w:name="Grid Table 6 Colorful Accent 3" w:uiPriority="51"/>
+    <w:lsdException w:name="Grid Table 7 Colorful Accent 3" w:uiPriority="52"/>
+    <w:lsdException w:name="Grid Table 1 Light Accent 4" w:uiPriority="46"/>
+    <w:lsdException w:name="Grid Table 2 Accent 4" w:uiPriority="47"/>
+    <w:lsdException w:name="Grid Table 3 Accent 4" w:uiPriority="48"/>
+    <w:lsdException w:name="Grid Table 4 Accent 4" w:uiPriority="49"/>
+    <w:lsdException w:name="Grid Table 5 Dark Accent 4" w:uiPriority="50"/>
+    <w:lsdException w:name="Grid Table 6 Colorful Accent 4" w:uiPriority="51"/>
+    <w:lsdException w:name="Grid Table 7 Colorful Accent 4" w:uiPriority="52"/>
+    <w:lsdException w:name="Grid Table 1 Light Accent 5" w:uiPriority="46"/>
+    <w:lsdException w:name="Grid Table 2 Accent 5" w:uiPriority="47"/>
+    <w:lsdException w:name="Grid Table 3 Accent 5" w:uiPriority="48"/>
+    <w:lsdException w:name="Grid Table 4 Accent 5" w:uiPriority="49"/>
+    <w:lsdException w:name="Grid Table 5 Dark Accent 5" w:uiPriority="50"/>
+    <w:lsdException w:name="Grid Table 6 Colorful Accent 5" w:uiPriority="51"/>
+    <w:lsdException w:name="Grid Table 7 Colorful Accent 5" w:uiPriority="52"/>
+    <w:lsdException w:name="Grid Table 1 Light Accent 6" w:uiPriority="46"/>
+    <w:lsdException w:name="Grid Table 2 Accent 6" w:uiPriority="47"/>
+    <w:lsdException w:name="Grid Table 3 Accent 6" w:uiPriority="48"/>
+    <w:lsdException w:name="Grid Table 4 Accent 6" w:uiPriority="49"/>
+    <w:lsdException w:name="Grid Table 5 Dark Accent 6" w:uiPriority="50"/>
+    <w:lsdException w:name="Grid Table 6 Colorful Accent 6" w:uiPriority="51"/>
+    <w:lsdException w:name="Grid Table 7 Colorful Accent 6" w:uiPriority="52"/>
+    <w:lsdException w:name="List Table 1 Light" w:uiPriority="46"/>
+    <w:lsdException w:name="List Table 2" w:uiPriority="47"/>
+    <w:lsdException w:name="List Table 3" w:uiPriority="48"/>
+    <w:lsdException w:name="List Table 4" w:uiPriority="49"/>
+    <w:lsdException w:name="List Table 5 Dark" w:uiPriority="50"/>
+    <w:lsdException w:name="List Table 6 Colorful" w:uiPriority="51"/>
+    <w:lsdException w:name="List Table 7 Colorful" w:uiPriority="52"/>
+    <w:lsdException w:name="List Table 1 Light Accent 1" w:uiPriority="46"/>
+    <w:lsdException w:name="List Table 2 Accent 1" w:uiPriority="47"/>
+    <w:lsdException w:name="List Table 3 Accent 1" w:uiPriority="48"/>
+    <w:lsdException w:name="List Table 4 Accent 1" w:uiPriority="49"/>
+    <w:lsdException w:name="List Table 5 Dark Accent 1" w:uiPriority="50"/>
+    <w:lsdException w:name="List Table 6 Colorful Accent 1" w:uiPriority="51"/>
+    <w:lsdException w:name="List Table 7 Colorful Accent 1" w:uiPriority="52"/>
+    <w:lsdException w:name="List Table 1 Light Accent 2" w:uiPriority="46"/>
+    <w:lsdException w:name="List Table 2 Accent 2" w:uiPriority="47"/>
+    <w:lsdException w:name="List Table 3 Accent 2" w:uiPriority="48"/>
+    <w:lsdException w:name="List Table 4 Accent 2" w:uiPriority="49"/>
+    <w:lsdException w:name="List Table 5 Dark Accent 2" w:uiPriority="50"/>
+    <w:lsdException w:name="List Table 6 Colorful Accent 2" w:uiPriority="51"/>
+    <w:lsdException w:name="List Table 7 Colorful Accent 2" w:uiPriority="52"/>
+    <w:lsdException w:name="List Table 1 Light Accent 3" w:uiPriority="46"/>
+    <w:lsdException w:name="List Table 2 Accent 3" w:uiPriority="47"/>
+    <w:lsdException w:name="List Table 3 Accent 3" w:uiPriority="48"/>
+    <w:lsdException w:name="List Table 4 Accent 3" w:uiPriority="49"/>
+    <w:lsdException w:name="List Table 5 Dark Accent 3" w:uiPriority="50"/>
+    <w:lsdException w:name="List Table 6 Colorful Accent 3" w:uiPriority="51"/>
+    <w:lsdException w:name="List Table 7 Colorful Accent 3" w:uiPriority="52"/>
+    <w:lsdException w:name="List Table 1 Light Accent 4" w:uiPriority="46"/>
+    <w:lsdException w:name="List Table 2 Accent 4" w:uiPriority="47"/>
+    <w:lsdException w:name="List Table 3 Accent 4" w:uiPriority="48"/>
+    <w:lsdException w:name="List Table 4 Accent 4" w:uiPriority="49"/>
+    <w:lsdException w:name="List Table 5 Dark Accent 4" w:uiPriority="50"/>
+    <w:lsdException w:name="List Table 6 Colorful Accent 4" w:uiPriority="51"/>
+    <w:lsdException w:name="List Table 7 Colorful Accent 4" w:uiPriority="52"/>
+    <w:lsdException w:name="List Table 1 Light Accent 5" w:uiPriority="46"/>
+    <w:lsdException w:name="List Table 2 Accent 5" w:uiPriority="47"/>
+    <w:lsdException w:name="List Table 3 Accent 5" w:uiPriority="48"/>
+    <w:lsdException w:name="List Table 4 Accent 5" w:uiPriority="49"/>
+    <w:lsdException w:name="List Table 5 Dark Accent 5" w:uiPriority="50"/>
+    <w:lsdException w:name="List Table 6 Colorful Accent 5" w:uiPriority="51"/>
+    <w:lsdException w:name="List Table 7 Colorful Accent 5" w:uiPriority="52"/>
+    <w:lsdException w:name="List Table 1 Light Accent 6" w:uiPriority="46"/>
+    <w:lsdException w:name="List Table 2 Accent 6" w:uiPriority="47"/>
+    <w:lsdException w:name="List Table 3 Accent 6" w:uiPriority="48"/>
+    <w:lsdException w:name="List Table 4 Accent 6" w:uiPriority="49"/>
+    <w:lsdException w:name="List Table 5 Dark Accent 6" w:uiPriority="50"/>
+    <w:lsdException w:name="List Table 6 Colorful Accent 6" w:uiPriority="51"/>
+    <w:lsdException w:name="List Table 7 Colorful Accent 6" w:uiPriority="52"/>
+    <w:lsdException w:name="Mention" w:semiHidden="1" w:unhideWhenUsed="1"/>
+    <w:lsdException w:name="Smart Hyperlink" w:semiHidden="1" w:unhideWhenUsed="1"/>
+    <w:lsdException w:name="Hashtag" w:semiHidden="1" w:unhideWhenUsed="1"/>
+    <w:lsdException w:name="Unresolved Mention" w:semiHidden="1" w:unhideWhenUsed="1"/>
+    <w:lsdException w:name="Smart Link" w:semiHidden="1" w:unhideWhenUsed="1"/>
   </w:latentStyles>
   <w:style w:type="paragraph" w:default="1" w:styleId="Normal">
     <w:name w:val="Normal"/>

--- a/hacking.docx
+++ b/hacking.docx
@@ -3498,6 +3498,24 @@
     </w:p>
     <w:p>
       <w:pPr>
+        <w:pStyle w:val="ListParagraph"/>
+        <w:numPr>
+          <w:ilvl w:val="0"/>
+          <w:numId w:val="2"/>
+        </w:numPr>
+        <w:rPr>
+          <w:lang w:val="en-US"/>
+        </w:rPr>
+      </w:pPr>
+      <w:r>
+        <w:rPr>
+          <w:lang w:val="en-US"/>
+        </w:rPr>
+        <w:t>Ransomware = phần mềm tống tiền (chặn truy cập cho tới khi trả tiền)</w:t>
+      </w:r>
+    </w:p>
+    <w:p>
+      <w:pPr>
         <w:rPr>
           <w:lang w:val="en-US"/>
         </w:rPr>
@@ -3531,6 +3549,7 @@
         <w:rPr>
           <w:lang w:val="en-US"/>
         </w:rPr>
+        <w:lastRenderedPageBreak/>
         <w:t>Việt Nam Có Internet Khi Nào?</w:t>
       </w:r>
     </w:p>
@@ -3549,7 +3568,6 @@
         <w:rPr>
           <w:lang w:val="en-US"/>
         </w:rPr>
-        <w:lastRenderedPageBreak/>
         <w:t>1997</w:t>
       </w:r>
     </w:p>

--- a/hacking.docx
+++ b/hacking.docx
@@ -12,7 +12,13 @@
         <w:rPr>
           <w:lang w:val="en-US"/>
         </w:rPr>
-        <w:t>Units – Các Đơn Vị</w:t>
+        <w:t>Unit – Đơn Vị</w:t>
+      </w:r>
+      <w:r>
+        <w:rPr>
+          <w:lang w:val="en-US"/>
+        </w:rPr>
+        <w:t>:</w:t>
       </w:r>
     </w:p>
     <w:p>
@@ -36,7 +42,19 @@
         <w:rPr>
           <w:lang w:val="en-US"/>
         </w:rPr>
-        <w:t>Thông Là Gì?</w:t>
+        <w:t xml:space="preserve">Thông </w:t>
+      </w:r>
+      <w:r>
+        <w:rPr>
+          <w:lang w:val="en-US"/>
+        </w:rPr>
+        <w:t>(Bandwidth)</w:t>
+      </w:r>
+      <w:r>
+        <w:rPr>
+          <w:lang w:val="en-US"/>
+        </w:rPr>
+        <w:t>?</w:t>
       </w:r>
     </w:p>
     <w:p>
@@ -131,6 +149,42 @@
     </w:p>
     <w:p>
       <w:pPr>
+        <w:pStyle w:val="ListParagraph"/>
+        <w:numPr>
+          <w:ilvl w:val="0"/>
+          <w:numId w:val="4"/>
+        </w:numPr>
+        <w:rPr>
+          <w:lang w:val="en-US"/>
+        </w:rPr>
+      </w:pPr>
+      <w:r>
+        <w:rPr>
+          <w:lang w:val="en-US"/>
+        </w:rPr>
+        <w:t>Octet?</w:t>
+      </w:r>
+    </w:p>
+    <w:p>
+      <w:pPr>
+        <w:pStyle w:val="ListParagraph"/>
+        <w:numPr>
+          <w:ilvl w:val="0"/>
+          <w:numId w:val="5"/>
+        </w:numPr>
+        <w:rPr>
+          <w:lang w:val="en-US"/>
+        </w:rPr>
+      </w:pPr>
+      <w:r>
+        <w:rPr>
+          <w:lang w:val="en-US"/>
+        </w:rPr>
+        <w:t>= 1 Byte</w:t>
+      </w:r>
+    </w:p>
+    <w:p>
+      <w:pPr>
         <w:rPr>
           <w:lang w:val="en-US"/>
         </w:rPr>
@@ -392,13 +446,13 @@
         <w:rPr>
           <w:lang w:val="en-US"/>
         </w:rPr>
-        <w:t xml:space="preserve">Công Cộng </w:t>
-      </w:r>
-      <w:r>
-        <w:rPr>
-          <w:lang w:val="en-US"/>
-        </w:rPr>
-        <w:t>Là Gì?</w:t>
+        <w:t>Công Cộng</w:t>
+      </w:r>
+      <w:r>
+        <w:rPr>
+          <w:lang w:val="en-US"/>
+        </w:rPr>
+        <w:t>?</w:t>
       </w:r>
     </w:p>
     <w:p>
@@ -500,31 +554,193 @@
         <w:rPr>
           <w:lang w:val="en-US"/>
         </w:rPr>
-        <w:t xml:space="preserve">Octet </w:t>
-      </w:r>
-      <w:r>
-        <w:rPr>
-          <w:lang w:val="en-US"/>
-        </w:rPr>
-        <w:t>Là Gì?</w:t>
-      </w:r>
-    </w:p>
-    <w:p>
-      <w:pPr>
-        <w:pStyle w:val="ListParagraph"/>
-        <w:numPr>
-          <w:ilvl w:val="0"/>
-          <w:numId w:val="2"/>
-        </w:numPr>
-        <w:rPr>
-          <w:lang w:val="en-US"/>
-        </w:rPr>
-      </w:pPr>
-      <w:r>
-        <w:rPr>
-          <w:lang w:val="en-US"/>
-        </w:rPr>
-        <w:t>Là đơn vị tương đương với 8 Bit = 1 Byte, dùng thay cho Byte</w:t>
+        <w:t>IPv4?</w:t>
+      </w:r>
+    </w:p>
+    <w:p>
+      <w:pPr>
+        <w:pStyle w:val="ListParagraph"/>
+        <w:numPr>
+          <w:ilvl w:val="0"/>
+          <w:numId w:val="2"/>
+        </w:numPr>
+        <w:rPr>
+          <w:lang w:val="en-US"/>
+        </w:rPr>
+      </w:pPr>
+      <w:r>
+        <w:rPr>
+          <w:lang w:val="en-US"/>
+        </w:rPr>
+        <w:t xml:space="preserve">Loại địa chỉ IP phổ biến nhất hiện tại, </w:t>
+      </w:r>
+      <w:r>
+        <w:rPr>
+          <w:lang w:val="en-US"/>
+        </w:rPr>
+        <w:t xml:space="preserve">có tối đa khoảng 4.3 tỉ địa chỉ loại này, </w:t>
+      </w:r>
+      <w:r>
+        <w:rPr>
+          <w:lang w:val="en-US"/>
+        </w:rPr>
+        <w:t>nhưng</w:t>
+      </w:r>
+      <w:r>
+        <w:rPr>
+          <w:lang w:val="en-US"/>
+        </w:rPr>
+        <w:t xml:space="preserve"> </w:t>
+      </w:r>
+      <w:r>
+        <w:rPr>
+          <w:lang w:val="en-US"/>
+        </w:rPr>
+        <w:t>đã</w:t>
+      </w:r>
+      <w:r>
+        <w:rPr>
+          <w:lang w:val="en-US"/>
+        </w:rPr>
+        <w:t xml:space="preserve"> cạn kiệt</w:t>
+      </w:r>
+      <w:r>
+        <w:rPr>
+          <w:lang w:val="en-US"/>
+        </w:rPr>
+        <w:t xml:space="preserve"> </w:t>
+      </w:r>
+      <w:r>
+        <w:rPr>
+          <w:lang w:val="en-US"/>
+        </w:rPr>
+        <w:t>nên</w:t>
+      </w:r>
+      <w:r>
+        <w:rPr>
+          <w:lang w:val="en-US"/>
+        </w:rPr>
+        <w:t xml:space="preserve"> dần được thay thế bở</w:t>
+      </w:r>
+      <w:r>
+        <w:rPr>
+          <w:lang w:val="en-US"/>
+        </w:rPr>
+        <w:t>i IP</w:t>
+      </w:r>
+      <w:r>
+        <w:rPr>
+          <w:lang w:val="en-US"/>
+        </w:rPr>
+        <w:t>v6</w:t>
+      </w:r>
+    </w:p>
+    <w:p>
+      <w:pPr>
+        <w:pStyle w:val="ListParagraph"/>
+        <w:numPr>
+          <w:ilvl w:val="0"/>
+          <w:numId w:val="2"/>
+        </w:numPr>
+        <w:rPr>
+          <w:lang w:val="en-US"/>
+        </w:rPr>
+      </w:pPr>
+      <w:r>
+        <w:rPr>
+          <w:lang w:val="en-US"/>
+        </w:rPr>
+        <w:t xml:space="preserve">Được biểu diễn = 1 dãy số thập phân được chia ra thành 4 phần bởi dấu “.”, mỗi phần có giá trị từ 0 đến 255, </w:t>
+      </w:r>
+      <w:r>
+        <w:rPr>
+          <w:lang w:val="en-US"/>
+        </w:rPr>
+        <w:t xml:space="preserve">mỗi phần </w:t>
+      </w:r>
+      <w:r>
+        <w:rPr>
+          <w:lang w:val="en-US"/>
+        </w:rPr>
+        <w:t>còn được gọi là</w:t>
+      </w:r>
+      <w:r>
+        <w:rPr>
+          <w:lang w:val="en-US"/>
+        </w:rPr>
+        <w:t xml:space="preserve"> 1</w:t>
+      </w:r>
+      <w:r>
+        <w:rPr>
+          <w:lang w:val="en-US"/>
+        </w:rPr>
+        <w:t xml:space="preserve"> Octet vì chứa 8 Bit</w:t>
+      </w:r>
+    </w:p>
+    <w:p>
+      <w:pPr>
+        <w:pStyle w:val="ListParagraph"/>
+        <w:numPr>
+          <w:ilvl w:val="0"/>
+          <w:numId w:val="2"/>
+        </w:numPr>
+        <w:rPr>
+          <w:lang w:val="en-US"/>
+        </w:rPr>
+      </w:pPr>
+      <w:r>
+        <w:rPr>
+          <w:lang w:val="en-US"/>
+        </w:rPr>
+        <w:t>Mỗi dãy số địa chỉ lại được chia thành 2 phần, phần đầu là Network, phần sau là Host đại diện cho thiết bị, vì để quản lý các thiết bị một cách thuận tiện nhất, dùng phương pháp chia để trị, mạng Internet được chia thành các Network, và trong mỗi Network lại bao gồm nhiều Host, để biết được đâu là phần địa chỉ Network, dựa vào 1 dãy số khác luôn đi đôi với địa chỉ</w:t>
+      </w:r>
+      <w:r>
+        <w:rPr>
+          <w:lang w:val="en-US"/>
+        </w:rPr>
+        <w:t xml:space="preserve"> IP</w:t>
+      </w:r>
+      <w:r>
+        <w:rPr>
+          <w:lang w:val="en-US"/>
+        </w:rPr>
+        <w:t>v4, là Subnet Mask, là dãy Bit có độ dài = địa chỉ IP, lấy Subnet Mask nhân cho địa chỉ IP, được địa chỉ Network, phần còn lại là địa chỉ Host</w:t>
+      </w:r>
+    </w:p>
+    <w:p>
+      <w:pPr>
+        <w:pStyle w:val="ListParagraph"/>
+        <w:numPr>
+          <w:ilvl w:val="0"/>
+          <w:numId w:val="2"/>
+        </w:numPr>
+        <w:rPr>
+          <w:lang w:val="en-US"/>
+        </w:rPr>
+      </w:pPr>
+      <w:r>
+        <w:rPr>
+          <w:lang w:val="en-US"/>
+        </w:rPr>
+        <w:t>Ví dụ</w:t>
+      </w:r>
+    </w:p>
+    <w:p>
+      <w:pPr>
+        <w:pStyle w:val="ListParagraph"/>
+        <w:numPr>
+          <w:ilvl w:val="0"/>
+          <w:numId w:val="2"/>
+        </w:numPr>
+        <w:rPr>
+          <w:lang w:val="en-US"/>
+        </w:rPr>
+      </w:pPr>
+      <w:r>
+        <w:rPr>
+          <w:lang w:val="en-US"/>
+        </w:rPr>
+        <w:t>1 thiết bị kết nối Internet có địa chỉ IP là 193.123.68.1 và Subnet Mask là 255.255.255.0 thì địa chỉ Network là 193.123.68.0 và địa chỉ Host trong Network là .1</w:t>
       </w:r>
     </w:p>
     <w:p>
@@ -542,193 +758,284 @@
         <w:rPr>
           <w:lang w:val="en-US"/>
         </w:rPr>
-        <w:t>IPv4 Là Gì?</w:t>
-      </w:r>
-    </w:p>
-    <w:p>
-      <w:pPr>
-        <w:pStyle w:val="ListParagraph"/>
-        <w:numPr>
-          <w:ilvl w:val="0"/>
-          <w:numId w:val="2"/>
-        </w:numPr>
-        <w:rPr>
-          <w:lang w:val="en-US"/>
-        </w:rPr>
-      </w:pPr>
-      <w:r>
-        <w:rPr>
-          <w:lang w:val="en-US"/>
-        </w:rPr>
-        <w:t xml:space="preserve">Loại địa chỉ IP phổ biến nhất hiện tại, </w:t>
-      </w:r>
-      <w:r>
-        <w:rPr>
-          <w:lang w:val="en-US"/>
-        </w:rPr>
-        <w:t xml:space="preserve">có tối đa khoảng 4.3 tỉ địa chỉ loại này, </w:t>
-      </w:r>
-      <w:r>
-        <w:rPr>
-          <w:lang w:val="en-US"/>
-        </w:rPr>
-        <w:t>nhưng</w:t>
-      </w:r>
-      <w:r>
-        <w:rPr>
-          <w:lang w:val="en-US"/>
-        </w:rPr>
-        <w:t xml:space="preserve"> </w:t>
-      </w:r>
-      <w:r>
-        <w:rPr>
-          <w:lang w:val="en-US"/>
-        </w:rPr>
-        <w:t>đã</w:t>
-      </w:r>
-      <w:r>
-        <w:rPr>
-          <w:lang w:val="en-US"/>
-        </w:rPr>
-        <w:t xml:space="preserve"> cạn kiệt</w:t>
-      </w:r>
-      <w:r>
-        <w:rPr>
-          <w:lang w:val="en-US"/>
-        </w:rPr>
-        <w:t xml:space="preserve"> </w:t>
-      </w:r>
-      <w:r>
-        <w:rPr>
-          <w:lang w:val="en-US"/>
-        </w:rPr>
-        <w:t>nên</w:t>
-      </w:r>
-      <w:r>
-        <w:rPr>
-          <w:lang w:val="en-US"/>
-        </w:rPr>
-        <w:t xml:space="preserve"> dần được thay thế bở</w:t>
-      </w:r>
-      <w:r>
-        <w:rPr>
-          <w:lang w:val="en-US"/>
-        </w:rPr>
-        <w:t>i IP</w:t>
-      </w:r>
-      <w:r>
-        <w:rPr>
-          <w:lang w:val="en-US"/>
-        </w:rPr>
-        <w:t>v6</w:t>
-      </w:r>
-    </w:p>
-    <w:p>
-      <w:pPr>
-        <w:pStyle w:val="ListParagraph"/>
-        <w:numPr>
-          <w:ilvl w:val="0"/>
-          <w:numId w:val="2"/>
-        </w:numPr>
-        <w:rPr>
-          <w:lang w:val="en-US"/>
-        </w:rPr>
-      </w:pPr>
-      <w:r>
-        <w:rPr>
-          <w:lang w:val="en-US"/>
-        </w:rPr>
-        <w:t xml:space="preserve">Được biểu diễn = 1 dãy số thập phân được chia ra thành 4 phần bởi dấu “.”, mỗi phần có giá trị từ 0 đến 255, </w:t>
-      </w:r>
-      <w:r>
-        <w:rPr>
-          <w:lang w:val="en-US"/>
-        </w:rPr>
-        <w:t xml:space="preserve">mỗi phần </w:t>
-      </w:r>
-      <w:r>
-        <w:rPr>
-          <w:lang w:val="en-US"/>
-        </w:rPr>
-        <w:t>còn được gọi là</w:t>
-      </w:r>
-      <w:r>
-        <w:rPr>
-          <w:lang w:val="en-US"/>
-        </w:rPr>
-        <w:t xml:space="preserve"> 1</w:t>
-      </w:r>
-      <w:r>
-        <w:rPr>
-          <w:lang w:val="en-US"/>
-        </w:rPr>
-        <w:t xml:space="preserve"> Octet vì chứa 8 Bit</w:t>
-      </w:r>
-    </w:p>
-    <w:p>
-      <w:pPr>
-        <w:pStyle w:val="ListParagraph"/>
-        <w:numPr>
-          <w:ilvl w:val="0"/>
-          <w:numId w:val="2"/>
-        </w:numPr>
-        <w:rPr>
-          <w:lang w:val="en-US"/>
-        </w:rPr>
-      </w:pPr>
-      <w:r>
-        <w:rPr>
-          <w:lang w:val="en-US"/>
-        </w:rPr>
-        <w:t>Mỗi dãy số địa chỉ lại được chia thành 2 phần, phần đầu là Network, phần sau là Host đại diện cho thiết bị, vì để quản lý các thiết bị một cách thuận tiện nhất, dùng phương pháp chia để trị, mạng Internet được chia thành các Network, và trong mỗi Network lại bao gồm nhiều Host, để biết được đâu là phần địa chỉ Network, dựa vào 1 dãy số khác luôn đi đôi với địa chỉ</w:t>
-      </w:r>
-      <w:r>
-        <w:rPr>
-          <w:lang w:val="en-US"/>
-        </w:rPr>
-        <w:t xml:space="preserve"> IP</w:t>
-      </w:r>
-      <w:r>
-        <w:rPr>
-          <w:lang w:val="en-US"/>
-        </w:rPr>
-        <w:t>v4, là Subnet Mask, là dãy Bit có độ dài = địa chỉ IP, lấy Subnet Mask nhân cho địa chỉ IP, được địa chỉ Network, phần còn lại là địa chỉ Host</w:t>
-      </w:r>
-    </w:p>
-    <w:p>
-      <w:pPr>
-        <w:pStyle w:val="ListParagraph"/>
-        <w:numPr>
-          <w:ilvl w:val="0"/>
-          <w:numId w:val="2"/>
-        </w:numPr>
-        <w:rPr>
-          <w:lang w:val="en-US"/>
-        </w:rPr>
-      </w:pPr>
-      <w:r>
-        <w:rPr>
-          <w:lang w:val="en-US"/>
-        </w:rPr>
-        <w:t>Ví dụ</w:t>
-      </w:r>
-    </w:p>
-    <w:p>
-      <w:pPr>
-        <w:pStyle w:val="ListParagraph"/>
-        <w:numPr>
-          <w:ilvl w:val="0"/>
-          <w:numId w:val="2"/>
-        </w:numPr>
-        <w:rPr>
-          <w:lang w:val="en-US"/>
-        </w:rPr>
-      </w:pPr>
-      <w:r>
-        <w:rPr>
-          <w:lang w:val="en-US"/>
-        </w:rPr>
-        <w:t>1 thiết bị kết nối Internet có địa chỉ IP là 193.123.68.1 và Subnet Mask là 255.255.255.0 thì địa chỉ Network là 193.123.68.0 và địa chỉ Host trong Network là .1</w:t>
+        <w:t>Lớp Network</w:t>
+      </w:r>
+      <w:r>
+        <w:rPr>
+          <w:lang w:val="en-US"/>
+        </w:rPr>
+        <w:t>?</w:t>
+      </w:r>
+    </w:p>
+    <w:p>
+      <w:pPr>
+        <w:pStyle w:val="ListParagraph"/>
+        <w:numPr>
+          <w:ilvl w:val="0"/>
+          <w:numId w:val="2"/>
+        </w:numPr>
+        <w:rPr>
+          <w:lang w:val="en-US"/>
+        </w:rPr>
+      </w:pPr>
+      <w:r>
+        <w:rPr>
+          <w:lang w:val="en-US"/>
+        </w:rPr>
+        <w:t xml:space="preserve">Địa chỉ Network của </w:t>
+      </w:r>
+      <w:r>
+        <w:rPr>
+          <w:lang w:val="en-US"/>
+        </w:rPr>
+        <w:t>IPv4</w:t>
+      </w:r>
+      <w:r>
+        <w:rPr>
+          <w:lang w:val="en-US"/>
+        </w:rPr>
+        <w:t xml:space="preserve"> lại được chia thành 5 lớp A, B, C, D, E</w:t>
+      </w:r>
+    </w:p>
+    <w:p>
+      <w:pPr>
+        <w:pStyle w:val="ListParagraph"/>
+        <w:numPr>
+          <w:ilvl w:val="0"/>
+          <w:numId w:val="2"/>
+        </w:numPr>
+        <w:rPr>
+          <w:lang w:val="en-US"/>
+        </w:rPr>
+      </w:pPr>
+      <w:r>
+        <w:rPr>
+          <w:lang w:val="en-US"/>
+        </w:rPr>
+        <w:lastRenderedPageBreak/>
+        <w:t xml:space="preserve">Lưu ý </w:t>
+      </w:r>
+      <w:r>
+        <w:rPr>
+          <w:lang w:val="en-US"/>
+        </w:rPr>
+        <w:t>m</w:t>
+      </w:r>
+      <w:r>
+        <w:rPr>
+          <w:lang w:val="en-US"/>
+        </w:rPr>
+        <w:t>ỗ</w:t>
+      </w:r>
+      <w:r>
+        <w:rPr>
+          <w:lang w:val="en-US"/>
+        </w:rPr>
+        <w:t>i N</w:t>
+      </w:r>
+      <w:r>
+        <w:rPr>
+          <w:lang w:val="en-US"/>
+        </w:rPr>
+        <w:t xml:space="preserve">etwork sẽ dành ra 2 địa chỉ đầu và cuối làm địa chỉ </w:t>
+      </w:r>
+      <w:r>
+        <w:rPr>
+          <w:lang w:val="en-US"/>
+        </w:rPr>
+        <w:t>Network</w:t>
+      </w:r>
+      <w:r>
+        <w:rPr>
+          <w:lang w:val="en-US"/>
+        </w:rPr>
+        <w:t xml:space="preserve"> và địa chỉ Broadcast</w:t>
+      </w:r>
+    </w:p>
+    <w:p>
+      <w:pPr>
+        <w:pStyle w:val="ListParagraph"/>
+        <w:numPr>
+          <w:ilvl w:val="0"/>
+          <w:numId w:val="2"/>
+        </w:numPr>
+        <w:rPr>
+          <w:lang w:val="en-US"/>
+        </w:rPr>
+      </w:pPr>
+      <w:r>
+        <w:rPr>
+          <w:lang w:val="en-US"/>
+        </w:rPr>
+        <w:t>Tưởng tượng địa chỉ Network là địa chỉ khu phố, địa chỉ Broadcast là cái loa phát thanh toàn khu phố, các địa chỉ còn lại là số nhá</w:t>
+      </w:r>
+    </w:p>
+    <w:p>
+      <w:pPr>
+        <w:pStyle w:val="ListParagraph"/>
+        <w:numPr>
+          <w:ilvl w:val="0"/>
+          <w:numId w:val="2"/>
+        </w:numPr>
+        <w:rPr>
+          <w:lang w:val="en-US"/>
+        </w:rPr>
+      </w:pPr>
+      <w:r>
+        <w:rPr>
+          <w:lang w:val="en-US"/>
+        </w:rPr>
+        <w:t>Mỗi lớp Network sẽ dành ra 1 phần nhỏ để làm địa chỉ cục bộ</w:t>
+      </w:r>
+    </w:p>
+    <w:p>
+      <w:pPr>
+        <w:pStyle w:val="ListParagraph"/>
+        <w:numPr>
+          <w:ilvl w:val="0"/>
+          <w:numId w:val="2"/>
+        </w:numPr>
+        <w:rPr>
+          <w:lang w:val="en-US"/>
+        </w:rPr>
+      </w:pPr>
+      <w:r>
+        <w:rPr>
+          <w:lang w:val="en-US"/>
+        </w:rPr>
+        <w:t>Lớp A có giá trị từ 1.0.0.0 đến 127.0.0.0 với Subnet Mask 255.0.0.0, tổng cộng 126 Network với tối đa 16777214 Host mỗi Network</w:t>
+      </w:r>
+    </w:p>
+    <w:p>
+      <w:pPr>
+        <w:pStyle w:val="ListParagraph"/>
+        <w:numPr>
+          <w:ilvl w:val="0"/>
+          <w:numId w:val="2"/>
+        </w:numPr>
+        <w:rPr>
+          <w:lang w:val="en-US"/>
+        </w:rPr>
+      </w:pPr>
+      <w:r>
+        <w:rPr>
+          <w:lang w:val="en-US"/>
+        </w:rPr>
+        <w:t>Địa chỉ đặc biệt có giá trị từ 127.0.0.1 đến 127.255.255.255 còn được gọi là địa chỉ</w:t>
+      </w:r>
+      <w:r>
+        <w:rPr>
+          <w:lang w:val="en-US"/>
+        </w:rPr>
+        <w:t xml:space="preserve"> Loopb</w:t>
+      </w:r>
+      <w:r>
+        <w:rPr>
+          <w:lang w:val="en-US"/>
+        </w:rPr>
+        <w:t>ack</w:t>
+      </w:r>
+      <w:r>
+        <w:rPr>
+          <w:lang w:val="en-US"/>
+        </w:rPr>
+        <w:t>, gọi như vậy vì những địa chỉ dành ra để làm Local Host, tức là bạn gửi yêu cầu đến những địa chỉ này đồng nghĩa gửi yêu cầu với chính máy tính của bạn</w:t>
+      </w:r>
+      <w:r>
+        <w:rPr>
+          <w:lang w:val="en-US"/>
+        </w:rPr>
+        <w:t xml:space="preserve">, riêng 127.0.0.1 sẽ tương ứng với tên miền </w:t>
+      </w:r>
+      <w:r>
+        <w:rPr>
+          <w:lang w:val="en-US"/>
+        </w:rPr>
+        <w:t>“</w:t>
+      </w:r>
+      <w:r>
+        <w:rPr>
+          <w:lang w:val="en-US"/>
+        </w:rPr>
+        <w:t>localhost</w:t>
+      </w:r>
+      <w:r>
+        <w:rPr>
+          <w:lang w:val="en-US"/>
+        </w:rPr>
+        <w:t>”</w:t>
+      </w:r>
+    </w:p>
+    <w:p>
+      <w:pPr>
+        <w:pStyle w:val="ListParagraph"/>
+        <w:numPr>
+          <w:ilvl w:val="0"/>
+          <w:numId w:val="2"/>
+        </w:numPr>
+        <w:rPr>
+          <w:lang w:val="en-US"/>
+        </w:rPr>
+      </w:pPr>
+      <w:r>
+        <w:rPr>
+          <w:lang w:val="en-US"/>
+        </w:rPr>
+        <w:t>Lớp B có giá trị từ 128.0.0.0 đến 191.255.0.0 với Subnet Mask 255.255.0.0, tổng cộng 16382 Network với tối đa 65534 Host mỗi Network</w:t>
+      </w:r>
+    </w:p>
+    <w:p>
+      <w:pPr>
+        <w:pStyle w:val="ListParagraph"/>
+        <w:numPr>
+          <w:ilvl w:val="0"/>
+          <w:numId w:val="2"/>
+        </w:numPr>
+        <w:rPr>
+          <w:lang w:val="en-US"/>
+        </w:rPr>
+      </w:pPr>
+      <w:r>
+        <w:rPr>
+          <w:lang w:val="en-US"/>
+        </w:rPr>
+        <w:t>Lớp C có giá trị từ 192.0.0.0 đến 223.255.255.0 với Subnet Mask 255.255.255.0, tổng cộng 2097150 Network với tối đa 254 Host mỗi Network</w:t>
+      </w:r>
+    </w:p>
+    <w:p>
+      <w:pPr>
+        <w:pStyle w:val="ListParagraph"/>
+        <w:numPr>
+          <w:ilvl w:val="0"/>
+          <w:numId w:val="2"/>
+        </w:numPr>
+        <w:rPr>
+          <w:lang w:val="en-US"/>
+        </w:rPr>
+      </w:pPr>
+      <w:r>
+        <w:rPr>
+          <w:lang w:val="en-US"/>
+        </w:rPr>
+        <w:t>Lớp D có giá trị từ 224.0.0.0 đến 239.255.255.255, dùng để Multicast</w:t>
+      </w:r>
+    </w:p>
+    <w:p>
+      <w:pPr>
+        <w:pStyle w:val="ListParagraph"/>
+        <w:numPr>
+          <w:ilvl w:val="0"/>
+          <w:numId w:val="2"/>
+        </w:numPr>
+        <w:rPr>
+          <w:lang w:val="en-US"/>
+        </w:rPr>
+      </w:pPr>
+      <w:r>
+        <w:rPr>
+          <w:lang w:val="en-US"/>
+        </w:rPr>
+        <w:t>Lớp E có giá trị từ 240.0.0.0 đến 255.255.255.255, dùng để nghiên cứu</w:t>
       </w:r>
     </w:p>
     <w:p>
@@ -746,272 +1053,217 @@
         <w:rPr>
           <w:lang w:val="en-US"/>
         </w:rPr>
-        <w:t xml:space="preserve">Lớp Network </w:t>
-      </w:r>
-      <w:r>
-        <w:rPr>
-          <w:lang w:val="en-US"/>
-        </w:rPr>
-        <w:t>Là Gì?</w:t>
-      </w:r>
-    </w:p>
-    <w:p>
-      <w:pPr>
-        <w:pStyle w:val="ListParagraph"/>
-        <w:numPr>
-          <w:ilvl w:val="0"/>
-          <w:numId w:val="2"/>
-        </w:numPr>
-        <w:rPr>
-          <w:lang w:val="en-US"/>
-        </w:rPr>
-      </w:pPr>
-      <w:r>
-        <w:rPr>
-          <w:lang w:val="en-US"/>
-        </w:rPr>
-        <w:t xml:space="preserve">Địa chỉ Network của </w:t>
-      </w:r>
-      <w:r>
-        <w:rPr>
-          <w:lang w:val="en-US"/>
-        </w:rPr>
-        <w:t>IPv4</w:t>
-      </w:r>
-      <w:r>
-        <w:rPr>
-          <w:lang w:val="en-US"/>
-        </w:rPr>
-        <w:t xml:space="preserve"> lại được chia thành 5 lớp A, B, C, D, E</w:t>
-      </w:r>
-    </w:p>
-    <w:p>
-      <w:pPr>
-        <w:pStyle w:val="ListParagraph"/>
-        <w:numPr>
-          <w:ilvl w:val="0"/>
-          <w:numId w:val="2"/>
-        </w:numPr>
-        <w:rPr>
-          <w:lang w:val="en-US"/>
-        </w:rPr>
-      </w:pPr>
-      <w:r>
-        <w:rPr>
-          <w:lang w:val="en-US"/>
-        </w:rPr>
-        <w:lastRenderedPageBreak/>
-        <w:t>Lưu ý Mỗ</w:t>
-      </w:r>
-      <w:r>
-        <w:rPr>
-          <w:lang w:val="en-US"/>
-        </w:rPr>
-        <w:t>i N</w:t>
-      </w:r>
-      <w:r>
-        <w:rPr>
-          <w:lang w:val="en-US"/>
-        </w:rPr>
-        <w:t xml:space="preserve">etwork sẽ dành  ra 2 địa chỉ đầu và cuối làm địa chỉ </w:t>
-      </w:r>
-      <w:r>
-        <w:rPr>
-          <w:lang w:val="en-US"/>
-        </w:rPr>
-        <w:t>Network</w:t>
-      </w:r>
-      <w:r>
-        <w:rPr>
-          <w:lang w:val="en-US"/>
-        </w:rPr>
-        <w:t xml:space="preserve"> và địa chỉ Broadcast</w:t>
-      </w:r>
-    </w:p>
-    <w:p>
-      <w:pPr>
-        <w:pStyle w:val="ListParagraph"/>
-        <w:numPr>
-          <w:ilvl w:val="0"/>
-          <w:numId w:val="2"/>
-        </w:numPr>
-        <w:rPr>
-          <w:lang w:val="en-US"/>
-        </w:rPr>
-      </w:pPr>
-      <w:r>
-        <w:rPr>
-          <w:lang w:val="en-US"/>
-        </w:rPr>
-        <w:t>Tưởng tượng địa chỉ Network là địa chỉ khu phố, địa chỉ Broadcast là cái loa phát thanh toàn khu phố, các địa chỉ còn lại là số nhá</w:t>
-      </w:r>
-    </w:p>
-    <w:p>
-      <w:pPr>
-        <w:pStyle w:val="ListParagraph"/>
-        <w:numPr>
-          <w:ilvl w:val="0"/>
-          <w:numId w:val="2"/>
-        </w:numPr>
-        <w:rPr>
-          <w:lang w:val="en-US"/>
-        </w:rPr>
-      </w:pPr>
-      <w:r>
-        <w:rPr>
-          <w:lang w:val="en-US"/>
-        </w:rPr>
-        <w:t>Mỗi lớp Network sẽ dành ra 1 phần nhỏ để làm địa chỉ cục bộ</w:t>
-      </w:r>
-    </w:p>
-    <w:p>
-      <w:pPr>
-        <w:pStyle w:val="ListParagraph"/>
-        <w:numPr>
-          <w:ilvl w:val="0"/>
-          <w:numId w:val="2"/>
-        </w:numPr>
-        <w:rPr>
-          <w:lang w:val="en-US"/>
-        </w:rPr>
-      </w:pPr>
-      <w:r>
-        <w:rPr>
-          <w:lang w:val="en-US"/>
-        </w:rPr>
-        <w:t>Lớp A có giá trị từ 1.0.0.0 đến 127.0.0.0 với Subnet Mask 255.0.0.0, tổng cộng 126 Network với tối đa 16777214 Host mỗi Network</w:t>
-      </w:r>
-    </w:p>
-    <w:p>
-      <w:pPr>
-        <w:pStyle w:val="ListParagraph"/>
-        <w:numPr>
-          <w:ilvl w:val="0"/>
-          <w:numId w:val="2"/>
-        </w:numPr>
-        <w:rPr>
-          <w:lang w:val="en-US"/>
-        </w:rPr>
-      </w:pPr>
-      <w:r>
-        <w:rPr>
-          <w:lang w:val="en-US"/>
-        </w:rPr>
-        <w:t>Địa chỉ đặc biệt có giá trị từ 127.0.0.1 đến 127.255.255.255 còn được gọi là địa chỉ</w:t>
-      </w:r>
-      <w:r>
-        <w:rPr>
-          <w:lang w:val="en-US"/>
-        </w:rPr>
-        <w:t xml:space="preserve"> Loopb</w:t>
-      </w:r>
-      <w:r>
-        <w:rPr>
-          <w:lang w:val="en-US"/>
-        </w:rPr>
-        <w:t>ack</w:t>
-      </w:r>
-      <w:r>
-        <w:rPr>
-          <w:lang w:val="en-US"/>
-        </w:rPr>
-        <w:t>, gọi như vậy vì những địa chỉ dành ra để làm Local Host, tức là bạn gửi yêu cầu đến những địa chỉ này đồng nghĩa gửi yêu cầu với chính máy tính của bạn</w:t>
-      </w:r>
-      <w:r>
-        <w:rPr>
-          <w:lang w:val="en-US"/>
-        </w:rPr>
-        <w:t xml:space="preserve">, riêng 127.0.0.1 sẽ tương ứng với tên miền </w:t>
-      </w:r>
-      <w:r>
-        <w:rPr>
-          <w:lang w:val="en-US"/>
-        </w:rPr>
-        <w:t>“</w:t>
-      </w:r>
-      <w:r>
-        <w:rPr>
-          <w:lang w:val="en-US"/>
-        </w:rPr>
-        <w:t>localhost</w:t>
-      </w:r>
-      <w:r>
-        <w:rPr>
-          <w:lang w:val="en-US"/>
-        </w:rPr>
-        <w:t>”</w:t>
-      </w:r>
-    </w:p>
-    <w:p>
-      <w:pPr>
-        <w:pStyle w:val="ListParagraph"/>
-        <w:numPr>
-          <w:ilvl w:val="0"/>
-          <w:numId w:val="2"/>
-        </w:numPr>
-        <w:rPr>
-          <w:lang w:val="en-US"/>
-        </w:rPr>
-      </w:pPr>
-      <w:r>
-        <w:rPr>
-          <w:lang w:val="en-US"/>
-        </w:rPr>
-        <w:t>Lớp B có giá trị từ 128.0.0.0 đến 191.255.0.0 với Subnet Mask 255.255.0.0, tổng cộng 16382 Network với tối đa 65534 Host mỗi Network</w:t>
-      </w:r>
-    </w:p>
-    <w:p>
-      <w:pPr>
-        <w:pStyle w:val="ListParagraph"/>
-        <w:numPr>
-          <w:ilvl w:val="0"/>
-          <w:numId w:val="2"/>
-        </w:numPr>
-        <w:rPr>
-          <w:lang w:val="en-US"/>
-        </w:rPr>
-      </w:pPr>
-      <w:r>
-        <w:rPr>
-          <w:lang w:val="en-US"/>
-        </w:rPr>
-        <w:t>Lớp C có giá trị từ 192.0.0.0 đến 223.255.255.0 với Subnet Mask 255.255.255.0, tổng cộng 2097150 Network với tối đa 254 Host mỗi Network</w:t>
-      </w:r>
-    </w:p>
-    <w:p>
-      <w:pPr>
-        <w:pStyle w:val="ListParagraph"/>
-        <w:numPr>
-          <w:ilvl w:val="0"/>
-          <w:numId w:val="2"/>
-        </w:numPr>
-        <w:rPr>
-          <w:lang w:val="en-US"/>
-        </w:rPr>
-      </w:pPr>
-      <w:r>
-        <w:rPr>
-          <w:lang w:val="en-US"/>
-        </w:rPr>
-        <w:t>Lớp D có giá trị từ 224.0.0.0 đến 239.255.255.255, dùng để Multicast</w:t>
-      </w:r>
-    </w:p>
-    <w:p>
-      <w:pPr>
-        <w:pStyle w:val="ListParagraph"/>
-        <w:numPr>
-          <w:ilvl w:val="0"/>
-          <w:numId w:val="2"/>
-        </w:numPr>
-        <w:rPr>
-          <w:lang w:val="en-US"/>
-        </w:rPr>
-      </w:pPr>
-      <w:r>
-        <w:rPr>
-          <w:lang w:val="en-US"/>
-        </w:rPr>
-        <w:t>Lớp E có giá trị từ 240.0.0.0 đến 255.255.255.255, dùng để nghiên cứu</w:t>
+        <w:t xml:space="preserve">Địa </w:t>
+      </w:r>
+      <w:r>
+        <w:rPr>
+          <w:lang w:val="en-US"/>
+        </w:rPr>
+        <w:t xml:space="preserve">Chỉ </w:t>
+      </w:r>
+      <w:r>
+        <w:rPr>
+          <w:lang w:val="en-US"/>
+        </w:rPr>
+        <w:t xml:space="preserve">IP </w:t>
+      </w:r>
+      <w:r>
+        <w:rPr>
+          <w:lang w:val="en-US"/>
+        </w:rPr>
+        <w:t>Cục Bộ?</w:t>
+      </w:r>
+    </w:p>
+    <w:p>
+      <w:pPr>
+        <w:pStyle w:val="ListParagraph"/>
+        <w:numPr>
+          <w:ilvl w:val="0"/>
+          <w:numId w:val="2"/>
+        </w:numPr>
+        <w:rPr>
+          <w:lang w:val="en-US"/>
+        </w:rPr>
+      </w:pPr>
+      <w:r>
+        <w:rPr>
+          <w:lang w:val="en-US"/>
+        </w:rPr>
+        <w:t>Là địa chỉ thường thấy trên các thiết bị</w:t>
+      </w:r>
+      <w:r>
+        <w:rPr>
+          <w:lang w:val="en-US"/>
+        </w:rPr>
+        <w:t xml:space="preserve">, được lấy ra từ 1 phần nhỏ của </w:t>
+      </w:r>
+      <w:r>
+        <w:rPr>
+          <w:lang w:val="en-US"/>
+        </w:rPr>
+        <w:t xml:space="preserve">mỗi </w:t>
+      </w:r>
+      <w:r>
+        <w:rPr>
+          <w:lang w:val="en-US"/>
+        </w:rPr>
+        <w:t>lớ</w:t>
+      </w:r>
+      <w:r>
+        <w:rPr>
+          <w:lang w:val="en-US"/>
+        </w:rPr>
+        <w:t>p Network</w:t>
+      </w:r>
+    </w:p>
+    <w:p>
+      <w:pPr>
+        <w:pStyle w:val="ListParagraph"/>
+        <w:numPr>
+          <w:ilvl w:val="0"/>
+          <w:numId w:val="2"/>
+        </w:numPr>
+        <w:rPr>
+          <w:lang w:val="en-US"/>
+        </w:rPr>
+      </w:pPr>
+      <w:r>
+        <w:rPr>
+          <w:lang w:val="en-US"/>
+        </w:rPr>
+        <w:t>Những địa chỉ IP này không tồn tại trên Internet, khi đăng kí dịch vụ Internet, nhà mạng sẽ cung cấp cho 1 địa chỉ công cộng, đây mới là địa chỉ của ta trên Internet,</w:t>
+      </w:r>
+      <w:r>
+        <w:rPr>
+          <w:lang w:val="en-US"/>
+        </w:rPr>
+        <w:t xml:space="preserve"> là địa chỉ của cái Modem nối trực tiếp với mạng,</w:t>
+      </w:r>
+      <w:r>
+        <w:rPr>
+          <w:lang w:val="en-US"/>
+        </w:rPr>
+        <w:t xml:space="preserve"> trong địa chỉ này, tưởng tượng ta lại có cả 1 Internet con nữa bị ẩn khỏi thế giới bên ngoài</w:t>
+      </w:r>
+      <w:r>
+        <w:rPr>
+          <w:lang w:val="en-US"/>
+        </w:rPr>
+        <w:t xml:space="preserve"> bao gồm các thiết bị kết nối sau Modem</w:t>
+      </w:r>
+      <w:r>
+        <w:rPr>
+          <w:lang w:val="en-US"/>
+        </w:rPr>
+        <w:t>, cấu trúc tương tự</w:t>
+      </w:r>
+      <w:r>
+        <w:rPr>
+          <w:lang w:val="en-US"/>
+        </w:rPr>
+        <w:t xml:space="preserve"> như Internet bên ngoài</w:t>
+      </w:r>
+    </w:p>
+    <w:p>
+      <w:pPr>
+        <w:pStyle w:val="ListParagraph"/>
+        <w:numPr>
+          <w:ilvl w:val="0"/>
+          <w:numId w:val="2"/>
+        </w:numPr>
+        <w:rPr>
+          <w:lang w:val="en-US"/>
+        </w:rPr>
+      </w:pPr>
+      <w:r>
+        <w:rPr>
+          <w:lang w:val="en-US"/>
+        </w:rPr>
+        <w:t>Các địa chỉ này có Subnet Mask của lớp tương ứng</w:t>
+      </w:r>
+    </w:p>
+    <w:p>
+      <w:pPr>
+        <w:pStyle w:val="ListParagraph"/>
+        <w:numPr>
+          <w:ilvl w:val="0"/>
+          <w:numId w:val="2"/>
+        </w:numPr>
+        <w:rPr>
+          <w:lang w:val="en-US"/>
+        </w:rPr>
+      </w:pPr>
+      <w:r>
+        <w:rPr>
+          <w:lang w:val="en-US"/>
+        </w:rPr>
+        <w:t>Các địa chỉ này có thể lặp đi lặp lại bởi những người dùng khác nhau, tiết kiệm đáng kể địa chỉ I</w:t>
+      </w:r>
+      <w:r>
+        <w:rPr>
+          <w:lang w:val="en-US"/>
+        </w:rPr>
+        <w:t>P</w:t>
+      </w:r>
+      <w:r>
+        <w:rPr>
+          <w:lang w:val="en-US"/>
+        </w:rPr>
+        <w:t>v4</w:t>
+      </w:r>
+    </w:p>
+    <w:p>
+      <w:pPr>
+        <w:pStyle w:val="ListParagraph"/>
+        <w:numPr>
+          <w:ilvl w:val="0"/>
+          <w:numId w:val="2"/>
+        </w:numPr>
+        <w:rPr>
+          <w:lang w:val="en-US"/>
+        </w:rPr>
+      </w:pPr>
+      <w:r>
+        <w:rPr>
+          <w:lang w:val="en-US"/>
+        </w:rPr>
+        <w:t>Lớp A có giá trị từ 10.0.0.0 đến 10.255.255.255</w:t>
+      </w:r>
+    </w:p>
+    <w:p>
+      <w:pPr>
+        <w:pStyle w:val="ListParagraph"/>
+        <w:numPr>
+          <w:ilvl w:val="0"/>
+          <w:numId w:val="2"/>
+        </w:numPr>
+        <w:rPr>
+          <w:lang w:val="en-US"/>
+        </w:rPr>
+      </w:pPr>
+      <w:r>
+        <w:rPr>
+          <w:lang w:val="en-US"/>
+        </w:rPr>
+        <w:t>Lớp B có giá trị từ 172.16.0.0 đến 172.31.255.255</w:t>
+      </w:r>
+    </w:p>
+    <w:p>
+      <w:pPr>
+        <w:pStyle w:val="ListParagraph"/>
+        <w:numPr>
+          <w:ilvl w:val="0"/>
+          <w:numId w:val="2"/>
+        </w:numPr>
+        <w:rPr>
+          <w:lang w:val="en-US"/>
+        </w:rPr>
+      </w:pPr>
+      <w:r>
+        <w:rPr>
+          <w:lang w:val="en-US"/>
+        </w:rPr>
+        <w:t>Lớp C có giá trị từ 192.168.0.0 đến 192.168.255.255</w:t>
       </w:r>
     </w:p>
     <w:p>
@@ -1029,241 +1281,13 @@
         <w:rPr>
           <w:lang w:val="en-US"/>
         </w:rPr>
-        <w:t xml:space="preserve">Địa </w:t>
-      </w:r>
-      <w:r>
-        <w:rPr>
-          <w:lang w:val="en-US"/>
-        </w:rPr>
-        <w:t xml:space="preserve">Chỉ </w:t>
-      </w:r>
-      <w:r>
-        <w:rPr>
-          <w:lang w:val="en-US"/>
-        </w:rPr>
-        <w:t xml:space="preserve">IP </w:t>
-      </w:r>
-      <w:r>
-        <w:rPr>
-          <w:lang w:val="en-US"/>
-        </w:rPr>
-        <w:t>Cục Bộ?</w:t>
-      </w:r>
-    </w:p>
-    <w:p>
-      <w:pPr>
-        <w:pStyle w:val="ListParagraph"/>
-        <w:numPr>
-          <w:ilvl w:val="0"/>
-          <w:numId w:val="2"/>
-        </w:numPr>
-        <w:rPr>
-          <w:lang w:val="en-US"/>
-        </w:rPr>
-      </w:pPr>
-      <w:r>
-        <w:rPr>
-          <w:lang w:val="en-US"/>
-        </w:rPr>
-        <w:t>Là địa chỉ thường thấy trên các thiết bị</w:t>
-      </w:r>
-      <w:r>
-        <w:rPr>
-          <w:lang w:val="en-US"/>
-        </w:rPr>
-        <w:t xml:space="preserve">, được lấy ra từ 1 phần nhỏ của </w:t>
-      </w:r>
-      <w:r>
-        <w:rPr>
-          <w:lang w:val="en-US"/>
-        </w:rPr>
-        <w:t xml:space="preserve">mỗi </w:t>
-      </w:r>
-      <w:r>
-        <w:rPr>
-          <w:lang w:val="en-US"/>
-        </w:rPr>
-        <w:t>lớ</w:t>
-      </w:r>
-      <w:r>
-        <w:rPr>
-          <w:lang w:val="en-US"/>
-        </w:rPr>
-        <w:t>p Network</w:t>
-      </w:r>
-    </w:p>
-    <w:p>
-      <w:pPr>
-        <w:pStyle w:val="ListParagraph"/>
-        <w:numPr>
-          <w:ilvl w:val="0"/>
-          <w:numId w:val="2"/>
-        </w:numPr>
-        <w:rPr>
-          <w:lang w:val="en-US"/>
-        </w:rPr>
-      </w:pPr>
-      <w:r>
-        <w:rPr>
-          <w:lang w:val="en-US"/>
-        </w:rPr>
-        <w:t>Những địa chỉ IP này không tồn tại trên Internet, khi đăng kí dịch vụ Internet, nhà mạng sẽ cung cấp cho 1 địa chỉ công cộng, đây mới là địa chỉ của ta trên Internet,</w:t>
-      </w:r>
-      <w:r>
-        <w:rPr>
-          <w:lang w:val="en-US"/>
-        </w:rPr>
-        <w:t xml:space="preserve"> là địa chỉ của cái Modem nối trực tiếp với mạng,</w:t>
-      </w:r>
-      <w:r>
-        <w:rPr>
-          <w:lang w:val="en-US"/>
-        </w:rPr>
-        <w:t xml:space="preserve"> trong địa chỉ này, tưởng tượng ta lại có cả 1 Internet con nữa bị ẩn khỏi thế giới bên ngoài</w:t>
-      </w:r>
-      <w:r>
-        <w:rPr>
-          <w:lang w:val="en-US"/>
-        </w:rPr>
-        <w:t xml:space="preserve"> bao gồm các thiết bị kết nối sau Modem</w:t>
-      </w:r>
-      <w:r>
-        <w:rPr>
-          <w:lang w:val="en-US"/>
-        </w:rPr>
-        <w:t>, cấu trúc tương tự</w:t>
-      </w:r>
-      <w:r>
-        <w:rPr>
-          <w:lang w:val="en-US"/>
-        </w:rPr>
-        <w:t xml:space="preserve"> như Internet bên ngoài</w:t>
-      </w:r>
-    </w:p>
-    <w:p>
-      <w:pPr>
-        <w:pStyle w:val="ListParagraph"/>
-        <w:numPr>
-          <w:ilvl w:val="0"/>
-          <w:numId w:val="2"/>
-        </w:numPr>
-        <w:rPr>
-          <w:lang w:val="en-US"/>
-        </w:rPr>
-      </w:pPr>
-      <w:r>
-        <w:rPr>
-          <w:lang w:val="en-US"/>
-        </w:rPr>
-        <w:t>Các địa chỉ này có Subnet Mask của lớp tương ứng</w:t>
-      </w:r>
-    </w:p>
-    <w:p>
-      <w:pPr>
-        <w:pStyle w:val="ListParagraph"/>
-        <w:numPr>
-          <w:ilvl w:val="0"/>
-          <w:numId w:val="2"/>
-        </w:numPr>
-        <w:rPr>
-          <w:lang w:val="en-US"/>
-        </w:rPr>
-      </w:pPr>
-      <w:r>
-        <w:rPr>
-          <w:lang w:val="en-US"/>
-        </w:rPr>
-        <w:t>Các địa chỉ này có thể lặp đi lặp lại bởi những người dùng khác nhau, tiết kiệm đáng kể địa chỉ I</w:t>
-      </w:r>
-      <w:r>
-        <w:rPr>
-          <w:lang w:val="en-US"/>
-        </w:rPr>
-        <w:t>P</w:t>
-      </w:r>
-      <w:r>
-        <w:rPr>
-          <w:lang w:val="en-US"/>
-        </w:rPr>
-        <w:t>v4</w:t>
-      </w:r>
-    </w:p>
-    <w:p>
-      <w:pPr>
-        <w:pStyle w:val="ListParagraph"/>
-        <w:numPr>
-          <w:ilvl w:val="0"/>
-          <w:numId w:val="2"/>
-        </w:numPr>
-        <w:rPr>
-          <w:lang w:val="en-US"/>
-        </w:rPr>
-      </w:pPr>
-      <w:r>
-        <w:rPr>
-          <w:lang w:val="en-US"/>
-        </w:rPr>
-        <w:t>Lớp A có giá trị từ 10.0.0.0 đến 10.255.255.255</w:t>
-      </w:r>
-    </w:p>
-    <w:p>
-      <w:pPr>
-        <w:pStyle w:val="ListParagraph"/>
-        <w:numPr>
-          <w:ilvl w:val="0"/>
-          <w:numId w:val="2"/>
-        </w:numPr>
-        <w:rPr>
-          <w:lang w:val="en-US"/>
-        </w:rPr>
-      </w:pPr>
-      <w:r>
-        <w:rPr>
-          <w:lang w:val="en-US"/>
-        </w:rPr>
-        <w:t>Lớp B có giá trị từ 172.16.0.0 đến 172.31.255.255</w:t>
-      </w:r>
-    </w:p>
-    <w:p>
-      <w:pPr>
-        <w:pStyle w:val="ListParagraph"/>
-        <w:numPr>
-          <w:ilvl w:val="0"/>
-          <w:numId w:val="2"/>
-        </w:numPr>
-        <w:rPr>
-          <w:lang w:val="en-US"/>
-        </w:rPr>
-      </w:pPr>
-      <w:r>
-        <w:rPr>
-          <w:lang w:val="en-US"/>
-        </w:rPr>
-        <w:t>Lớp C có giá trị từ 192.168.0.0 đến 192.168.255.255</w:t>
-      </w:r>
-    </w:p>
-    <w:p>
-      <w:pPr>
-        <w:pStyle w:val="ListParagraph"/>
-        <w:numPr>
-          <w:ilvl w:val="0"/>
-          <w:numId w:val="1"/>
-        </w:numPr>
-        <w:rPr>
-          <w:lang w:val="en-US"/>
-        </w:rPr>
-      </w:pPr>
-      <w:r>
-        <w:rPr>
-          <w:lang w:val="en-US"/>
-        </w:rPr>
         <w:t>IP</w:t>
       </w:r>
       <w:r>
         <w:rPr>
           <w:lang w:val="en-US"/>
         </w:rPr>
-        <w:t>v6 là gì?</w:t>
+        <w:t>v6?</w:t>
       </w:r>
     </w:p>
     <w:p>
@@ -1551,7 +1575,7 @@
         <w:rPr>
           <w:lang w:val="en-US"/>
         </w:rPr>
-        <w:t>Địa Chỉ MAC (Media Access Control) Là Gì?</w:t>
+        <w:t>Địa Chỉ MAC (Media Access Control)?</w:t>
       </w:r>
     </w:p>
     <w:p>
@@ -1636,13 +1660,13 @@
         <w:rPr>
           <w:lang w:val="en-US"/>
         </w:rPr>
-        <w:t xml:space="preserve">Port </w:t>
-      </w:r>
-      <w:r>
-        <w:rPr>
-          <w:lang w:val="en-US"/>
-        </w:rPr>
-        <w:t>Là Gì?</w:t>
+        <w:t>Port</w:t>
+      </w:r>
+      <w:r>
+        <w:rPr>
+          <w:lang w:val="en-US"/>
+        </w:rPr>
+        <w:t>?</w:t>
       </w:r>
     </w:p>
     <w:p>
@@ -1840,7 +1864,7 @@
         <w:rPr>
           <w:lang w:val="en-US"/>
         </w:rPr>
-        <w:t>URI, URL, URN Là Gì?</w:t>
+        <w:t>URI, URL, URN?</w:t>
       </w:r>
     </w:p>
     <w:p>
@@ -2083,7 +2107,19 @@
         <w:rPr>
           <w:lang w:val="en-US"/>
         </w:rPr>
-        <w:t>Devices – Các Thiết Bị:</w:t>
+        <w:t>Device –</w:t>
+      </w:r>
+      <w:r>
+        <w:rPr>
+          <w:lang w:val="en-US"/>
+        </w:rPr>
+        <w:t xml:space="preserve"> </w:t>
+      </w:r>
+      <w:r>
+        <w:rPr>
+          <w:lang w:val="en-US"/>
+        </w:rPr>
+        <w:t>Thiết Bị:</w:t>
       </w:r>
     </w:p>
     <w:p>
@@ -2107,7 +2143,19 @@
         <w:rPr>
           <w:lang w:val="en-US"/>
         </w:rPr>
-        <w:t>Đồng Trục Là Gì?</w:t>
+        <w:t>Đồng Trục</w:t>
+      </w:r>
+      <w:r>
+        <w:rPr>
+          <w:lang w:val="en-US"/>
+        </w:rPr>
+        <w:t xml:space="preserve"> (Coaxial Cable)</w:t>
+      </w:r>
+      <w:r>
+        <w:rPr>
+          <w:lang w:val="en-US"/>
+        </w:rPr>
+        <w:t>?</w:t>
       </w:r>
     </w:p>
     <w:p>
@@ -2185,7 +2233,7 @@
         <w:rPr>
           <w:lang w:val="en-US"/>
         </w:rPr>
-        <w:t>Quang Là Gì?</w:t>
+        <w:t>Quang?</w:t>
       </w:r>
     </w:p>
     <w:p>
@@ -2275,6 +2323,1030 @@
         <w:rPr>
           <w:lang w:val="en-US"/>
         </w:rPr>
+        <w:t>)?</w:t>
+      </w:r>
+    </w:p>
+    <w:p>
+      <w:pPr>
+        <w:pStyle w:val="ListParagraph"/>
+        <w:numPr>
+          <w:ilvl w:val="0"/>
+          <w:numId w:val="2"/>
+        </w:numPr>
+        <w:rPr>
+          <w:lang w:val="en-US"/>
+        </w:rPr>
+      </w:pPr>
+      <w:r>
+        <w:rPr>
+          <w:lang w:val="en-US"/>
+        </w:rPr>
+        <w:t>Dây cáp có 4 cặp dây, mỗi dây đồng được bọc lớp cách điện, mỗi cặp thì lại xoắn lại như DNA và có màu khác nhau, bên ngoài là vỏ bọc chung</w:t>
+      </w:r>
+    </w:p>
+    <w:p>
+      <w:pPr>
+        <w:pStyle w:val="ListParagraph"/>
+        <w:numPr>
+          <w:ilvl w:val="0"/>
+          <w:numId w:val="2"/>
+        </w:numPr>
+        <w:rPr>
+          <w:lang w:val="en-US"/>
+        </w:rPr>
+      </w:pPr>
+      <w:r>
+        <w:rPr>
+          <w:lang w:val="en-US"/>
+        </w:rPr>
+        <w:t>Xoắn lại để chống nhiễu thông tin</w:t>
+      </w:r>
+    </w:p>
+    <w:p>
+      <w:pPr>
+        <w:pStyle w:val="ListParagraph"/>
+        <w:numPr>
+          <w:ilvl w:val="0"/>
+          <w:numId w:val="2"/>
+        </w:numPr>
+        <w:rPr>
+          <w:lang w:val="en-US"/>
+        </w:rPr>
+      </w:pPr>
+      <w:r>
+        <w:rPr>
+          <w:lang w:val="en-US"/>
+        </w:rPr>
+        <w:t xml:space="preserve">Đầu cắm dạng hình hộp chữ nhật </w:t>
+      </w:r>
+    </w:p>
+    <w:p>
+      <w:pPr>
+        <w:pStyle w:val="ListParagraph"/>
+        <w:numPr>
+          <w:ilvl w:val="0"/>
+          <w:numId w:val="3"/>
+        </w:numPr>
+        <w:rPr>
+          <w:lang w:val="en-US"/>
+        </w:rPr>
+      </w:pPr>
+      <w:r>
+        <w:rPr>
+          <w:lang w:val="en-US"/>
+        </w:rPr>
+        <w:t>Ethernet</w:t>
+      </w:r>
+      <w:r>
+        <w:rPr>
+          <w:lang w:val="en-US"/>
+        </w:rPr>
+        <w:t>?</w:t>
+      </w:r>
+    </w:p>
+    <w:p>
+      <w:pPr>
+        <w:pStyle w:val="ListParagraph"/>
+        <w:numPr>
+          <w:ilvl w:val="0"/>
+          <w:numId w:val="2"/>
+        </w:numPr>
+        <w:rPr>
+          <w:lang w:val="en-US"/>
+        </w:rPr>
+      </w:pPr>
+      <w:r>
+        <w:rPr>
+          <w:lang w:val="en-US"/>
+        </w:rPr>
+        <w:t>Là 1 công nghệ mạng giúp truyền dữ liệu giữa các thiết bị trong mạng LAN</w:t>
+      </w:r>
+    </w:p>
+    <w:p>
+      <w:pPr>
+        <w:pStyle w:val="ListParagraph"/>
+        <w:numPr>
+          <w:ilvl w:val="0"/>
+          <w:numId w:val="2"/>
+        </w:numPr>
+        <w:rPr>
+          <w:lang w:val="en-US"/>
+        </w:rPr>
+      </w:pPr>
+      <w:r>
+        <w:rPr>
+          <w:lang w:val="en-US"/>
+        </w:rPr>
+        <w:t>Giao thức Ethernet bao gồm</w:t>
+      </w:r>
+    </w:p>
+    <w:p>
+      <w:pPr>
+        <w:pStyle w:val="ListParagraph"/>
+        <w:numPr>
+          <w:ilvl w:val="0"/>
+          <w:numId w:val="2"/>
+        </w:numPr>
+        <w:rPr>
+          <w:lang w:val="en-US"/>
+        </w:rPr>
+      </w:pPr>
+      <w:r>
+        <w:rPr>
+          <w:lang w:val="en-US"/>
+        </w:rPr>
+        <w:t xml:space="preserve">Quy tắc kết nối giữa các thiết bị = cáp đồng trục, cáp quang hoặc cáp </w:t>
+      </w:r>
+      <w:r>
+        <w:rPr>
+          <w:lang w:val="en-US"/>
+        </w:rPr>
+        <w:t>xoắn đôi</w:t>
+      </w:r>
+    </w:p>
+    <w:p>
+      <w:pPr>
+        <w:pStyle w:val="ListParagraph"/>
+        <w:numPr>
+          <w:ilvl w:val="0"/>
+          <w:numId w:val="2"/>
+        </w:numPr>
+        <w:rPr>
+          <w:lang w:val="en-US"/>
+        </w:rPr>
+      </w:pPr>
+      <w:r>
+        <w:rPr>
+          <w:lang w:val="en-US"/>
+        </w:rPr>
+        <w:t>Quy tắc xác định địa chỉ nguồn và đích để định vị thiết bị</w:t>
+      </w:r>
+    </w:p>
+    <w:p>
+      <w:pPr>
+        <w:pStyle w:val="ListParagraph"/>
+        <w:numPr>
+          <w:ilvl w:val="0"/>
+          <w:numId w:val="3"/>
+        </w:numPr>
+        <w:rPr>
+          <w:lang w:val="en-US"/>
+        </w:rPr>
+      </w:pPr>
+      <w:r>
+        <w:rPr>
+          <w:lang w:val="en-US"/>
+        </w:rPr>
+        <w:t xml:space="preserve">Card </w:t>
+      </w:r>
+      <w:r>
+        <w:rPr>
+          <w:lang w:val="en-US"/>
+        </w:rPr>
+        <w:t>Mạng (</w:t>
+      </w:r>
+      <w:r>
+        <w:rPr>
+          <w:lang w:val="en-US"/>
+        </w:rPr>
+        <w:t>Ethernet Controller</w:t>
+      </w:r>
+      <w:r>
+        <w:rPr>
+          <w:lang w:val="en-US"/>
+        </w:rPr>
+        <w:t>)?</w:t>
+      </w:r>
+    </w:p>
+    <w:p>
+      <w:pPr>
+        <w:pStyle w:val="ListParagraph"/>
+        <w:numPr>
+          <w:ilvl w:val="0"/>
+          <w:numId w:val="2"/>
+        </w:numPr>
+        <w:rPr>
+          <w:lang w:val="en-US"/>
+        </w:rPr>
+      </w:pPr>
+      <w:r>
+        <w:rPr>
+          <w:lang w:val="en-US"/>
+        </w:rPr>
+        <w:t>Là 1 bảng mạch được tích hợp sẵn trong bo mạch chủ của máy tính, nó nối trực tiếp với cổng Ethernet trên Case máy tính</w:t>
+      </w:r>
+    </w:p>
+    <w:p>
+      <w:pPr>
+        <w:pStyle w:val="ListParagraph"/>
+        <w:numPr>
+          <w:ilvl w:val="0"/>
+          <w:numId w:val="2"/>
+        </w:numPr>
+        <w:rPr>
+          <w:lang w:val="en-US"/>
+        </w:rPr>
+      </w:pPr>
+      <w:r>
+        <w:rPr>
+          <w:lang w:val="en-US"/>
+        </w:rPr>
+        <w:t>Máy tính Muốn kết nối với Internet thì phải dùng 1 dây cáp Ethernet 1 đầu gắn vào cổng Ethernet trên Case rồi đầu kia gắn vào cổng Ethernet trên Modem hoặc Router, sau đó hệ điều hành sẽ tự động cài đặt Driver cho Card mạng, việc tiếp theo là truy cập Internet</w:t>
+      </w:r>
+    </w:p>
+    <w:p>
+      <w:pPr>
+        <w:pStyle w:val="ListParagraph"/>
+        <w:numPr>
+          <w:ilvl w:val="0"/>
+          <w:numId w:val="3"/>
+        </w:numPr>
+        <w:rPr>
+          <w:lang w:val="en-US"/>
+        </w:rPr>
+      </w:pPr>
+      <w:r>
+        <w:rPr>
+          <w:lang w:val="en-US"/>
+        </w:rPr>
+        <w:t>Modem</w:t>
+      </w:r>
+      <w:r>
+        <w:rPr>
+          <w:lang w:val="en-US"/>
+        </w:rPr>
+        <w:t>?</w:t>
+      </w:r>
+    </w:p>
+    <w:p>
+      <w:pPr>
+        <w:pStyle w:val="ListParagraph"/>
+        <w:numPr>
+          <w:ilvl w:val="0"/>
+          <w:numId w:val="2"/>
+        </w:numPr>
+        <w:rPr>
+          <w:lang w:val="en-US"/>
+        </w:rPr>
+      </w:pPr>
+      <w:r>
+        <w:rPr>
+          <w:lang w:val="en-US"/>
+        </w:rPr>
+        <w:t>Giả sử nhà mạng cung cấp cho ta 1 cái ổ cắm, cắm vào ổ này là truy cập vào ổ này là truy cập được Internet, khi đó Modem sẽ là thiết bị đầu tiên cắm vào ổ này = cáp Ethernet</w:t>
+      </w:r>
+      <w:r>
+        <w:rPr>
+          <w:lang w:val="en-US"/>
+        </w:rPr>
+        <w:t>, nó có tác dụng chuyển đổi dữ liệu Analog từ Internet sang Digital cho máy tính của bạn và ngược lại</w:t>
+      </w:r>
+    </w:p>
+    <w:p>
+      <w:pPr>
+        <w:pStyle w:val="ListParagraph"/>
+        <w:numPr>
+          <w:ilvl w:val="0"/>
+          <w:numId w:val="2"/>
+        </w:numPr>
+        <w:rPr>
+          <w:lang w:val="en-US"/>
+        </w:rPr>
+      </w:pPr>
+      <w:r>
+        <w:rPr>
+          <w:lang w:val="en-US"/>
+        </w:rPr>
+        <w:t>Trên Modem chỉ có 1 cổng Ethernet duy nhất để nối với 1 thiết bị khác giúp thiết bị này truy cập được Internet</w:t>
+      </w:r>
+    </w:p>
+    <w:p>
+      <w:pPr>
+        <w:pStyle w:val="ListParagraph"/>
+        <w:numPr>
+          <w:ilvl w:val="0"/>
+          <w:numId w:val="3"/>
+        </w:numPr>
+        <w:rPr>
+          <w:lang w:val="en-US"/>
+        </w:rPr>
+      </w:pPr>
+      <w:r>
+        <w:rPr>
+          <w:lang w:val="en-US"/>
+        </w:rPr>
+        <w:t>Router</w:t>
+      </w:r>
+      <w:r>
+        <w:rPr>
+          <w:lang w:val="en-US"/>
+        </w:rPr>
+        <w:t>?</w:t>
+      </w:r>
+    </w:p>
+    <w:p>
+      <w:pPr>
+        <w:pStyle w:val="ListParagraph"/>
+        <w:numPr>
+          <w:ilvl w:val="0"/>
+          <w:numId w:val="2"/>
+        </w:numPr>
+        <w:rPr>
+          <w:lang w:val="en-US"/>
+        </w:rPr>
+      </w:pPr>
+      <w:r>
+        <w:rPr>
+          <w:lang w:val="en-US"/>
+        </w:rPr>
+        <w:t>Vì nếu chỉ dùng Modem thì chỉ có duy nhất 1 thiết bị truy cập được Internet, nên phải dùng Router để giúp nhiều thiết bị truy cập Internet</w:t>
+      </w:r>
+    </w:p>
+    <w:p>
+      <w:pPr>
+        <w:pStyle w:val="ListParagraph"/>
+        <w:numPr>
+          <w:ilvl w:val="0"/>
+          <w:numId w:val="2"/>
+        </w:numPr>
+        <w:rPr>
+          <w:lang w:val="en-US"/>
+        </w:rPr>
+      </w:pPr>
+      <w:r>
+        <w:rPr>
+          <w:lang w:val="en-US"/>
+        </w:rPr>
+        <w:t>Nối Router với Modem = cáp Ethernet, sau đó nối các thiết bị có dây vào cổng trên Router = cáp Ethernet, các thiết bị không dây thì khỏi cần vì Router phát ra Wifi, như vậy tất cả thiết bị có thể truy cập Internet</w:t>
+      </w:r>
+    </w:p>
+    <w:p>
+      <w:pPr>
+        <w:pStyle w:val="ListParagraph"/>
+        <w:numPr>
+          <w:ilvl w:val="0"/>
+          <w:numId w:val="2"/>
+        </w:numPr>
+        <w:rPr>
+          <w:lang w:val="en-US"/>
+        </w:rPr>
+      </w:pPr>
+      <w:r>
+        <w:rPr>
+          <w:lang w:val="en-US"/>
+        </w:rPr>
+        <w:lastRenderedPageBreak/>
+        <w:t xml:space="preserve">Bản chất khi dữ liệu từ Internet được gửi liên tục vào Modem, nhưng không phải dữ liệu nào cũng </w:t>
+      </w:r>
+      <w:r>
+        <w:rPr>
+          <w:lang w:val="en-US"/>
+        </w:rPr>
+        <w:t>có đích đến là máy tính của bạn, Router có nhiệm vụ đọc địa chỉ đích đến của các gói tin, nếu địa chỉ là máy bạn thì nó nhận, không thì bỏ</w:t>
+      </w:r>
+    </w:p>
+    <w:p>
+      <w:pPr>
+        <w:pStyle w:val="ListParagraph"/>
+        <w:numPr>
+          <w:ilvl w:val="0"/>
+          <w:numId w:val="2"/>
+        </w:numPr>
+        <w:rPr>
+          <w:lang w:val="en-US"/>
+        </w:rPr>
+      </w:pPr>
+      <w:r>
+        <w:rPr>
+          <w:lang w:val="en-US"/>
+        </w:rPr>
+        <w:t>Ngoài ra, Router còn được dùng để định tuyến dữ liệu trên Internet,</w:t>
+      </w:r>
+      <w:r>
+        <w:rPr>
+          <w:lang w:val="en-US"/>
+        </w:rPr>
+        <w:t xml:space="preserve"> </w:t>
+      </w:r>
+      <w:r>
+        <w:rPr>
+          <w:lang w:val="en-US"/>
+        </w:rPr>
+        <w:t xml:space="preserve">giống như trạm, </w:t>
+      </w:r>
+      <w:r>
+        <w:rPr>
+          <w:lang w:val="en-US"/>
+        </w:rPr>
+        <w:t>để dữ liệu đi đúng tuyến đường cáp đến đúng máy đích</w:t>
+      </w:r>
+    </w:p>
+    <w:p>
+      <w:pPr>
+        <w:pStyle w:val="ListParagraph"/>
+        <w:numPr>
+          <w:ilvl w:val="0"/>
+          <w:numId w:val="2"/>
+        </w:numPr>
+        <w:rPr>
+          <w:lang w:val="en-US"/>
+        </w:rPr>
+      </w:pPr>
+      <w:r>
+        <w:rPr>
+          <w:lang w:val="en-US"/>
+        </w:rPr>
+        <w:t>Các thiết bị cùng kết nối với 1 Router sẽ giao tiếp được với nhau</w:t>
+      </w:r>
+    </w:p>
+    <w:p>
+      <w:pPr>
+        <w:pStyle w:val="ListParagraph"/>
+        <w:numPr>
+          <w:ilvl w:val="0"/>
+          <w:numId w:val="3"/>
+        </w:numPr>
+        <w:rPr>
+          <w:lang w:val="en-US"/>
+        </w:rPr>
+      </w:pPr>
+      <w:r>
+        <w:rPr>
+          <w:lang w:val="en-US"/>
+        </w:rPr>
+        <w:t>Modem Wifi</w:t>
+      </w:r>
+      <w:r>
+        <w:rPr>
+          <w:lang w:val="en-US"/>
+        </w:rPr>
+        <w:t>?</w:t>
+      </w:r>
+    </w:p>
+    <w:p>
+      <w:pPr>
+        <w:pStyle w:val="ListParagraph"/>
+        <w:numPr>
+          <w:ilvl w:val="0"/>
+          <w:numId w:val="2"/>
+        </w:numPr>
+        <w:rPr>
+          <w:lang w:val="en-US"/>
+        </w:rPr>
+      </w:pPr>
+      <w:r>
+        <w:rPr>
+          <w:lang w:val="en-US"/>
+        </w:rPr>
+        <w:t>Là Modem tích hợp cả Router, nhiều thiết bị có thể kết nối với Modem này thay vì 1 như trước kia</w:t>
+      </w:r>
+    </w:p>
+    <w:p>
+      <w:pPr>
+        <w:pStyle w:val="ListParagraph"/>
+        <w:numPr>
+          <w:ilvl w:val="0"/>
+          <w:numId w:val="3"/>
+        </w:numPr>
+        <w:rPr>
+          <w:lang w:val="en-US"/>
+        </w:rPr>
+      </w:pPr>
+      <w:r>
+        <w:rPr>
+          <w:lang w:val="en-US"/>
+        </w:rPr>
+        <w:t>Switch</w:t>
+      </w:r>
+      <w:r>
+        <w:rPr>
+          <w:lang w:val="en-US"/>
+        </w:rPr>
+        <w:t>?</w:t>
+      </w:r>
+    </w:p>
+    <w:p>
+      <w:pPr>
+        <w:pStyle w:val="ListParagraph"/>
+        <w:numPr>
+          <w:ilvl w:val="0"/>
+          <w:numId w:val="2"/>
+        </w:numPr>
+        <w:rPr>
+          <w:lang w:val="en-US"/>
+        </w:rPr>
+      </w:pPr>
+      <w:r>
+        <w:rPr>
+          <w:lang w:val="en-US"/>
+        </w:rPr>
+        <w:t>Nối nhiều thiết bị vào Switch, thì các thiết bị này giao tiếp được với nhau, nhưng Switch không có khả năng định tuyến và đọc địa chỉ để lọc gói tin giống Router, và không có chức năng phát Wifi</w:t>
+      </w:r>
+    </w:p>
+    <w:p>
+      <w:pPr>
+        <w:pStyle w:val="ListParagraph"/>
+        <w:numPr>
+          <w:ilvl w:val="0"/>
+          <w:numId w:val="2"/>
+        </w:numPr>
+        <w:rPr>
+          <w:lang w:val="en-US"/>
+        </w:rPr>
+      </w:pPr>
+      <w:r>
+        <w:rPr>
+          <w:lang w:val="en-US"/>
+        </w:rPr>
+        <w:t>Trong Router có Switch</w:t>
+      </w:r>
+    </w:p>
+    <w:p>
+      <w:pPr>
+        <w:pStyle w:val="ListParagraph"/>
+        <w:numPr>
+          <w:ilvl w:val="0"/>
+          <w:numId w:val="3"/>
+        </w:numPr>
+        <w:rPr>
+          <w:lang w:val="en-US"/>
+        </w:rPr>
+      </w:pPr>
+      <w:r>
+        <w:rPr>
+          <w:lang w:val="en-US"/>
+        </w:rPr>
+        <w:t>Hub?</w:t>
+      </w:r>
+    </w:p>
+    <w:p>
+      <w:pPr>
+        <w:pStyle w:val="ListParagraph"/>
+        <w:numPr>
+          <w:ilvl w:val="0"/>
+          <w:numId w:val="2"/>
+        </w:numPr>
+        <w:rPr>
+          <w:lang w:val="en-US"/>
+        </w:rPr>
+      </w:pPr>
+      <w:r>
+        <w:rPr>
+          <w:lang w:val="en-US"/>
+        </w:rPr>
+        <w:t>Giống Switch, nhưng khi gói tin từ 1 máy gửi lên Hub, nó đéo quan tâm đích đến là máy nào mà gửi cho toàn bộ các máy kết nối với Hub</w:t>
+      </w:r>
+    </w:p>
+    <w:p>
+      <w:pPr>
+        <w:pStyle w:val="ListParagraph"/>
+        <w:numPr>
+          <w:ilvl w:val="0"/>
+          <w:numId w:val="3"/>
+        </w:numPr>
+        <w:rPr>
+          <w:lang w:val="en-US"/>
+        </w:rPr>
+      </w:pPr>
+      <w:r>
+        <w:rPr>
+          <w:lang w:val="en-US"/>
+        </w:rPr>
+        <w:t>Access Point?</w:t>
+      </w:r>
+    </w:p>
+    <w:p>
+      <w:pPr>
+        <w:pStyle w:val="ListParagraph"/>
+        <w:numPr>
+          <w:ilvl w:val="0"/>
+          <w:numId w:val="2"/>
+        </w:numPr>
+        <w:rPr>
+          <w:lang w:val="en-US"/>
+        </w:rPr>
+      </w:pPr>
+      <w:r>
+        <w:rPr>
+          <w:lang w:val="en-US"/>
+        </w:rPr>
+        <w:t>Giống Hub, nhưng không cần nối dây</w:t>
+      </w:r>
+    </w:p>
+    <w:p>
+      <w:pPr>
+        <w:pStyle w:val="ListParagraph"/>
+        <w:numPr>
+          <w:ilvl w:val="0"/>
+          <w:numId w:val="3"/>
+        </w:numPr>
+        <w:rPr>
+          <w:lang w:val="en-US"/>
+        </w:rPr>
+      </w:pPr>
+      <w:r>
+        <w:rPr>
+          <w:lang w:val="en-US"/>
+        </w:rPr>
+        <w:t>Server?</w:t>
+      </w:r>
+    </w:p>
+    <w:p>
+      <w:pPr>
+        <w:pStyle w:val="ListParagraph"/>
+        <w:numPr>
+          <w:ilvl w:val="0"/>
+          <w:numId w:val="2"/>
+        </w:numPr>
+        <w:rPr>
+          <w:lang w:val="en-US"/>
+        </w:rPr>
+      </w:pPr>
+      <w:r>
+        <w:rPr>
+          <w:lang w:val="en-US"/>
+        </w:rPr>
+        <w:t>Là 1 Host cực mạnh được cấu hình đặc biệt để lưu trữ tài nguyên như cơ sở dữ liệu, các tệp tin, ứng dụng, ...</w:t>
+      </w:r>
+    </w:p>
+    <w:p>
+      <w:pPr>
+        <w:pStyle w:val="ListParagraph"/>
+        <w:numPr>
+          <w:ilvl w:val="0"/>
+          <w:numId w:val="2"/>
+        </w:numPr>
+        <w:rPr>
+          <w:lang w:val="en-US"/>
+        </w:rPr>
+      </w:pPr>
+      <w:r>
+        <w:rPr>
+          <w:lang w:val="en-US"/>
+        </w:rPr>
+        <w:t>Có nhiệm vụ phân phát tài nguyên cho các Host con kết nối với nó khi có yêu cầu</w:t>
+      </w:r>
+    </w:p>
+    <w:p>
+      <w:pPr>
+        <w:rPr>
+          <w:lang w:val="en-US"/>
+        </w:rPr>
+      </w:pPr>
+    </w:p>
+    <w:p>
+      <w:pPr>
+        <w:rPr>
+          <w:lang w:val="en-US"/>
+        </w:rPr>
+      </w:pPr>
+      <w:r>
+        <w:rPr>
+          <w:lang w:val="en-US"/>
+        </w:rPr>
+        <w:t>Web:</w:t>
+      </w:r>
+    </w:p>
+    <w:p>
+      <w:pPr>
+        <w:pStyle w:val="ListParagraph"/>
+        <w:numPr>
+          <w:ilvl w:val="0"/>
+          <w:numId w:val="6"/>
+        </w:numPr>
+        <w:rPr>
+          <w:lang w:val="en-US"/>
+        </w:rPr>
+      </w:pPr>
+      <w:r>
+        <w:rPr>
+          <w:lang w:val="en-US"/>
+        </w:rPr>
+        <w:t>Tên Miền Là Gì?</w:t>
+      </w:r>
+    </w:p>
+    <w:p>
+      <w:pPr>
+        <w:pStyle w:val="ListParagraph"/>
+        <w:numPr>
+          <w:ilvl w:val="0"/>
+          <w:numId w:val="2"/>
+        </w:numPr>
+        <w:rPr>
+          <w:lang w:val="en-US"/>
+        </w:rPr>
+      </w:pPr>
+      <w:r>
+        <w:rPr>
+          <w:lang w:val="en-US"/>
+        </w:rPr>
+        <w:t>Khi truy cập vào 1 trang Web, phần chữ trên thanh tìm kiếm, sau “https://” là tên miền</w:t>
+      </w:r>
+    </w:p>
+    <w:p>
+      <w:pPr>
+        <w:pStyle w:val="ListParagraph"/>
+        <w:numPr>
+          <w:ilvl w:val="0"/>
+          <w:numId w:val="6"/>
+        </w:numPr>
+        <w:rPr>
+          <w:lang w:val="en-US"/>
+        </w:rPr>
+      </w:pPr>
+      <w:r>
+        <w:rPr>
+          <w:lang w:val="en-US"/>
+        </w:rPr>
+        <w:t>Cơ Chế Của Trình Duyện Web?</w:t>
+      </w:r>
+    </w:p>
+    <w:p>
+      <w:pPr>
+        <w:pStyle w:val="ListParagraph"/>
+        <w:numPr>
+          <w:ilvl w:val="0"/>
+          <w:numId w:val="2"/>
+        </w:numPr>
+        <w:rPr>
+          <w:lang w:val="en-US"/>
+        </w:rPr>
+      </w:pPr>
+      <w:r>
+        <w:rPr>
+          <w:lang w:val="en-US"/>
+        </w:rPr>
+        <w:t xml:space="preserve">Khi bạn nhập địa chỉ Web dưới dạng tên </w:t>
+      </w:r>
+      <w:r>
+        <w:rPr>
+          <w:lang w:val="en-US"/>
+        </w:rPr>
+        <w:t xml:space="preserve">miền </w:t>
+      </w:r>
+      <w:r>
+        <w:rPr>
+          <w:lang w:val="en-US"/>
+        </w:rPr>
+        <w:t xml:space="preserve">vào thanh tìm kiếm rồi nhấn Enter, </w:t>
+      </w:r>
+      <w:r>
+        <w:rPr>
+          <w:lang w:val="en-US"/>
+        </w:rPr>
+        <w:t xml:space="preserve">đầu tiên trình duyệt Web sẽ lục soát trên Cache máy tính, nếu đã có 1 ánh xạ tên miền bạn nhập với địa chỉ IP tương ứng thì máy tính của bạn sẽ nhận được địa chỉ IP đó luôn, nếu không, </w:t>
+      </w:r>
+      <w:r>
+        <w:rPr>
+          <w:lang w:val="en-US"/>
+        </w:rPr>
+        <w:t>máy tính của bạn sẽ gửi 1 yêu cầu thông qua Internet  đế</w:t>
+      </w:r>
+      <w:r>
+        <w:rPr>
+          <w:lang w:val="en-US"/>
+        </w:rPr>
+        <w:t>n 1 DNS Resolver gần nhấ</w:t>
+      </w:r>
+      <w:r>
+        <w:rPr>
+          <w:lang w:val="en-US"/>
+        </w:rPr>
+        <w:t xml:space="preserve">t, </w:t>
+      </w:r>
+      <w:r>
+        <w:rPr>
+          <w:lang w:val="en-US"/>
+        </w:rPr>
+        <w:t>địa chỉ IP của DNS Resolver này được nhà mạng cấp cho</w:t>
+      </w:r>
+    </w:p>
+    <w:p>
+      <w:pPr>
+        <w:pStyle w:val="ListParagraph"/>
+        <w:numPr>
+          <w:ilvl w:val="0"/>
+          <w:numId w:val="2"/>
+        </w:numPr>
+        <w:rPr>
+          <w:lang w:val="en-US"/>
+        </w:rPr>
+      </w:pPr>
+      <w:r>
+        <w:rPr>
+          <w:lang w:val="en-US"/>
+        </w:rPr>
+        <w:t>S</w:t>
+      </w:r>
+      <w:r>
+        <w:rPr>
+          <w:lang w:val="en-US"/>
+        </w:rPr>
+        <w:t>au đó DNS Resolver lục soát Cache của nó, nếu đã có 1 ánh xạ tên miền bạn nhập với địa chỉ IP tương ứng thì nó trả về địa chỉ IP của trang Web cho máy tính của bạn luôn, nếu không, nó sẽ gửi yêu cầu lên Root Server gần nhất, có nhiệm vụ xác định phần đuôi của tên miền, ví dụ “.com”,</w:t>
+      </w:r>
+      <w:r>
+        <w:rPr>
+          <w:lang w:val="en-US"/>
+        </w:rPr>
+        <w:t xml:space="preserve"> và gửi địa chỉ IP của TLD Server ứng với phần đuôi “.com” lại cho DNS Resolver, sau đó DNS Resolver</w:t>
+      </w:r>
+      <w:r>
+        <w:rPr>
+          <w:lang w:val="en-US"/>
+        </w:rPr>
+        <w:t xml:space="preserve"> </w:t>
+      </w:r>
+      <w:r>
+        <w:rPr>
+          <w:lang w:val="en-US"/>
+        </w:rPr>
+        <w:t xml:space="preserve">gửi yêu cầu đến TLD Server này, </w:t>
+      </w:r>
+      <w:r>
+        <w:rPr>
+          <w:lang w:val="en-US"/>
+        </w:rPr>
+        <w:t>TLD Server này sẽ phân tích toàn bộ tên miền, ví dụ “foo.com”, rồi trả về địa chỉ IP của Authoritative Name Server tương ứng với địa chỉ IP này</w:t>
+      </w:r>
+      <w:r>
+        <w:rPr>
+          <w:lang w:val="en-US"/>
+        </w:rPr>
+        <w:t xml:space="preserve"> cho DNS Resolver và DNS Resolver lại tiếp tục gửi yêu cầu cho địa chỉ IP này, khi nhận được yêu cầu thì Authoritative Name Server sẽ lục soát </w:t>
+      </w:r>
+      <w:r>
+        <w:rPr>
+          <w:lang w:val="en-US"/>
+        </w:rPr>
+        <w:lastRenderedPageBreak/>
+        <w:t>trong đống ánh xạ của nó để tìm địa chỉ IP tương ứng với tên miền và trả về địa chỉ</w:t>
+      </w:r>
+      <w:r>
+        <w:rPr>
+          <w:lang w:val="en-US"/>
+        </w:rPr>
+        <w:t xml:space="preserve"> IP đó cho DNS Resolver</w:t>
+      </w:r>
+    </w:p>
+    <w:p>
+      <w:pPr>
+        <w:pStyle w:val="ListParagraph"/>
+        <w:numPr>
+          <w:ilvl w:val="0"/>
+          <w:numId w:val="2"/>
+        </w:numPr>
+        <w:rPr>
+          <w:lang w:val="en-US"/>
+        </w:rPr>
+      </w:pPr>
+      <w:r>
+        <w:rPr>
+          <w:lang w:val="en-US"/>
+        </w:rPr>
+        <w:t>S</w:t>
+      </w:r>
+      <w:r>
+        <w:rPr>
+          <w:lang w:val="en-US"/>
+        </w:rPr>
+        <w:t>au đó DNS Resolver lưu lại địa chỉ nhận được vào Cache của nó và đồng thời gửi cho máy tính của bạn, máy tính của bạn sau đó sẽ lưu lại địa chỉ IP này vào Cache và đồng thời gửi yêu cầu đến địa chỉ IP này</w:t>
+      </w:r>
+    </w:p>
+    <w:p>
+      <w:pPr>
+        <w:pStyle w:val="ListParagraph"/>
+        <w:numPr>
+          <w:ilvl w:val="0"/>
+          <w:numId w:val="2"/>
+        </w:numPr>
+        <w:rPr>
+          <w:lang w:val="en-US"/>
+        </w:rPr>
+      </w:pPr>
+      <w:r>
+        <w:rPr>
+          <w:lang w:val="en-US"/>
+        </w:rPr>
+        <w:t>S</w:t>
+      </w:r>
+      <w:r>
+        <w:rPr>
+          <w:lang w:val="en-US"/>
+        </w:rPr>
+        <w:t xml:space="preserve">au khi máy chủ có địa chỉ IP này nhận được yêu cầu nó sẽ trả về </w:t>
+      </w:r>
+      <w:r>
+        <w:rPr>
+          <w:lang w:val="en-US"/>
+        </w:rPr>
+        <w:t>HTML, CSS, JS cho trình duyệt Web của bạn</w:t>
+      </w:r>
+    </w:p>
+    <w:p>
+      <w:pPr>
+        <w:pStyle w:val="ListParagraph"/>
+        <w:numPr>
+          <w:ilvl w:val="0"/>
+          <w:numId w:val="2"/>
+        </w:numPr>
+        <w:rPr>
+          <w:lang w:val="en-US"/>
+        </w:rPr>
+      </w:pPr>
+      <w:r>
+        <w:rPr>
+          <w:lang w:val="en-US"/>
+        </w:rPr>
+        <w:t>Có thể nhập trực tiếp địa chỉ IP lên trình duyệt Web để gửi yêu cầu nhưng đa số sẽ bị chặn</w:t>
+      </w:r>
+    </w:p>
+    <w:p>
+      <w:pPr>
+        <w:pStyle w:val="ListParagraph"/>
+        <w:numPr>
+          <w:ilvl w:val="0"/>
+          <w:numId w:val="6"/>
+        </w:numPr>
+        <w:rPr>
+          <w:lang w:val="en-US"/>
+        </w:rPr>
+      </w:pPr>
+      <w:r>
+        <w:rPr>
+          <w:lang w:val="en-US"/>
+        </w:rPr>
+        <w:t>Cách thức hoạt động của Front End và Back End?</w:t>
+      </w:r>
+    </w:p>
+    <w:p>
+      <w:pPr>
+        <w:pStyle w:val="ListParagraph"/>
+        <w:numPr>
+          <w:ilvl w:val="0"/>
+          <w:numId w:val="2"/>
+        </w:numPr>
+        <w:rPr>
+          <w:lang w:val="en-US"/>
+        </w:rPr>
+      </w:pPr>
+      <w:r>
+        <w:rPr>
+          <w:lang w:val="en-US"/>
+        </w:rPr>
+        <w:t>Khi máy tính của bạn gửi yêu cầu lên Server, thì thực chất bạn đang gửi đến Port đang chạy Code Front End của Server, sau đó Front End sẽ gọi API tới 1 Port khác cũng trên Server đang chạy Back End, Port Back End trả về cơ sở dữ liệu cho Port Front End, sau đó Port Front End trả về HTML, CSS, … ứng với cơ sở dữ liệu nhận được từ Port Back End cho máy tính của bạn</w:t>
+      </w:r>
+    </w:p>
+    <w:p>
+      <w:pPr>
+        <w:pStyle w:val="ListParagraph"/>
+        <w:numPr>
+          <w:ilvl w:val="0"/>
+          <w:numId w:val="2"/>
+        </w:numPr>
+        <w:rPr>
+          <w:lang w:val="en-US"/>
+        </w:rPr>
+      </w:pPr>
+      <w:r>
+        <w:rPr>
+          <w:lang w:val="en-US"/>
+        </w:rPr>
+        <w:t>Khi Code Front End thì bạn không cần quan tâm Back End nó viết kiểu gì, chỉ cần quan tâm là thằng Back End sau khi làm phần Code của nó, nó sẽ đưa lên 1 Server tại 1 Port nào đó để chạy, và thằng Back End nó sẽ đưa cho bạn 1 cái API để bạn gọi tới Port này yêu cầu cơ sở dữ liệu, bạn cứ Code Front End như bình thường rồi đưa lên 1 Server nào đó với 1 Port nào đó khác với Back End để chạy, người dùng truy cập Web của bạn là đang gửi yêu cầu đến máy chủ Front End</w:t>
+      </w:r>
+    </w:p>
+    <w:p>
+      <w:pPr>
+        <w:pStyle w:val="ListParagraph"/>
+        <w:numPr>
+          <w:ilvl w:val="0"/>
+          <w:numId w:val="6"/>
+        </w:numPr>
+        <w:rPr>
+          <w:lang w:val="en-US"/>
+        </w:rPr>
+      </w:pPr>
+      <w:r>
+        <w:rPr>
+          <w:lang w:val="en-US"/>
+        </w:rPr>
+        <w:t xml:space="preserve">TTL </w:t>
+      </w:r>
+      <w:r>
+        <w:rPr>
+          <w:lang w:val="en-US"/>
+        </w:rPr>
+        <w:t>(</w:t>
+      </w:r>
+      <w:r>
+        <w:rPr>
+          <w:lang w:val="en-US"/>
+        </w:rPr>
+        <w:t>Time To Live</w:t>
+      </w:r>
+      <w:r>
+        <w:rPr>
+          <w:lang w:val="en-US"/>
+        </w:rPr>
         <w:t>) Là Gì?</w:t>
       </w:r>
     </w:p>
@@ -2293,363 +3365,233 @@
         <w:rPr>
           <w:lang w:val="en-US"/>
         </w:rPr>
-        <w:t>Dây cáp có 4 cặp dây, mỗi dây đồng được bọc lớp cách điện, mỗi cặp thì lại xoắn lại như DNA và có màu khác nhau, bên ngoài là vỏ bọc chung</w:t>
-      </w:r>
-    </w:p>
-    <w:p>
-      <w:pPr>
-        <w:pStyle w:val="ListParagraph"/>
-        <w:numPr>
-          <w:ilvl w:val="0"/>
-          <w:numId w:val="2"/>
-        </w:numPr>
-        <w:rPr>
-          <w:lang w:val="en-US"/>
-        </w:rPr>
-      </w:pPr>
-      <w:r>
-        <w:rPr>
-          <w:lang w:val="en-US"/>
-        </w:rPr>
-        <w:t>Xoắn lại để chống nhiễu thông tin</w:t>
-      </w:r>
-    </w:p>
-    <w:p>
-      <w:pPr>
-        <w:pStyle w:val="ListParagraph"/>
-        <w:numPr>
-          <w:ilvl w:val="0"/>
-          <w:numId w:val="2"/>
-        </w:numPr>
-        <w:rPr>
-          <w:lang w:val="en-US"/>
-        </w:rPr>
-      </w:pPr>
-      <w:r>
-        <w:rPr>
-          <w:lang w:val="en-US"/>
-        </w:rPr>
-        <w:t xml:space="preserve">Đầu cắm dạng hình hộp chữ nhật </w:t>
-      </w:r>
-    </w:p>
-    <w:p>
-      <w:pPr>
-        <w:pStyle w:val="ListParagraph"/>
-        <w:numPr>
-          <w:ilvl w:val="0"/>
-          <w:numId w:val="3"/>
-        </w:numPr>
-        <w:rPr>
-          <w:lang w:val="en-US"/>
-        </w:rPr>
-      </w:pPr>
-      <w:r>
-        <w:rPr>
-          <w:lang w:val="en-US"/>
-        </w:rPr>
-        <w:t xml:space="preserve">Ethernet </w:t>
-      </w:r>
-      <w:r>
-        <w:rPr>
-          <w:lang w:val="en-US"/>
-        </w:rPr>
-        <w:t>Là Gì?</w:t>
-      </w:r>
-    </w:p>
-    <w:p>
-      <w:pPr>
-        <w:pStyle w:val="ListParagraph"/>
-        <w:numPr>
-          <w:ilvl w:val="0"/>
-          <w:numId w:val="2"/>
-        </w:numPr>
-        <w:rPr>
-          <w:lang w:val="en-US"/>
-        </w:rPr>
-      </w:pPr>
-      <w:r>
-        <w:rPr>
-          <w:lang w:val="en-US"/>
-        </w:rPr>
-        <w:t>Là 1 công nghệ mạng giúp truyền dữ liệu giữa các thiết bị trong mạng LAN</w:t>
-      </w:r>
-    </w:p>
-    <w:p>
-      <w:pPr>
-        <w:pStyle w:val="ListParagraph"/>
-        <w:numPr>
-          <w:ilvl w:val="0"/>
-          <w:numId w:val="2"/>
-        </w:numPr>
-        <w:rPr>
-          <w:lang w:val="en-US"/>
-        </w:rPr>
-      </w:pPr>
-      <w:r>
-        <w:rPr>
-          <w:lang w:val="en-US"/>
-        </w:rPr>
-        <w:t>Giao thức Ethernet bao gồm</w:t>
-      </w:r>
-    </w:p>
-    <w:p>
-      <w:pPr>
-        <w:pStyle w:val="ListParagraph"/>
-        <w:numPr>
-          <w:ilvl w:val="0"/>
-          <w:numId w:val="2"/>
-        </w:numPr>
-        <w:rPr>
-          <w:lang w:val="en-US"/>
-        </w:rPr>
-      </w:pPr>
-      <w:r>
-        <w:rPr>
-          <w:lang w:val="en-US"/>
-        </w:rPr>
-        <w:t xml:space="preserve">Quy tắc kết nối giữa các thiết bị = cáp đồng trục, cáp quang hoặc cáp </w:t>
-      </w:r>
-      <w:r>
-        <w:rPr>
-          <w:lang w:val="en-US"/>
-        </w:rPr>
-        <w:t>xoắn đôi</w:t>
-      </w:r>
-    </w:p>
-    <w:p>
-      <w:pPr>
-        <w:pStyle w:val="ListParagraph"/>
-        <w:numPr>
-          <w:ilvl w:val="0"/>
-          <w:numId w:val="2"/>
-        </w:numPr>
-        <w:rPr>
-          <w:lang w:val="en-US"/>
-        </w:rPr>
-      </w:pPr>
-      <w:r>
-        <w:rPr>
-          <w:lang w:val="en-US"/>
-        </w:rPr>
-        <w:t>Quy tắc xác định địa chỉ nguồn và đích để định vị thiết bị</w:t>
-      </w:r>
-    </w:p>
-    <w:p>
-      <w:pPr>
-        <w:pStyle w:val="ListParagraph"/>
-        <w:numPr>
-          <w:ilvl w:val="0"/>
-          <w:numId w:val="3"/>
-        </w:numPr>
-        <w:rPr>
-          <w:lang w:val="en-US"/>
-        </w:rPr>
-      </w:pPr>
-      <w:r>
-        <w:rPr>
-          <w:lang w:val="en-US"/>
-        </w:rPr>
-        <w:t xml:space="preserve">Card </w:t>
-      </w:r>
-      <w:r>
-        <w:rPr>
-          <w:lang w:val="en-US"/>
-        </w:rPr>
-        <w:t>Mạng (</w:t>
-      </w:r>
-      <w:r>
-        <w:rPr>
-          <w:lang w:val="en-US"/>
-        </w:rPr>
-        <w:t>Ethernet Controller</w:t>
-      </w:r>
-      <w:r>
-        <w:rPr>
-          <w:lang w:val="en-US"/>
-        </w:rPr>
-        <w:t>) Là Gì?</w:t>
-      </w:r>
-    </w:p>
-    <w:p>
-      <w:pPr>
-        <w:pStyle w:val="ListParagraph"/>
-        <w:numPr>
-          <w:ilvl w:val="0"/>
-          <w:numId w:val="2"/>
-        </w:numPr>
-        <w:rPr>
-          <w:lang w:val="en-US"/>
-        </w:rPr>
-      </w:pPr>
-      <w:r>
-        <w:rPr>
-          <w:lang w:val="en-US"/>
-        </w:rPr>
-        <w:t>Là 1 bảng mạch được tích hợp sẵn trong bo mạch chủ của máy tính, nó nối trực tiếp với cổng Ethernet trên Case máy tính</w:t>
-      </w:r>
-    </w:p>
-    <w:p>
-      <w:pPr>
-        <w:pStyle w:val="ListParagraph"/>
-        <w:numPr>
-          <w:ilvl w:val="0"/>
-          <w:numId w:val="2"/>
-        </w:numPr>
-        <w:rPr>
-          <w:lang w:val="en-US"/>
-        </w:rPr>
-      </w:pPr>
-      <w:r>
-        <w:rPr>
-          <w:lang w:val="en-US"/>
-        </w:rPr>
-        <w:t>Máy tính Muốn kết nối với Internet thì phải dùng 1 dây cáp Ethernet 1 đầu gắn vào cổng Ethernet trên Case rồi đầu kia gắn vào cổng Ethernet trên Modem hoặc Router, sau đó hệ điều hành sẽ tự động cài đặt Driver cho Card mạng, việc tiếp theo là truy cập Internet</w:t>
-      </w:r>
-    </w:p>
-    <w:p>
-      <w:pPr>
-        <w:pStyle w:val="ListParagraph"/>
-        <w:numPr>
-          <w:ilvl w:val="0"/>
-          <w:numId w:val="3"/>
-        </w:numPr>
-        <w:rPr>
-          <w:lang w:val="en-US"/>
-        </w:rPr>
-      </w:pPr>
-      <w:r>
-        <w:rPr>
-          <w:lang w:val="en-US"/>
-        </w:rPr>
-        <w:t xml:space="preserve">Modem </w:t>
-      </w:r>
-      <w:r>
-        <w:rPr>
-          <w:lang w:val="en-US"/>
-        </w:rPr>
-        <w:t>Là Gì?</w:t>
-      </w:r>
-    </w:p>
-    <w:p>
-      <w:pPr>
-        <w:pStyle w:val="ListParagraph"/>
-        <w:numPr>
-          <w:ilvl w:val="0"/>
-          <w:numId w:val="2"/>
-        </w:numPr>
-        <w:rPr>
-          <w:lang w:val="en-US"/>
-        </w:rPr>
-      </w:pPr>
-      <w:r>
-        <w:rPr>
-          <w:lang w:val="en-US"/>
-        </w:rPr>
-        <w:t>Giả sử nhà mạng cung cấp cho ta 1 cái ổ cắm, cắm vào ổ này là truy cập vào ổ này là truy cập được Internet, khi đó Modem sẽ là thiết bị đầu tiên cắm vào ổ này = cáp Ethernet</w:t>
-      </w:r>
-    </w:p>
-    <w:p>
-      <w:pPr>
-        <w:pStyle w:val="ListParagraph"/>
-        <w:numPr>
-          <w:ilvl w:val="0"/>
-          <w:numId w:val="2"/>
-        </w:numPr>
-        <w:rPr>
-          <w:lang w:val="en-US"/>
-        </w:rPr>
-      </w:pPr>
-      <w:r>
-        <w:rPr>
-          <w:lang w:val="en-US"/>
-        </w:rPr>
-        <w:t>Trên Modem chỉ có 1 cổng Ethernet duy nhất để nối với 1 thiết bị khác giúp thiết bị này truy cập được Internet</w:t>
-      </w:r>
-    </w:p>
-    <w:p>
-      <w:pPr>
-        <w:pStyle w:val="ListParagraph"/>
-        <w:numPr>
-          <w:ilvl w:val="0"/>
-          <w:numId w:val="3"/>
-        </w:numPr>
-        <w:rPr>
-          <w:lang w:val="en-US"/>
-        </w:rPr>
-      </w:pPr>
-      <w:r>
-        <w:rPr>
-          <w:lang w:val="en-US"/>
-        </w:rPr>
-        <w:t xml:space="preserve">Tại </w:t>
-      </w:r>
-      <w:r>
-        <w:rPr>
-          <w:lang w:val="en-US"/>
-        </w:rPr>
-        <w:t xml:space="preserve">Sao Cần </w:t>
-      </w:r>
-      <w:r>
-        <w:rPr>
-          <w:lang w:val="en-US"/>
-        </w:rPr>
-        <w:t xml:space="preserve">Modem </w:t>
-      </w:r>
-      <w:r>
-        <w:rPr>
-          <w:lang w:val="en-US"/>
-        </w:rPr>
-        <w:t>Mà Không Nối Trực Tiếp Máy Tính Vào Ổ Do Nhà Mạng Cung Cấp?</w:t>
-      </w:r>
-    </w:p>
-    <w:p>
-      <w:pPr>
-        <w:pStyle w:val="ListParagraph"/>
-        <w:numPr>
-          <w:ilvl w:val="0"/>
-          <w:numId w:val="2"/>
-        </w:numPr>
-        <w:rPr>
-          <w:lang w:val="en-US"/>
-        </w:rPr>
-      </w:pPr>
-      <w:r>
-        <w:rPr>
-          <w:lang w:val="en-US"/>
-        </w:rPr>
-        <w:t>Vì tín hiệu Internet sử dụng là Analog, trong khi máy tính sử dụng tín hiệu Digital, Modem có tác dụng chuyển đổi tín hiệu Analog sang Digital khi Internet gửi tin cho máy tính, và chuyển tín hiệu Digital sang Analog khi máy tính gửi tin vào Internet</w:t>
-      </w:r>
-    </w:p>
-    <w:p>
-      <w:pPr>
-        <w:pStyle w:val="ListParagraph"/>
-        <w:numPr>
-          <w:ilvl w:val="0"/>
-          <w:numId w:val="3"/>
-        </w:numPr>
-        <w:rPr>
-          <w:lang w:val="en-US"/>
-        </w:rPr>
-      </w:pPr>
-      <w:r>
-        <w:rPr>
-          <w:lang w:val="en-US"/>
-        </w:rPr>
-        <w:t xml:space="preserve">Router </w:t>
-      </w:r>
-      <w:r>
-        <w:rPr>
-          <w:lang w:val="en-US"/>
-        </w:rPr>
-        <w:t>Là Gì?</w:t>
-      </w:r>
-    </w:p>
-    <w:p>
-      <w:pPr>
-        <w:pStyle w:val="ListParagraph"/>
-        <w:numPr>
-          <w:ilvl w:val="0"/>
-          <w:numId w:val="2"/>
+        <w:t>Là thời gian để 1 ánh xạ tên miền vào địa chỉ IP tồn tại trong Cache của DNS Resolver trước khi bị xóa</w:t>
+      </w:r>
+      <w:r>
+        <w:rPr>
+          <w:lang w:val="en-US"/>
+        </w:rPr>
+        <w:t>, được đặt giá trị bởi quản trị viên</w:t>
+      </w:r>
+    </w:p>
+    <w:p>
+      <w:pPr>
+        <w:pStyle w:val="ListParagraph"/>
+        <w:numPr>
+          <w:ilvl w:val="0"/>
+          <w:numId w:val="6"/>
+        </w:numPr>
+        <w:rPr>
+          <w:lang w:val="en-US"/>
+        </w:rPr>
+      </w:pPr>
+      <w:r>
+        <w:rPr>
+          <w:lang w:val="en-US"/>
+        </w:rPr>
+        <w:t xml:space="preserve">Cách DNS Resolver </w:t>
+      </w:r>
+      <w:r>
+        <w:rPr>
+          <w:lang w:val="en-US"/>
+        </w:rPr>
+        <w:t xml:space="preserve">Lưu Địa Chỉ </w:t>
+      </w:r>
+      <w:r>
+        <w:rPr>
+          <w:lang w:val="en-US"/>
+        </w:rPr>
+        <w:t xml:space="preserve">IP </w:t>
+      </w:r>
+      <w:r>
+        <w:rPr>
+          <w:lang w:val="en-US"/>
+        </w:rPr>
+        <w:t>Động?</w:t>
+      </w:r>
+    </w:p>
+    <w:p>
+      <w:pPr>
+        <w:pStyle w:val="ListParagraph"/>
+        <w:numPr>
+          <w:ilvl w:val="0"/>
+          <w:numId w:val="2"/>
+        </w:numPr>
+        <w:rPr>
+          <w:lang w:val="en-US"/>
+        </w:rPr>
+      </w:pPr>
+      <w:r>
+        <w:rPr>
+          <w:lang w:val="en-US"/>
+        </w:rPr>
+        <w:t>Nó sẽ tự động cập nhật ánh xạ tên miền với địa chỉ IP khi có sự thay đổi địa chỉ IP</w:t>
+      </w:r>
+      <w:r>
+        <w:rPr>
+          <w:lang w:val="en-US"/>
+        </w:rPr>
+        <w:t>, DNS Resolver dạng này gọi là DDNS Resolver</w:t>
+      </w:r>
+    </w:p>
+    <w:p>
+      <w:pPr>
+        <w:pStyle w:val="ListParagraph"/>
+        <w:numPr>
+          <w:ilvl w:val="0"/>
+          <w:numId w:val="6"/>
+        </w:numPr>
+        <w:rPr>
+          <w:lang w:val="en-US"/>
+        </w:rPr>
+      </w:pPr>
+      <w:r>
+        <w:rPr>
+          <w:lang w:val="en-US"/>
+        </w:rPr>
+        <w:t>Cách Hoạt Động Của Các Phương Thức Get, Post, …?</w:t>
+      </w:r>
+    </w:p>
+    <w:p>
+      <w:pPr>
+        <w:pStyle w:val="ListParagraph"/>
+        <w:numPr>
+          <w:ilvl w:val="0"/>
+          <w:numId w:val="2"/>
+        </w:numPr>
+        <w:rPr>
+          <w:lang w:val="en-US"/>
+        </w:rPr>
+      </w:pPr>
+      <w:r>
+        <w:rPr>
+          <w:lang w:val="en-US"/>
+        </w:rPr>
+        <w:t>Khi 1 máy khách gửi yêu cầu lên máy chủ, nó có thể là yêu cầu trả về giao diện trang Web, hay thêm 1 bản ghi vào cơ sở dữ liệu, hay chỉnh sửa bản ghi, …, mỗi kiểu yêu cầu sẽ tương ứng với 1 phương thức khác nhau</w:t>
+      </w:r>
+    </w:p>
+    <w:p>
+      <w:pPr>
+        <w:pStyle w:val="ListParagraph"/>
+        <w:numPr>
+          <w:ilvl w:val="0"/>
+          <w:numId w:val="2"/>
+        </w:numPr>
+        <w:rPr>
+          <w:lang w:val="en-US"/>
+        </w:rPr>
+      </w:pPr>
+      <w:r>
+        <w:rPr>
+          <w:lang w:val="en-US"/>
+        </w:rPr>
+        <w:t>Khi máy khách gửi yêu với phương thức Get, máy chủ sẽ nhận yêu cầu, và trả về HTML, CSS, ... cho máy khách, cách trả về như nào thì do lập trình viên Back End quy định</w:t>
+      </w:r>
+      <w:r>
+        <w:rPr>
+          <w:lang w:val="en-US"/>
+        </w:rPr>
+        <w:t>, khi vừa vào 1 tuyến đường là mách khách đang thực hiện phương thức Get</w:t>
+      </w:r>
+    </w:p>
+    <w:p>
+      <w:pPr>
+        <w:pStyle w:val="ListParagraph"/>
+        <w:numPr>
+          <w:ilvl w:val="0"/>
+          <w:numId w:val="2"/>
+        </w:numPr>
+        <w:rPr>
+          <w:lang w:val="en-US"/>
+        </w:rPr>
+      </w:pPr>
+      <w:r>
+        <w:rPr>
+          <w:lang w:val="en-US"/>
+        </w:rPr>
+        <w:t>Khi máy khách gửi yêu cầu với phương thức Post, máy chủ sẽ nhận yêu cầu và thêm 1 bản ghi do người dùng nhập vào, thêm bản ghi như nào thì do lập trình viên Back End quy định</w:t>
+      </w:r>
+    </w:p>
+    <w:p>
+      <w:pPr>
+        <w:rPr>
+          <w:lang w:val="en-US"/>
+        </w:rPr>
+      </w:pPr>
+    </w:p>
+    <w:p>
+      <w:pPr>
+        <w:rPr>
+          <w:lang w:val="en-US"/>
+        </w:rPr>
+      </w:pPr>
+      <w:r>
+        <w:rPr>
+          <w:lang w:val="en-US"/>
+        </w:rPr>
+        <w:t>Anti Virus:</w:t>
+      </w:r>
+    </w:p>
+    <w:p>
+      <w:pPr>
+        <w:pStyle w:val="ListParagraph"/>
+        <w:numPr>
+          <w:ilvl w:val="0"/>
+          <w:numId w:val="7"/>
+        </w:numPr>
+        <w:rPr>
+          <w:lang w:val="en-US"/>
+        </w:rPr>
+      </w:pPr>
+      <w:r>
+        <w:rPr>
+          <w:lang w:val="en-US"/>
+        </w:rPr>
+        <w:t>Tường Lửa (Firewall)?</w:t>
+      </w:r>
+    </w:p>
+    <w:p>
+      <w:pPr>
+        <w:pStyle w:val="ListParagraph"/>
+        <w:numPr>
+          <w:ilvl w:val="0"/>
+          <w:numId w:val="2"/>
+        </w:numPr>
+        <w:rPr>
+          <w:lang w:val="en-US"/>
+        </w:rPr>
+      </w:pPr>
+      <w:r>
+        <w:rPr>
+          <w:lang w:val="en-US"/>
+        </w:rPr>
+        <w:t>Bản chất là 1 tấm lá chắn đặt trước máy tính của bạn</w:t>
+      </w:r>
+    </w:p>
+    <w:p>
+      <w:pPr>
+        <w:pStyle w:val="ListParagraph"/>
+        <w:numPr>
+          <w:ilvl w:val="0"/>
+          <w:numId w:val="2"/>
+        </w:numPr>
+        <w:rPr>
+          <w:lang w:val="en-US"/>
+        </w:rPr>
+      </w:pPr>
+      <w:r>
+        <w:rPr>
+          <w:lang w:val="en-US"/>
+        </w:rPr>
+        <w:t xml:space="preserve">Khi có dữ liệu truyền tới máy tính của bạn, có thể là từ Internet, nó phải qua tường lửa trước, khi này, tường lửa sẽ lọc dữ liệu nào được gửi đến máy của bạn, dữ liệu nào không </w:t>
+      </w:r>
+    </w:p>
+    <w:p>
+      <w:pPr>
+        <w:pStyle w:val="ListParagraph"/>
+        <w:numPr>
+          <w:ilvl w:val="0"/>
+          <w:numId w:val="7"/>
         </w:numPr>
         <w:rPr>
           <w:lang w:val="en-US"/>
@@ -2660,737 +3602,6 @@
           <w:lang w:val="en-US"/>
         </w:rPr>
         <w:lastRenderedPageBreak/>
-        <w:t>Vì nếu chỉ dùng Modem thì chỉ có duy nhất 1 thiết bị truy cập được Internet, nên phải dùng Router để giúp nhiều thiết bị truy cập Internet</w:t>
-      </w:r>
-    </w:p>
-    <w:p>
-      <w:pPr>
-        <w:pStyle w:val="ListParagraph"/>
-        <w:numPr>
-          <w:ilvl w:val="0"/>
-          <w:numId w:val="2"/>
-        </w:numPr>
-        <w:rPr>
-          <w:lang w:val="en-US"/>
-        </w:rPr>
-      </w:pPr>
-      <w:r>
-        <w:rPr>
-          <w:lang w:val="en-US"/>
-        </w:rPr>
-        <w:t>Nối Router với Modem = cáp Ethernet, sau đó nối các thiết bị có dây vào cổng trên Router = cáp Ethernet, các thiết bị không dây thì khỏi cần vì Router phát ra Wifi, như vậy tất cả thiết bị có thể truy cập Internet</w:t>
-      </w:r>
-    </w:p>
-    <w:p>
-      <w:pPr>
-        <w:pStyle w:val="ListParagraph"/>
-        <w:numPr>
-          <w:ilvl w:val="0"/>
-          <w:numId w:val="3"/>
-        </w:numPr>
-        <w:rPr>
-          <w:lang w:val="en-US"/>
-        </w:rPr>
-      </w:pPr>
-      <w:r>
-        <w:rPr>
-          <w:lang w:val="en-US"/>
-        </w:rPr>
-        <w:t xml:space="preserve">Modem Wifi </w:t>
-      </w:r>
-      <w:r>
-        <w:rPr>
-          <w:lang w:val="en-US"/>
-        </w:rPr>
-        <w:t>Là Gì?</w:t>
-      </w:r>
-    </w:p>
-    <w:p>
-      <w:pPr>
-        <w:pStyle w:val="ListParagraph"/>
-        <w:numPr>
-          <w:ilvl w:val="0"/>
-          <w:numId w:val="2"/>
-        </w:numPr>
-        <w:rPr>
-          <w:lang w:val="en-US"/>
-        </w:rPr>
-      </w:pPr>
-      <w:r>
-        <w:rPr>
-          <w:lang w:val="en-US"/>
-        </w:rPr>
-        <w:t>Là Modem tích hợp cả Router, nhiều thiết bị có thể kết nối với Modem này thay vì 1 như trước kia</w:t>
-      </w:r>
-    </w:p>
-    <w:p>
-      <w:pPr>
-        <w:pStyle w:val="ListParagraph"/>
-        <w:numPr>
-          <w:ilvl w:val="0"/>
-          <w:numId w:val="3"/>
-        </w:numPr>
-        <w:rPr>
-          <w:lang w:val="en-US"/>
-        </w:rPr>
-      </w:pPr>
-      <w:r>
-        <w:rPr>
-          <w:lang w:val="en-US"/>
-        </w:rPr>
-        <w:t>Server Là Gì?</w:t>
-      </w:r>
-    </w:p>
-    <w:p>
-      <w:pPr>
-        <w:pStyle w:val="ListParagraph"/>
-        <w:numPr>
-          <w:ilvl w:val="0"/>
-          <w:numId w:val="2"/>
-        </w:numPr>
-        <w:rPr>
-          <w:lang w:val="en-US"/>
-        </w:rPr>
-      </w:pPr>
-      <w:r>
-        <w:rPr>
-          <w:lang w:val="en-US"/>
-        </w:rPr>
-        <w:t>Là 1 Host cực mạnh được cấu hình đặc biệt để lưu trữ tài nguyên như cơ sở dữ liệu, các tệp tin, ứng dụng, ...</w:t>
-      </w:r>
-    </w:p>
-    <w:p>
-      <w:pPr>
-        <w:pStyle w:val="ListParagraph"/>
-        <w:numPr>
-          <w:ilvl w:val="0"/>
-          <w:numId w:val="2"/>
-        </w:numPr>
-        <w:rPr>
-          <w:lang w:val="en-US"/>
-        </w:rPr>
-      </w:pPr>
-      <w:r>
-        <w:rPr>
-          <w:lang w:val="en-US"/>
-        </w:rPr>
-        <w:t>Có nhiệm vụ phân phát tài nguyên cho các Host con kết nối với nó khi có yêu cầu</w:t>
-      </w:r>
-    </w:p>
-    <w:p>
-      <w:pPr>
-        <w:rPr>
-          <w:lang w:val="en-US"/>
-        </w:rPr>
-      </w:pPr>
-    </w:p>
-    <w:p>
-      <w:pPr>
-        <w:rPr>
-          <w:lang w:val="en-US"/>
-        </w:rPr>
-      </w:pPr>
-      <w:r>
-        <w:rPr>
-          <w:lang w:val="en-US"/>
-        </w:rPr>
-        <w:t>Web:</w:t>
-      </w:r>
-    </w:p>
-    <w:p>
-      <w:pPr>
-        <w:pStyle w:val="ListParagraph"/>
-        <w:numPr>
-          <w:ilvl w:val="0"/>
-          <w:numId w:val="6"/>
-        </w:numPr>
-        <w:rPr>
-          <w:lang w:val="en-US"/>
-        </w:rPr>
-      </w:pPr>
-      <w:r>
-        <w:rPr>
-          <w:lang w:val="en-US"/>
-        </w:rPr>
-        <w:t>Tên Miền Là Gì?</w:t>
-      </w:r>
-    </w:p>
-    <w:p>
-      <w:pPr>
-        <w:pStyle w:val="ListParagraph"/>
-        <w:numPr>
-          <w:ilvl w:val="0"/>
-          <w:numId w:val="2"/>
-        </w:numPr>
-        <w:rPr>
-          <w:lang w:val="en-US"/>
-        </w:rPr>
-      </w:pPr>
-      <w:r>
-        <w:rPr>
-          <w:lang w:val="en-US"/>
-        </w:rPr>
-        <w:t>Khi truy cập vào 1 trang Web, phần chữ trên thanh tìm kiếm, sau “https://” là tên miền</w:t>
-      </w:r>
-    </w:p>
-    <w:p>
-      <w:pPr>
-        <w:pStyle w:val="ListParagraph"/>
-        <w:numPr>
-          <w:ilvl w:val="0"/>
-          <w:numId w:val="6"/>
-        </w:numPr>
-        <w:rPr>
-          <w:lang w:val="en-US"/>
-        </w:rPr>
-      </w:pPr>
-      <w:r>
-        <w:rPr>
-          <w:lang w:val="en-US"/>
-        </w:rPr>
-        <w:t>Cơ Chế Của Trình Duyện Web?</w:t>
-      </w:r>
-    </w:p>
-    <w:p>
-      <w:pPr>
-        <w:pStyle w:val="ListParagraph"/>
-        <w:numPr>
-          <w:ilvl w:val="0"/>
-          <w:numId w:val="2"/>
-        </w:numPr>
-        <w:rPr>
-          <w:lang w:val="en-US"/>
-        </w:rPr>
-      </w:pPr>
-      <w:r>
-        <w:rPr>
-          <w:lang w:val="en-US"/>
-        </w:rPr>
-        <w:t xml:space="preserve">Khi bạn nhập địa chỉ Web dưới dạng tên </w:t>
-      </w:r>
-      <w:r>
-        <w:rPr>
-          <w:lang w:val="en-US"/>
-        </w:rPr>
-        <w:t xml:space="preserve">miền </w:t>
-      </w:r>
-      <w:r>
-        <w:rPr>
-          <w:lang w:val="en-US"/>
-        </w:rPr>
-        <w:t xml:space="preserve">vào thanh tìm kiếm rồi nhấn Enter, </w:t>
-      </w:r>
-      <w:r>
-        <w:rPr>
-          <w:lang w:val="en-US"/>
-        </w:rPr>
-        <w:t xml:space="preserve">đầu tiên trình duyệt Web sẽ lục soát trên Cache máy tính, nếu đã có 1 ánh xạ tên miền bạn nhập với địa chỉ IP tương ứng thì máy tính của bạn sẽ nhận được địa chỉ IP đó luôn, nếu không, </w:t>
-      </w:r>
-      <w:r>
-        <w:rPr>
-          <w:lang w:val="en-US"/>
-        </w:rPr>
-        <w:t>máy tính của bạn sẽ gửi 1 yêu cầu thông qua Internet  đế</w:t>
-      </w:r>
-      <w:r>
-        <w:rPr>
-          <w:lang w:val="en-US"/>
-        </w:rPr>
-        <w:t>n 1 DNS Resolver gần nhấ</w:t>
-      </w:r>
-      <w:r>
-        <w:rPr>
-          <w:lang w:val="en-US"/>
-        </w:rPr>
-        <w:t xml:space="preserve">t, </w:t>
-      </w:r>
-      <w:r>
-        <w:rPr>
-          <w:lang w:val="en-US"/>
-        </w:rPr>
-        <w:t>địa chỉ IP của DNS Resolver này được nhà mạng cấp cho</w:t>
-      </w:r>
-    </w:p>
-    <w:p>
-      <w:pPr>
-        <w:pStyle w:val="ListParagraph"/>
-        <w:numPr>
-          <w:ilvl w:val="0"/>
-          <w:numId w:val="2"/>
-        </w:numPr>
-        <w:rPr>
-          <w:lang w:val="en-US"/>
-        </w:rPr>
-      </w:pPr>
-      <w:r>
-        <w:rPr>
-          <w:lang w:val="en-US"/>
-        </w:rPr>
-        <w:t>S</w:t>
-      </w:r>
-      <w:r>
-        <w:rPr>
-          <w:lang w:val="en-US"/>
-        </w:rPr>
-        <w:t>au đó DNS Resolver lục soát Cache của nó, nếu đã có 1 ánh xạ tên miền bạn nhập với địa chỉ IP tương ứng thì nó trả về địa chỉ IP của trang Web cho máy tính của bạn luôn, nếu không, nó sẽ gửi yêu cầu lên Root Server gần nhất, có nhiệm vụ xác định phần đuôi của tên miền, ví dụ “.com”,</w:t>
-      </w:r>
-      <w:r>
-        <w:rPr>
-          <w:lang w:val="en-US"/>
-        </w:rPr>
-        <w:t xml:space="preserve"> và gửi địa chỉ IP của TLD Server ứng với phần đuôi “.com” lại cho DNS Resolver, sau đó DNS Resolver</w:t>
-      </w:r>
-      <w:r>
-        <w:rPr>
-          <w:lang w:val="en-US"/>
-        </w:rPr>
-        <w:t xml:space="preserve"> </w:t>
-      </w:r>
-      <w:r>
-        <w:rPr>
-          <w:lang w:val="en-US"/>
-        </w:rPr>
-        <w:t xml:space="preserve">gửi yêu cầu đến TLD Server này, </w:t>
-      </w:r>
-      <w:r>
-        <w:rPr>
-          <w:lang w:val="en-US"/>
-        </w:rPr>
-        <w:t>TLD Server này sẽ phân tích toàn bộ tên miền, ví dụ “foo.com”, rồi trả về địa chỉ IP của Authoritative Name Server tương ứng với địa chỉ IP này</w:t>
-      </w:r>
-      <w:r>
-        <w:rPr>
-          <w:lang w:val="en-US"/>
-        </w:rPr>
-        <w:t xml:space="preserve"> cho DNS Resolver và DNS Resolver lại tiếp tục gửi yêu cầu cho địa chỉ IP này, khi nhận được yêu cầu thì Authoritative Name Server sẽ lục soát trong đống ánh xạ của nó để tìm địa chỉ IP tương ứng với tên miền và trả về địa chỉ</w:t>
-      </w:r>
-      <w:r>
-        <w:rPr>
-          <w:lang w:val="en-US"/>
-        </w:rPr>
-        <w:t xml:space="preserve"> IP đó cho DNS Resolver</w:t>
-      </w:r>
-    </w:p>
-    <w:p>
-      <w:pPr>
-        <w:pStyle w:val="ListParagraph"/>
-        <w:numPr>
-          <w:ilvl w:val="0"/>
-          <w:numId w:val="2"/>
-        </w:numPr>
-        <w:rPr>
-          <w:lang w:val="en-US"/>
-        </w:rPr>
-      </w:pPr>
-      <w:r>
-        <w:rPr>
-          <w:lang w:val="en-US"/>
-        </w:rPr>
-        <w:t>S</w:t>
-      </w:r>
-      <w:r>
-        <w:rPr>
-          <w:lang w:val="en-US"/>
-        </w:rPr>
-        <w:t>au đó DNS Resolver lưu lại địa chỉ nhận được vào Cache của nó và đồng thời gửi cho máy tính của bạn, máy tính của bạn sau đó sẽ lưu lại địa chỉ IP này vào Cache và đồng thời gửi yêu cầu đến địa chỉ IP này</w:t>
-      </w:r>
-    </w:p>
-    <w:p>
-      <w:pPr>
-        <w:pStyle w:val="ListParagraph"/>
-        <w:numPr>
-          <w:ilvl w:val="0"/>
-          <w:numId w:val="2"/>
-        </w:numPr>
-        <w:rPr>
-          <w:lang w:val="en-US"/>
-        </w:rPr>
-      </w:pPr>
-      <w:r>
-        <w:rPr>
-          <w:lang w:val="en-US"/>
-        </w:rPr>
-        <w:t>S</w:t>
-      </w:r>
-      <w:r>
-        <w:rPr>
-          <w:lang w:val="en-US"/>
-        </w:rPr>
-        <w:t xml:space="preserve">au khi máy chủ có địa chỉ IP này nhận được yêu cầu nó sẽ trả về </w:t>
-      </w:r>
-      <w:r>
-        <w:rPr>
-          <w:lang w:val="en-US"/>
-        </w:rPr>
-        <w:t>HTML, CSS, JS cho trình duyệt Web của bạn</w:t>
-      </w:r>
-    </w:p>
-    <w:p>
-      <w:pPr>
-        <w:pStyle w:val="ListParagraph"/>
-        <w:numPr>
-          <w:ilvl w:val="0"/>
-          <w:numId w:val="2"/>
-        </w:numPr>
-        <w:rPr>
-          <w:lang w:val="en-US"/>
-        </w:rPr>
-      </w:pPr>
-      <w:r>
-        <w:rPr>
-          <w:lang w:val="en-US"/>
-        </w:rPr>
-        <w:t>Có thể nhập trực tiếp địa chỉ IP lên trình duyệt Web để gửi yêu cầu nhưng đa số sẽ bị chặn</w:t>
-      </w:r>
-    </w:p>
-    <w:p>
-      <w:pPr>
-        <w:pStyle w:val="ListParagraph"/>
-        <w:numPr>
-          <w:ilvl w:val="0"/>
-          <w:numId w:val="6"/>
-        </w:numPr>
-        <w:rPr>
-          <w:lang w:val="en-US"/>
-        </w:rPr>
-      </w:pPr>
-      <w:r>
-        <w:rPr>
-          <w:lang w:val="en-US"/>
-        </w:rPr>
-        <w:t>Cách thức hoạt động của Front End và Back End?</w:t>
-      </w:r>
-    </w:p>
-    <w:p>
-      <w:pPr>
-        <w:pStyle w:val="ListParagraph"/>
-        <w:numPr>
-          <w:ilvl w:val="0"/>
-          <w:numId w:val="2"/>
-        </w:numPr>
-        <w:rPr>
-          <w:lang w:val="en-US"/>
-        </w:rPr>
-      </w:pPr>
-      <w:r>
-        <w:rPr>
-          <w:lang w:val="en-US"/>
-        </w:rPr>
-        <w:t xml:space="preserve">Khi máy tính của bạn gửi yêu cầu lên Server, thì thực chất bạn đang gửi đến Port đang chạy Code Front End của Server, sau đó Front End sẽ gọi API tới 1 Port </w:t>
-      </w:r>
-      <w:r>
-        <w:rPr>
-          <w:lang w:val="en-US"/>
-        </w:rPr>
-        <w:lastRenderedPageBreak/>
-        <w:t>khác cũng trên Server đang chạy Back End, Port Back End trả về cơ sở dữ liệu cho Port Front End, sau đó Port Front End trả về HTML, CSS, … ứng với cơ sở dữ liệu nhận được từ Port Back End cho máy tính của bạn</w:t>
-      </w:r>
-    </w:p>
-    <w:p>
-      <w:pPr>
-        <w:pStyle w:val="ListParagraph"/>
-        <w:numPr>
-          <w:ilvl w:val="0"/>
-          <w:numId w:val="2"/>
-        </w:numPr>
-        <w:rPr>
-          <w:lang w:val="en-US"/>
-        </w:rPr>
-      </w:pPr>
-      <w:r>
-        <w:rPr>
-          <w:lang w:val="en-US"/>
-        </w:rPr>
-        <w:t>Khi Code Front End thì bạn không cần quan tâm Back End nó viết kiểu gì, chỉ cần quan tâm là thằng Back End sau khi làm phần Code của nó, nó sẽ đưa lên 1 Server tại 1 Port nào đó để chạy, và thằng Back End nó sẽ đưa cho bạn 1 cái API để bạn gọi tới Port này yêu cầu cơ sở dữ liệu, bạn cứ Code Front End như bình thường rồi đưa lên 1 Server nào đó với 1 Port nào đó khác với Back End để chạy, người dùng truy cập Web của bạn là đang gửi yêu cầu đến máy chủ Front End</w:t>
-      </w:r>
-    </w:p>
-    <w:p>
-      <w:pPr>
-        <w:pStyle w:val="ListParagraph"/>
-        <w:numPr>
-          <w:ilvl w:val="0"/>
-          <w:numId w:val="6"/>
-        </w:numPr>
-        <w:rPr>
-          <w:lang w:val="en-US"/>
-        </w:rPr>
-      </w:pPr>
-      <w:r>
-        <w:rPr>
-          <w:lang w:val="en-US"/>
-        </w:rPr>
-        <w:t xml:space="preserve">TTL </w:t>
-      </w:r>
-      <w:r>
-        <w:rPr>
-          <w:lang w:val="en-US"/>
-        </w:rPr>
-        <w:t>(</w:t>
-      </w:r>
-      <w:r>
-        <w:rPr>
-          <w:lang w:val="en-US"/>
-        </w:rPr>
-        <w:t>Time To Live</w:t>
-      </w:r>
-      <w:r>
-        <w:rPr>
-          <w:lang w:val="en-US"/>
-        </w:rPr>
-        <w:t>) Là Gì?</w:t>
-      </w:r>
-    </w:p>
-    <w:p>
-      <w:pPr>
-        <w:pStyle w:val="ListParagraph"/>
-        <w:numPr>
-          <w:ilvl w:val="0"/>
-          <w:numId w:val="2"/>
-        </w:numPr>
-        <w:rPr>
-          <w:lang w:val="en-US"/>
-        </w:rPr>
-      </w:pPr>
-      <w:r>
-        <w:rPr>
-          <w:lang w:val="en-US"/>
-        </w:rPr>
-        <w:t>Là thời gian để 1 ánh xạ tên miền vào địa chỉ IP tồn tại trong Cache của DNS Resolver trước khi bị xóa</w:t>
-      </w:r>
-      <w:r>
-        <w:rPr>
-          <w:lang w:val="en-US"/>
-        </w:rPr>
-        <w:t>, được đặt giá trị bởi quản trị viên</w:t>
-      </w:r>
-    </w:p>
-    <w:p>
-      <w:pPr>
-        <w:pStyle w:val="ListParagraph"/>
-        <w:numPr>
-          <w:ilvl w:val="0"/>
-          <w:numId w:val="6"/>
-        </w:numPr>
-        <w:rPr>
-          <w:lang w:val="en-US"/>
-        </w:rPr>
-      </w:pPr>
-      <w:r>
-        <w:rPr>
-          <w:lang w:val="en-US"/>
-        </w:rPr>
-        <w:t xml:space="preserve">Cách DNS Resolver </w:t>
-      </w:r>
-      <w:r>
-        <w:rPr>
-          <w:lang w:val="en-US"/>
-        </w:rPr>
-        <w:t xml:space="preserve">Lưu Địa Chỉ </w:t>
-      </w:r>
-      <w:r>
-        <w:rPr>
-          <w:lang w:val="en-US"/>
-        </w:rPr>
-        <w:t xml:space="preserve">IP </w:t>
-      </w:r>
-      <w:r>
-        <w:rPr>
-          <w:lang w:val="en-US"/>
-        </w:rPr>
-        <w:t>Động?</w:t>
-      </w:r>
-    </w:p>
-    <w:p>
-      <w:pPr>
-        <w:pStyle w:val="ListParagraph"/>
-        <w:numPr>
-          <w:ilvl w:val="0"/>
-          <w:numId w:val="2"/>
-        </w:numPr>
-        <w:rPr>
-          <w:lang w:val="en-US"/>
-        </w:rPr>
-      </w:pPr>
-      <w:r>
-        <w:rPr>
-          <w:lang w:val="en-US"/>
-        </w:rPr>
-        <w:t>Nó sẽ tự động cập nhật ánh xạ tên miền với địa chỉ IP khi có sự thay đổi địa chỉ IP</w:t>
-      </w:r>
-      <w:r>
-        <w:rPr>
-          <w:lang w:val="en-US"/>
-        </w:rPr>
-        <w:t>, DNS Resolver dạng này gọi là DDNS Resolver</w:t>
-      </w:r>
-    </w:p>
-    <w:p>
-      <w:pPr>
-        <w:pStyle w:val="ListParagraph"/>
-        <w:numPr>
-          <w:ilvl w:val="0"/>
-          <w:numId w:val="6"/>
-        </w:numPr>
-        <w:rPr>
-          <w:lang w:val="en-US"/>
-        </w:rPr>
-      </w:pPr>
-      <w:r>
-        <w:rPr>
-          <w:lang w:val="en-US"/>
-        </w:rPr>
-        <w:t>Cách Hoạt Động Của Các Phương Thức Get, Post, …?</w:t>
-      </w:r>
-    </w:p>
-    <w:p>
-      <w:pPr>
-        <w:pStyle w:val="ListParagraph"/>
-        <w:numPr>
-          <w:ilvl w:val="0"/>
-          <w:numId w:val="2"/>
-        </w:numPr>
-        <w:rPr>
-          <w:lang w:val="en-US"/>
-        </w:rPr>
-      </w:pPr>
-      <w:r>
-        <w:rPr>
-          <w:lang w:val="en-US"/>
-        </w:rPr>
-        <w:t>Khi 1 máy khách gửi yêu cầu lên máy chủ, nó có thể là yêu cầu trả về giao diện trang Web, hay thêm 1 bản ghi vào cơ sở dữ liệu, hay chỉnh sửa bản ghi, …, mỗi kiểu yêu cầu sẽ tương ứng với 1 phương thức khác nhau</w:t>
-      </w:r>
-    </w:p>
-    <w:p>
-      <w:pPr>
-        <w:pStyle w:val="ListParagraph"/>
-        <w:numPr>
-          <w:ilvl w:val="0"/>
-          <w:numId w:val="2"/>
-        </w:numPr>
-        <w:rPr>
-          <w:lang w:val="en-US"/>
-        </w:rPr>
-      </w:pPr>
-      <w:r>
-        <w:rPr>
-          <w:lang w:val="en-US"/>
-        </w:rPr>
-        <w:t>Khi máy khách gửi yêu với phương thức Get, máy chủ sẽ nhận yêu cầu, và trả về HTML, CSS, ... cho máy khách, cách trả về như nào thì do lập trình viên Back End quy định</w:t>
-      </w:r>
-      <w:r>
-        <w:rPr>
-          <w:lang w:val="en-US"/>
-        </w:rPr>
-        <w:t>, khi vừa vào 1 tuyến đường là mách khách đang thực hiện phương thức Get</w:t>
-      </w:r>
-    </w:p>
-    <w:p>
-      <w:pPr>
-        <w:pStyle w:val="ListParagraph"/>
-        <w:numPr>
-          <w:ilvl w:val="0"/>
-          <w:numId w:val="2"/>
-        </w:numPr>
-        <w:rPr>
-          <w:lang w:val="en-US"/>
-        </w:rPr>
-      </w:pPr>
-      <w:r>
-        <w:rPr>
-          <w:lang w:val="en-US"/>
-        </w:rPr>
-        <w:t>Khi máy khách gửi yêu cầu với phương thức Post, máy chủ sẽ nhận yêu cầu và thêm 1 bản ghi do người dùng nhập vào, thêm bản ghi như nào thì do lập trình viên Back End quy định</w:t>
-      </w:r>
-    </w:p>
-    <w:p>
-      <w:pPr>
-        <w:rPr>
-          <w:lang w:val="en-US"/>
-        </w:rPr>
-      </w:pPr>
-    </w:p>
-    <w:p>
-      <w:pPr>
-        <w:rPr>
-          <w:lang w:val="en-US"/>
-        </w:rPr>
-      </w:pPr>
-      <w:r>
-        <w:rPr>
-          <w:lang w:val="en-US"/>
-        </w:rPr>
-        <w:t>Anti Virus:</w:t>
-      </w:r>
-    </w:p>
-    <w:p>
-      <w:pPr>
-        <w:pStyle w:val="ListParagraph"/>
-        <w:numPr>
-          <w:ilvl w:val="0"/>
-          <w:numId w:val="7"/>
-        </w:numPr>
-        <w:rPr>
-          <w:lang w:val="en-US"/>
-        </w:rPr>
-      </w:pPr>
-      <w:r>
-        <w:rPr>
-          <w:lang w:val="en-US"/>
-        </w:rPr>
-        <w:t>Tường Lửa (Firewall)?</w:t>
-      </w:r>
-    </w:p>
-    <w:p>
-      <w:pPr>
-        <w:pStyle w:val="ListParagraph"/>
-        <w:numPr>
-          <w:ilvl w:val="0"/>
-          <w:numId w:val="2"/>
-        </w:numPr>
-        <w:rPr>
-          <w:lang w:val="en-US"/>
-        </w:rPr>
-      </w:pPr>
-      <w:r>
-        <w:rPr>
-          <w:lang w:val="en-US"/>
-        </w:rPr>
-        <w:t>Bản chất là 1 tấm lá chắn đặt trước máy tính của bạn</w:t>
-      </w:r>
-    </w:p>
-    <w:p>
-      <w:pPr>
-        <w:pStyle w:val="ListParagraph"/>
-        <w:numPr>
-          <w:ilvl w:val="0"/>
-          <w:numId w:val="2"/>
-        </w:numPr>
-        <w:rPr>
-          <w:lang w:val="en-US"/>
-        </w:rPr>
-      </w:pPr>
-      <w:r>
-        <w:rPr>
-          <w:lang w:val="en-US"/>
-        </w:rPr>
-        <w:t xml:space="preserve">Khi có dữ liệu truyền tới máy tính của bạn, có thể là từ Internet, nó phải qua tường lửa trước, khi này, tường lửa sẽ lọc dữ liệu nào được gửi đến máy của bạn, dữ liệu nào không </w:t>
-      </w:r>
-    </w:p>
-    <w:p>
-      <w:pPr>
-        <w:pStyle w:val="ListParagraph"/>
-        <w:numPr>
-          <w:ilvl w:val="0"/>
-          <w:numId w:val="7"/>
-        </w:numPr>
-        <w:rPr>
-          <w:lang w:val="en-US"/>
-        </w:rPr>
-      </w:pPr>
-      <w:r>
-        <w:rPr>
-          <w:lang w:val="en-US"/>
-        </w:rPr>
         <w:t xml:space="preserve">Các Loại </w:t>
       </w:r>
       <w:r>
@@ -3549,7 +3760,6 @@
         <w:rPr>
           <w:lang w:val="en-US"/>
         </w:rPr>
-        <w:lastRenderedPageBreak/>
         <w:t>Việt Nam Có Internet Khi Nào?</w:t>
       </w:r>
     </w:p>

--- a/hacking.docx
+++ b/hacking.docx
@@ -3529,6 +3529,339 @@
         <w:rPr>
           <w:lang w:val="en-US"/>
         </w:rPr>
+        <w:t>Model:</w:t>
+      </w:r>
+    </w:p>
+    <w:p>
+      <w:pPr>
+        <w:pStyle w:val="ListParagraph"/>
+        <w:numPr>
+          <w:ilvl w:val="0"/>
+          <w:numId w:val="9"/>
+        </w:numPr>
+        <w:rPr>
+          <w:lang w:val="en-US"/>
+        </w:rPr>
+      </w:pPr>
+      <w:r>
+        <w:rPr>
+          <w:lang w:val="en-US"/>
+        </w:rPr>
+        <w:t xml:space="preserve">Mô </w:t>
+      </w:r>
+      <w:r>
+        <w:rPr>
+          <w:lang w:val="en-US"/>
+        </w:rPr>
+        <w:t xml:space="preserve">Hình </w:t>
+      </w:r>
+      <w:r>
+        <w:rPr>
+          <w:lang w:val="en-US"/>
+        </w:rPr>
+        <w:t>OSI</w:t>
+      </w:r>
+      <w:r>
+        <w:rPr>
+          <w:lang w:val="en-US"/>
+        </w:rPr>
+        <w:t xml:space="preserve"> (Open Systems Interconnection)</w:t>
+      </w:r>
+      <w:r>
+        <w:rPr>
+          <w:lang w:val="en-US"/>
+        </w:rPr>
+        <w:t>?</w:t>
+      </w:r>
+    </w:p>
+    <w:p>
+      <w:pPr>
+        <w:pStyle w:val="ListParagraph"/>
+        <w:numPr>
+          <w:ilvl w:val="0"/>
+          <w:numId w:val="2"/>
+        </w:numPr>
+        <w:rPr>
+          <w:lang w:val="en-US"/>
+        </w:rPr>
+      </w:pPr>
+      <w:r>
+        <w:rPr>
+          <w:lang w:val="en-US"/>
+        </w:rPr>
+        <w:t>Gồm 7 tầng, dữ liệu sẽ đi qua từng tầng một</w:t>
+      </w:r>
+    </w:p>
+    <w:p>
+      <w:pPr>
+        <w:pStyle w:val="ListParagraph"/>
+        <w:numPr>
+          <w:ilvl w:val="0"/>
+          <w:numId w:val="2"/>
+        </w:numPr>
+        <w:rPr>
+          <w:lang w:val="en-US"/>
+        </w:rPr>
+      </w:pPr>
+      <w:r>
+        <w:rPr>
+          <w:lang w:val="en-US"/>
+        </w:rPr>
+        <w:t xml:space="preserve">Application </w:t>
+      </w:r>
+      <w:r>
+        <w:rPr>
+          <w:lang w:val="en-US"/>
+        </w:rPr>
+        <w:t>(ứng dụng)</w:t>
+      </w:r>
+    </w:p>
+    <w:p>
+      <w:pPr>
+        <w:pStyle w:val="ListParagraph"/>
+        <w:numPr>
+          <w:ilvl w:val="0"/>
+          <w:numId w:val="2"/>
+        </w:numPr>
+        <w:rPr>
+          <w:lang w:val="en-US"/>
+        </w:rPr>
+      </w:pPr>
+      <w:r>
+        <w:rPr>
+          <w:lang w:val="en-US"/>
+        </w:rPr>
+        <w:t>Presentation (trình bày)</w:t>
+      </w:r>
+    </w:p>
+    <w:p>
+      <w:pPr>
+        <w:pStyle w:val="ListParagraph"/>
+        <w:numPr>
+          <w:ilvl w:val="0"/>
+          <w:numId w:val="2"/>
+        </w:numPr>
+        <w:rPr>
+          <w:lang w:val="en-US"/>
+        </w:rPr>
+      </w:pPr>
+      <w:r>
+        <w:rPr>
+          <w:lang w:val="en-US"/>
+        </w:rPr>
+        <w:t>Session (phiên)</w:t>
+      </w:r>
+    </w:p>
+    <w:p>
+      <w:pPr>
+        <w:pStyle w:val="ListParagraph"/>
+        <w:numPr>
+          <w:ilvl w:val="0"/>
+          <w:numId w:val="2"/>
+        </w:numPr>
+        <w:rPr>
+          <w:lang w:val="en-US"/>
+        </w:rPr>
+      </w:pPr>
+      <w:r>
+        <w:rPr>
+          <w:lang w:val="en-US"/>
+        </w:rPr>
+        <w:lastRenderedPageBreak/>
+        <w:t>Transport (truyền tải)</w:t>
+      </w:r>
+    </w:p>
+    <w:p>
+      <w:pPr>
+        <w:pStyle w:val="ListParagraph"/>
+        <w:numPr>
+          <w:ilvl w:val="0"/>
+          <w:numId w:val="2"/>
+        </w:numPr>
+        <w:rPr>
+          <w:lang w:val="en-US"/>
+        </w:rPr>
+      </w:pPr>
+      <w:r>
+        <w:rPr>
+          <w:lang w:val="en-US"/>
+        </w:rPr>
+        <w:t>Network (mạng)</w:t>
+      </w:r>
+    </w:p>
+    <w:p>
+      <w:pPr>
+        <w:pStyle w:val="ListParagraph"/>
+        <w:numPr>
+          <w:ilvl w:val="0"/>
+          <w:numId w:val="2"/>
+        </w:numPr>
+        <w:rPr>
+          <w:lang w:val="en-US"/>
+        </w:rPr>
+      </w:pPr>
+      <w:r>
+        <w:rPr>
+          <w:lang w:val="en-US"/>
+        </w:rPr>
+        <w:t>Data Link (liên kết dữ liệu)</w:t>
+      </w:r>
+    </w:p>
+    <w:p>
+      <w:pPr>
+        <w:pStyle w:val="ListParagraph"/>
+        <w:numPr>
+          <w:ilvl w:val="0"/>
+          <w:numId w:val="2"/>
+        </w:numPr>
+        <w:rPr>
+          <w:lang w:val="en-US"/>
+        </w:rPr>
+      </w:pPr>
+      <w:r>
+        <w:rPr>
+          <w:lang w:val="en-US"/>
+        </w:rPr>
+        <w:t>Physical (vật lý)</w:t>
+      </w:r>
+    </w:p>
+    <w:p>
+      <w:pPr>
+        <w:pStyle w:val="ListParagraph"/>
+        <w:numPr>
+          <w:ilvl w:val="0"/>
+          <w:numId w:val="2"/>
+        </w:numPr>
+        <w:rPr>
+          <w:lang w:val="en-US"/>
+        </w:rPr>
+      </w:pPr>
+      <w:r>
+        <w:rPr>
+          <w:lang w:val="en-US"/>
+        </w:rPr>
+        <w:t xml:space="preserve">Sau </w:t>
+      </w:r>
+      <w:r>
+        <w:rPr>
+          <w:lang w:val="en-US"/>
+        </w:rPr>
+        <w:t>khi dữ liệu đi qua hết tầng để đến máy thứ 2, nó sẽ đi ngược lại 7 tầng</w:t>
+      </w:r>
+    </w:p>
+    <w:p>
+      <w:pPr>
+        <w:pStyle w:val="ListParagraph"/>
+        <w:numPr>
+          <w:ilvl w:val="0"/>
+          <w:numId w:val="9"/>
+        </w:numPr>
+        <w:rPr>
+          <w:lang w:val="en-US"/>
+        </w:rPr>
+      </w:pPr>
+      <w:r>
+        <w:rPr>
+          <w:lang w:val="en-US"/>
+        </w:rPr>
+        <w:t>Mô Hình TCP/IP (Transmission Control Protocol / Internet Protocol)?</w:t>
+      </w:r>
+    </w:p>
+    <w:p>
+      <w:pPr>
+        <w:pStyle w:val="ListParagraph"/>
+        <w:numPr>
+          <w:ilvl w:val="0"/>
+          <w:numId w:val="2"/>
+        </w:numPr>
+        <w:rPr>
+          <w:lang w:val="en-US"/>
+        </w:rPr>
+      </w:pPr>
+      <w:r>
+        <w:rPr>
+          <w:lang w:val="en-US"/>
+        </w:rPr>
+        <w:t xml:space="preserve">Giống OSI, nhưng </w:t>
+      </w:r>
+      <w:r>
+        <w:rPr>
+          <w:lang w:val="en-US"/>
+        </w:rPr>
+        <w:t>3 tầng đầu gộp chung lại thành Application</w:t>
+      </w:r>
+    </w:p>
+    <w:p>
+      <w:pPr>
+        <w:pStyle w:val="ListParagraph"/>
+        <w:numPr>
+          <w:ilvl w:val="0"/>
+          <w:numId w:val="9"/>
+        </w:numPr>
+        <w:rPr>
+          <w:lang w:val="en-US"/>
+        </w:rPr>
+      </w:pPr>
+      <w:r>
+        <w:rPr>
+          <w:lang w:val="en-US"/>
+        </w:rPr>
+        <w:t xml:space="preserve">Điện </w:t>
+      </w:r>
+      <w:r>
+        <w:rPr>
+          <w:lang w:val="en-US"/>
+        </w:rPr>
+        <w:t>Toán Biên (</w:t>
+      </w:r>
+      <w:r>
+        <w:rPr>
+          <w:lang w:val="en-US"/>
+        </w:rPr>
+        <w:t>Edge Computing</w:t>
+      </w:r>
+      <w:r>
+        <w:rPr>
+          <w:lang w:val="en-US"/>
+        </w:rPr>
+        <w:t>)?</w:t>
+      </w:r>
+    </w:p>
+    <w:p>
+      <w:pPr>
+        <w:pStyle w:val="ListParagraph"/>
+        <w:numPr>
+          <w:ilvl w:val="0"/>
+          <w:numId w:val="2"/>
+        </w:numPr>
+        <w:rPr>
+          <w:lang w:val="en-US"/>
+        </w:rPr>
+      </w:pPr>
+      <w:r>
+        <w:rPr>
+          <w:lang w:val="en-US"/>
+        </w:rPr>
+        <w:t>Là đặt siêu máy tính ngay cạnh cảm biến để tính toán, giảm độ trễ khi truyền dữ liệu</w:t>
+      </w:r>
+    </w:p>
+    <w:p>
+      <w:pPr>
+        <w:rPr>
+          <w:lang w:val="en-US"/>
+        </w:rPr>
+      </w:pPr>
+    </w:p>
+    <w:p>
+      <w:pPr>
+        <w:rPr>
+          <w:lang w:val="en-US"/>
+        </w:rPr>
+      </w:pPr>
+      <w:r>
+        <w:rPr>
+          <w:lang w:val="en-US"/>
+        </w:rPr>
         <w:t>Anti Virus:</w:t>
       </w:r>
     </w:p>
@@ -3601,7 +3934,6 @@
         <w:rPr>
           <w:lang w:val="en-US"/>
         </w:rPr>
-        <w:lastRenderedPageBreak/>
         <w:t xml:space="preserve">Các Loại </w:t>
       </w:r>
       <w:r>
@@ -4469,6 +4801,95 @@
     <w:multiLevelType w:val="hybridMultilevel"/>
     <w:tmpl w:val="A0E2B060"/>
     <w:lvl w:ilvl="0" w:tplc="A992B5C4">
+      <w:start w:val="1"/>
+      <w:numFmt w:val="decimal"/>
+      <w:lvlText w:val="%1."/>
+      <w:lvlJc w:val="left"/>
+      <w:pPr>
+        <w:ind w:left="1080" w:hanging="360"/>
+      </w:pPr>
+      <w:rPr>
+        <w:rFonts w:hint="default"/>
+      </w:rPr>
+    </w:lvl>
+    <w:lvl w:ilvl="1" w:tplc="04090019" w:tentative="1">
+      <w:start w:val="1"/>
+      <w:numFmt w:val="lowerLetter"/>
+      <w:lvlText w:val="%2."/>
+      <w:lvlJc w:val="left"/>
+      <w:pPr>
+        <w:ind w:left="1800" w:hanging="360"/>
+      </w:pPr>
+    </w:lvl>
+    <w:lvl w:ilvl="2" w:tplc="0409001B" w:tentative="1">
+      <w:start w:val="1"/>
+      <w:numFmt w:val="lowerRoman"/>
+      <w:lvlText w:val="%3."/>
+      <w:lvlJc w:val="right"/>
+      <w:pPr>
+        <w:ind w:left="2520" w:hanging="180"/>
+      </w:pPr>
+    </w:lvl>
+    <w:lvl w:ilvl="3" w:tplc="0409000F" w:tentative="1">
+      <w:start w:val="1"/>
+      <w:numFmt w:val="decimal"/>
+      <w:lvlText w:val="%4."/>
+      <w:lvlJc w:val="left"/>
+      <w:pPr>
+        <w:ind w:left="3240" w:hanging="360"/>
+      </w:pPr>
+    </w:lvl>
+    <w:lvl w:ilvl="4" w:tplc="04090019" w:tentative="1">
+      <w:start w:val="1"/>
+      <w:numFmt w:val="lowerLetter"/>
+      <w:lvlText w:val="%5."/>
+      <w:lvlJc w:val="left"/>
+      <w:pPr>
+        <w:ind w:left="3960" w:hanging="360"/>
+      </w:pPr>
+    </w:lvl>
+    <w:lvl w:ilvl="5" w:tplc="0409001B" w:tentative="1">
+      <w:start w:val="1"/>
+      <w:numFmt w:val="lowerRoman"/>
+      <w:lvlText w:val="%6."/>
+      <w:lvlJc w:val="right"/>
+      <w:pPr>
+        <w:ind w:left="4680" w:hanging="180"/>
+      </w:pPr>
+    </w:lvl>
+    <w:lvl w:ilvl="6" w:tplc="0409000F" w:tentative="1">
+      <w:start w:val="1"/>
+      <w:numFmt w:val="decimal"/>
+      <w:lvlText w:val="%7."/>
+      <w:lvlJc w:val="left"/>
+      <w:pPr>
+        <w:ind w:left="5400" w:hanging="360"/>
+      </w:pPr>
+    </w:lvl>
+    <w:lvl w:ilvl="7" w:tplc="04090019" w:tentative="1">
+      <w:start w:val="1"/>
+      <w:numFmt w:val="lowerLetter"/>
+      <w:lvlText w:val="%8."/>
+      <w:lvlJc w:val="left"/>
+      <w:pPr>
+        <w:ind w:left="6120" w:hanging="360"/>
+      </w:pPr>
+    </w:lvl>
+    <w:lvl w:ilvl="8" w:tplc="0409001B" w:tentative="1">
+      <w:start w:val="1"/>
+      <w:numFmt w:val="lowerRoman"/>
+      <w:lvlText w:val="%9."/>
+      <w:lvlJc w:val="right"/>
+      <w:pPr>
+        <w:ind w:left="6840" w:hanging="180"/>
+      </w:pPr>
+    </w:lvl>
+  </w:abstractNum>
+  <w:abstractNum w:abstractNumId="8" w15:restartNumberingAfterBreak="0">
+    <w:nsid w:val="75BE4E3B"/>
+    <w:multiLevelType w:val="hybridMultilevel"/>
+    <w:tmpl w:val="1B5E35C4"/>
+    <w:lvl w:ilvl="0" w:tplc="B2A4E33C">
       <w:start w:val="1"/>
       <w:numFmt w:val="decimal"/>
       <w:lvlText w:val="%1."/>
@@ -4576,6 +4997,9 @@
   </w:num>
   <w:num w:numId="8" w16cid:durableId="785541228">
     <w:abstractNumId w:val="7"/>
+  </w:num>
+  <w:num w:numId="9" w16cid:durableId="86276259">
+    <w:abstractNumId w:val="8"/>
   </w:num>
 </w:numbering>
 </file>

--- a/hacking.docx
+++ b/hacking.docx
@@ -3670,6 +3670,24 @@
         <w:lastRenderedPageBreak/>
         <w:t>Transport (truyền tải)</w:t>
       </w:r>
+      <w:r>
+        <w:rPr>
+          <w:lang w:val="en-US"/>
+        </w:rPr>
+        <w:t>, sửa lỗi tin, chia nhỏ tin để truyền, hợp tin</w:t>
+      </w:r>
+      <w:r>
+        <w:rPr>
+          <w:lang w:val="en-US"/>
+        </w:rPr>
+        <w:t>,</w:t>
+      </w:r>
+      <w:r>
+        <w:rPr>
+          <w:lang w:val="en-US"/>
+        </w:rPr>
+        <w:t xml:space="preserve"> mỗi gói tin nhỏ sẽ được bọc thêm Transport Header tạo thành Segment</w:t>
+      </w:r>
     </w:p>
     <w:p>
       <w:pPr>
@@ -3688,23 +3706,65 @@
         </w:rPr>
         <w:t>Network (mạng)</w:t>
       </w:r>
-    </w:p>
-    <w:p>
-      <w:pPr>
-        <w:pStyle w:val="ListParagraph"/>
-        <w:numPr>
-          <w:ilvl w:val="0"/>
-          <w:numId w:val="2"/>
-        </w:numPr>
-        <w:rPr>
-          <w:lang w:val="en-US"/>
-        </w:rPr>
-      </w:pPr>
-      <w:r>
-        <w:rPr>
-          <w:lang w:val="en-US"/>
-        </w:rPr>
-        <w:t>Data Link (liên kết dữ liệu)</w:t>
+      <w:r>
+        <w:rPr>
+          <w:lang w:val="en-US"/>
+        </w:rPr>
+        <w:t>, phân giải IP, tìm đường gửi nhận tin, gồm Router</w:t>
+      </w:r>
+      <w:r>
+        <w:rPr>
+          <w:lang w:val="en-US"/>
+        </w:rPr>
+        <w:t>, mỗi Segment được thêm Network Header tạo thành Packet</w:t>
+      </w:r>
+    </w:p>
+    <w:p>
+      <w:pPr>
+        <w:pStyle w:val="ListParagraph"/>
+        <w:numPr>
+          <w:ilvl w:val="0"/>
+          <w:numId w:val="2"/>
+        </w:numPr>
+        <w:rPr>
+          <w:lang w:val="en-US"/>
+        </w:rPr>
+      </w:pPr>
+      <w:r>
+        <w:rPr>
+          <w:lang w:val="en-US"/>
+        </w:rPr>
+        <w:t xml:space="preserve">Data Link </w:t>
+      </w:r>
+      <w:r>
+        <w:rPr>
+          <w:lang w:val="en-US"/>
+        </w:rPr>
+        <w:t xml:space="preserve">(Network Access, MAC, </w:t>
+      </w:r>
+      <w:r>
+        <w:rPr>
+          <w:lang w:val="en-US"/>
+        </w:rPr>
+        <w:t>liên kết dữ liệu)</w:t>
+      </w:r>
+      <w:r>
+        <w:rPr>
+          <w:lang w:val="en-US"/>
+        </w:rPr>
+        <w:t>, kết nối các thiết bị trong cùng mạng</w:t>
+      </w:r>
+      <w:r>
+        <w:rPr>
+          <w:lang w:val="en-US"/>
+        </w:rPr>
+        <w:t>, gồm Switch</w:t>
+      </w:r>
+      <w:r>
+        <w:rPr>
+          <w:lang w:val="en-US"/>
+        </w:rPr>
+        <w:t>, mỗi Packet được thêm Frame Header và Frame Trailer tạo thành Frame</w:t>
       </w:r>
     </w:p>
     <w:p>
@@ -3724,6 +3784,12 @@
         </w:rPr>
         <w:t>Physical (vật lý)</w:t>
       </w:r>
+      <w:r>
+        <w:rPr>
+          <w:lang w:val="en-US"/>
+        </w:rPr>
+        <w:t>, gồm các thiết bị như máy tính, …</w:t>
+      </w:r>
     </w:p>
     <w:p>
       <w:pPr>
@@ -3796,6 +3862,24 @@
         <w:pStyle w:val="ListParagraph"/>
         <w:numPr>
           <w:ilvl w:val="0"/>
+          <w:numId w:val="2"/>
+        </w:numPr>
+        <w:rPr>
+          <w:lang w:val="en-US"/>
+        </w:rPr>
+      </w:pPr>
+      <w:r>
+        <w:rPr>
+          <w:lang w:val="en-US"/>
+        </w:rPr>
+        <w:t>2 tầng đặc trưng là Transport = TCP và Network = IP</w:t>
+      </w:r>
+    </w:p>
+    <w:p>
+      <w:pPr>
+        <w:pStyle w:val="ListParagraph"/>
+        <w:numPr>
+          <w:ilvl w:val="0"/>
           <w:numId w:val="9"/>
         </w:numPr>
         <w:rPr>
@@ -3843,6 +3927,186 @@
           <w:lang w:val="en-US"/>
         </w:rPr>
         <w:t>Là đặt siêu máy tính ngay cạnh cảm biến để tính toán, giảm độ trễ khi truyền dữ liệu</w:t>
+      </w:r>
+    </w:p>
+    <w:p>
+      <w:pPr>
+        <w:pStyle w:val="ListParagraph"/>
+        <w:numPr>
+          <w:ilvl w:val="0"/>
+          <w:numId w:val="9"/>
+        </w:numPr>
+        <w:rPr>
+          <w:lang w:val="en-US"/>
+        </w:rPr>
+      </w:pPr>
+      <w:r>
+        <w:rPr>
+          <w:lang w:val="en-US"/>
+        </w:rPr>
+        <w:t>Mô hình IOT?</w:t>
+      </w:r>
+    </w:p>
+    <w:p>
+      <w:pPr>
+        <w:pStyle w:val="ListParagraph"/>
+        <w:numPr>
+          <w:ilvl w:val="0"/>
+          <w:numId w:val="2"/>
+        </w:numPr>
+        <w:rPr>
+          <w:lang w:val="en-US"/>
+        </w:rPr>
+      </w:pPr>
+      <w:r>
+        <w:rPr>
+          <w:lang w:val="en-US"/>
+        </w:rPr>
+        <w:t>Gồm 5 tầng</w:t>
+      </w:r>
+    </w:p>
+    <w:p>
+      <w:pPr>
+        <w:pStyle w:val="ListParagraph"/>
+        <w:numPr>
+          <w:ilvl w:val="0"/>
+          <w:numId w:val="2"/>
+        </w:numPr>
+        <w:rPr>
+          <w:lang w:val="en-US"/>
+        </w:rPr>
+      </w:pPr>
+      <w:r>
+        <w:rPr>
+          <w:lang w:val="en-US"/>
+        </w:rPr>
+        <w:t>Do (làm)</w:t>
+      </w:r>
+      <w:r>
+        <w:rPr>
+          <w:lang w:val="en-US"/>
+        </w:rPr>
+        <w:t>, gồm các xe, Robot tự hành</w:t>
+      </w:r>
+    </w:p>
+    <w:p>
+      <w:pPr>
+        <w:pStyle w:val="ListParagraph"/>
+        <w:numPr>
+          <w:ilvl w:val="0"/>
+          <w:numId w:val="2"/>
+        </w:numPr>
+        <w:rPr>
+          <w:lang w:val="en-US"/>
+        </w:rPr>
+      </w:pPr>
+      <w:r>
+        <w:rPr>
+          <w:lang w:val="en-US"/>
+        </w:rPr>
+        <w:t>Learn (học)</w:t>
+      </w:r>
+      <w:r>
+        <w:rPr>
+          <w:lang w:val="en-US"/>
+        </w:rPr>
+        <w:t>, học sâu</w:t>
+      </w:r>
+    </w:p>
+    <w:p>
+      <w:pPr>
+        <w:pStyle w:val="ListParagraph"/>
+        <w:numPr>
+          <w:ilvl w:val="0"/>
+          <w:numId w:val="2"/>
+        </w:numPr>
+        <w:rPr>
+          <w:lang w:val="en-US"/>
+        </w:rPr>
+      </w:pPr>
+      <w:r>
+        <w:rPr>
+          <w:lang w:val="en-US"/>
+        </w:rPr>
+        <w:t>Collect (thu thập)</w:t>
+      </w:r>
+      <w:r>
+        <w:rPr>
+          <w:lang w:val="en-US"/>
+        </w:rPr>
+        <w:t>, gồm Server, dữ liệu được đẩy lên Server để xử lí</w:t>
+      </w:r>
+    </w:p>
+    <w:p>
+      <w:pPr>
+        <w:pStyle w:val="ListParagraph"/>
+        <w:numPr>
+          <w:ilvl w:val="0"/>
+          <w:numId w:val="2"/>
+        </w:numPr>
+        <w:rPr>
+          <w:lang w:val="en-US"/>
+        </w:rPr>
+      </w:pPr>
+      <w:r>
+        <w:rPr>
+          <w:lang w:val="en-US"/>
+        </w:rPr>
+        <w:t>Connect (kết nối)</w:t>
+      </w:r>
+      <w:r>
+        <w:rPr>
+          <w:lang w:val="en-US"/>
+        </w:rPr>
+        <w:t>, gồm các tiêu chuẩn kết nối như Bluetooth, …</w:t>
+      </w:r>
+      <w:r>
+        <w:rPr>
+          <w:lang w:val="en-US"/>
+        </w:rPr>
+        <w:t>, các giao thức giao tiếp phải đảm bảo 1 đứa truyền thì mấy đứa khác phải im</w:t>
+      </w:r>
+      <w:r>
+        <w:rPr>
+          <w:lang w:val="en-US"/>
+        </w:rPr>
+        <w:t>, sử dụng phần mềm OMNeT để mô phỏng mạng</w:t>
+      </w:r>
+    </w:p>
+    <w:p>
+      <w:pPr>
+        <w:pStyle w:val="ListParagraph"/>
+        <w:numPr>
+          <w:ilvl w:val="0"/>
+          <w:numId w:val="2"/>
+        </w:numPr>
+        <w:rPr>
+          <w:lang w:val="en-US"/>
+        </w:rPr>
+      </w:pPr>
+      <w:r>
+        <w:rPr>
+          <w:lang w:val="en-US"/>
+        </w:rPr>
+        <w:t>Things (vật)</w:t>
+      </w:r>
+      <w:r>
+        <w:rPr>
+          <w:lang w:val="en-US"/>
+        </w:rPr>
+        <w:t>, gồm các cảm biến, …</w:t>
+      </w:r>
+      <w:r>
+        <w:rPr>
+          <w:lang w:val="en-US"/>
+        </w:rPr>
+        <w:t xml:space="preserve"> giá thành thấp, sống lâu, dễ sử dụng</w:t>
+      </w:r>
+      <w:r>
+        <w:rPr>
+          <w:lang w:val="en-US"/>
+        </w:rPr>
+        <w:t>, giao tiếp với nhau bằng giao thức MQTT</w:t>
       </w:r>
     </w:p>
     <w:p>

--- a/hacking.docx
+++ b/hacking.docx
@@ -4224,23 +4224,35 @@
         </w:rPr>
         <w:t>Software = phần mềm cấp cao</w:t>
       </w:r>
-    </w:p>
-    <w:p>
-      <w:pPr>
-        <w:pStyle w:val="ListParagraph"/>
-        <w:numPr>
-          <w:ilvl w:val="0"/>
-          <w:numId w:val="2"/>
-        </w:numPr>
-        <w:rPr>
-          <w:lang w:val="en-US"/>
-        </w:rPr>
-      </w:pPr>
-      <w:r>
-        <w:rPr>
-          <w:lang w:val="en-US"/>
-        </w:rPr>
-        <w:t>Firmware = phần mềm cấp thấp (cố định trong vi xử lí)</w:t>
+      <w:r>
+        <w:rPr>
+          <w:lang w:val="en-US"/>
+        </w:rPr>
+        <w:t xml:space="preserve"> mức độ giao diện</w:t>
+      </w:r>
+    </w:p>
+    <w:p>
+      <w:pPr>
+        <w:pStyle w:val="ListParagraph"/>
+        <w:numPr>
+          <w:ilvl w:val="0"/>
+          <w:numId w:val="2"/>
+        </w:numPr>
+        <w:rPr>
+          <w:lang w:val="en-US"/>
+        </w:rPr>
+      </w:pPr>
+      <w:r>
+        <w:rPr>
+          <w:lang w:val="en-US"/>
+        </w:rPr>
+        <w:t xml:space="preserve">Firmware = phần mềm </w:t>
+      </w:r>
+      <w:r>
+        <w:rPr>
+          <w:lang w:val="en-US"/>
+        </w:rPr>
+        <w:t>cấp thấp dùng để điều khiển các phần cứng trong máy như bảng mạch thu phát Wifi</w:t>
       </w:r>
     </w:p>
     <w:p>
@@ -4319,6 +4331,378 @@
           <w:lang w:val="en-US"/>
         </w:rPr>
         <w:t>Ransomware = phần mềm tống tiền (chặn truy cập cho tới khi trả tiền)</w:t>
+      </w:r>
+    </w:p>
+    <w:p>
+      <w:pPr>
+        <w:rPr>
+          <w:lang w:val="en-US"/>
+        </w:rPr>
+      </w:pPr>
+    </w:p>
+    <w:p>
+      <w:pPr>
+        <w:rPr>
+          <w:lang w:val="en-US"/>
+        </w:rPr>
+      </w:pPr>
+      <w:r>
+        <w:rPr>
+          <w:lang w:val="en-US"/>
+        </w:rPr>
+        <w:t>Kali Linux:</w:t>
+      </w:r>
+    </w:p>
+    <w:p>
+      <w:pPr>
+        <w:pStyle w:val="ListParagraph"/>
+        <w:numPr>
+          <w:ilvl w:val="0"/>
+          <w:numId w:val="11"/>
+        </w:numPr>
+        <w:rPr>
+          <w:lang w:val="en-US"/>
+        </w:rPr>
+      </w:pPr>
+      <w:r>
+        <w:rPr>
+          <w:lang w:val="en-US"/>
+        </w:rPr>
+        <w:t>Cách Cài Đặt?</w:t>
+      </w:r>
+    </w:p>
+    <w:p>
+      <w:pPr>
+        <w:pStyle w:val="ListParagraph"/>
+        <w:numPr>
+          <w:ilvl w:val="0"/>
+          <w:numId w:val="10"/>
+        </w:numPr>
+        <w:rPr>
+          <w:lang w:val="en-US"/>
+        </w:rPr>
+      </w:pPr>
+      <w:r>
+        <w:rPr>
+          <w:lang w:val="en-US"/>
+        </w:rPr>
+        <w:lastRenderedPageBreak/>
+        <w:t>Vào Link</w:t>
+      </w:r>
+    </w:p>
+    <w:p>
+      <w:pPr>
+        <w:pStyle w:val="ListParagraph"/>
+        <w:numPr>
+          <w:ilvl w:val="0"/>
+          <w:numId w:val="10"/>
+        </w:numPr>
+        <w:rPr>
+          <w:lang w:val="en-US"/>
+        </w:rPr>
+      </w:pPr>
+      <w:hyperlink r:id="rId6" w:anchor="kali-platforms" w:history="1">
+        <w:r>
+          <w:rPr>
+            <w:rStyle w:val="Hyperlink"/>
+            <w:lang w:val="en-US"/>
+          </w:rPr>
+          <w:t>https://www.kali.org/get-kali/#kali-platforms</w:t>
+        </w:r>
+      </w:hyperlink>
+    </w:p>
+    <w:p>
+      <w:pPr>
+        <w:pStyle w:val="ListParagraph"/>
+        <w:numPr>
+          <w:ilvl w:val="0"/>
+          <w:numId w:val="10"/>
+        </w:numPr>
+        <w:rPr>
+          <w:lang w:val="en-US"/>
+        </w:rPr>
+      </w:pPr>
+      <w:r>
+        <w:rPr>
+          <w:lang w:val="en-US"/>
+        </w:rPr>
+        <w:t>Click “Installer Images” + cuộn xuống Click “Installer” + chờ nó tải 4 GB</w:t>
+      </w:r>
+    </w:p>
+    <w:p>
+      <w:pPr>
+        <w:pStyle w:val="ListParagraph"/>
+        <w:numPr>
+          <w:ilvl w:val="0"/>
+          <w:numId w:val="10"/>
+        </w:numPr>
+        <w:rPr>
+          <w:lang w:val="en-US"/>
+        </w:rPr>
+      </w:pPr>
+      <w:r>
+        <w:rPr>
+          <w:lang w:val="en-US"/>
+        </w:rPr>
+        <w:t>Vào Link</w:t>
+      </w:r>
+    </w:p>
+    <w:p>
+      <w:pPr>
+        <w:pStyle w:val="ListParagraph"/>
+        <w:numPr>
+          <w:ilvl w:val="0"/>
+          <w:numId w:val="10"/>
+        </w:numPr>
+        <w:rPr>
+          <w:lang w:val="en-US"/>
+        </w:rPr>
+      </w:pPr>
+      <w:hyperlink r:id="rId7" w:anchor="google_vignette" w:history="1">
+        <w:r>
+          <w:rPr>
+            <w:rStyle w:val="Hyperlink"/>
+            <w:lang w:val="en-US"/>
+          </w:rPr>
+          <w:t>https://rufus.ie/en/#google_vignette</w:t>
+        </w:r>
+      </w:hyperlink>
+    </w:p>
+    <w:p>
+      <w:pPr>
+        <w:pStyle w:val="ListParagraph"/>
+        <w:numPr>
+          <w:ilvl w:val="0"/>
+          <w:numId w:val="10"/>
+        </w:numPr>
+        <w:rPr>
+          <w:lang w:val="en-US"/>
+        </w:rPr>
+      </w:pPr>
+      <w:r>
+        <w:rPr>
+          <w:lang w:val="en-US"/>
+        </w:rPr>
+        <w:t>Cuộn xuống Click Link đầu tiên bên dưới “Latest releases” + chờ nó tải + cắm USB</w:t>
+      </w:r>
+      <w:r>
+        <w:rPr>
+          <w:lang w:val="en-US"/>
+        </w:rPr>
+        <w:t xml:space="preserve"> 1</w:t>
+      </w:r>
+      <w:r>
+        <w:rPr>
+          <w:lang w:val="en-US"/>
+        </w:rPr>
+        <w:t xml:space="preserve"> vào máy, đảm bảo USB rỗng + chạy chương trình vừa tải + tại mục “Device” chọn cái USB mình vừa cắm + Click nút “SELECT” + chọn File ISO mới tải ở trên + chờ + Click “START” + Click “OK” + Click “Yes” + chờ nó tải 3 cái File phụ + Click “OK” + chờ nó đốt File ISO vào USB cực lâu + Click “CLOSE” + phân vùng ổ cứng ra cỡ 80 GB, để nó trống không cần đụng tới hay đặt tên</w:t>
+      </w:r>
+    </w:p>
+    <w:p>
+      <w:pPr>
+        <w:pStyle w:val="ListParagraph"/>
+        <w:numPr>
+          <w:ilvl w:val="0"/>
+          <w:numId w:val="10"/>
+        </w:numPr>
+        <w:rPr>
+          <w:lang w:val="en-US"/>
+        </w:rPr>
+      </w:pPr>
+      <w:r>
+        <w:rPr>
+          <w:lang w:val="en-US"/>
+        </w:rPr>
+        <w:t>Lí do phải sử dụng phần mềm trên thay vì giải nén thẳng File ISO vào USB 1 là vì để USB 1 trở thành thiết bị có thể Boot thì nó phải chứa các File dành cho việc Boot mà khi giải nén không có</w:t>
+      </w:r>
+    </w:p>
+    <w:p>
+      <w:pPr>
+        <w:pStyle w:val="ListParagraph"/>
+        <w:numPr>
+          <w:ilvl w:val="0"/>
+          <w:numId w:val="10"/>
+        </w:numPr>
+        <w:rPr>
+          <w:lang w:val="en-US"/>
+        </w:rPr>
+      </w:pPr>
+      <w:r>
+        <w:rPr>
+          <w:lang w:val="en-US"/>
+        </w:rPr>
+        <w:t>Lấy USB</w:t>
+      </w:r>
+      <w:r>
+        <w:rPr>
+          <w:lang w:val="en-US"/>
+        </w:rPr>
+        <w:t xml:space="preserve"> 2 cắm vào máy + vào Link</w:t>
+      </w:r>
+    </w:p>
+    <w:p>
+      <w:pPr>
+        <w:pStyle w:val="ListParagraph"/>
+        <w:numPr>
+          <w:ilvl w:val="0"/>
+          <w:numId w:val="10"/>
+        </w:numPr>
+        <w:rPr>
+          <w:lang w:val="en-US"/>
+        </w:rPr>
+      </w:pPr>
+      <w:hyperlink r:id="rId8" w:history="1">
+        <w:r>
+          <w:rPr>
+            <w:rStyle w:val="Hyperlink"/>
+            <w:lang w:val="en-US"/>
+          </w:rPr>
+          <w:t>https://git.kernel.org/pub/scm/linux/kernel/git/firmware/linux-firmware.git/</w:t>
+        </w:r>
+      </w:hyperlink>
+    </w:p>
+    <w:p>
+      <w:pPr>
+        <w:pStyle w:val="ListParagraph"/>
+        <w:numPr>
+          <w:ilvl w:val="0"/>
+          <w:numId w:val="10"/>
+        </w:numPr>
+        <w:rPr>
+          <w:lang w:val="en-US"/>
+        </w:rPr>
+      </w:pPr>
+      <w:r>
+        <w:rPr>
+          <w:lang w:val="en-US"/>
+        </w:rPr>
+        <w:t>Click Link ngay dưới mục “Download” + chờ nó tải File nén toàn bộ Firmware hơn 500 MB + giải nén File này được 1 thư mục, Copy</w:t>
+      </w:r>
+      <w:r>
+        <w:rPr>
+          <w:lang w:val="en-US"/>
+        </w:rPr>
+        <w:t xml:space="preserve"> toàn bộ File trong thư mục này thẳng vào USB 2</w:t>
+      </w:r>
+    </w:p>
+    <w:p>
+      <w:pPr>
+        <w:pStyle w:val="ListParagraph"/>
+        <w:numPr>
+          <w:ilvl w:val="0"/>
+          <w:numId w:val="10"/>
+        </w:numPr>
+        <w:rPr>
+          <w:lang w:val="en-US"/>
+        </w:rPr>
+      </w:pPr>
+      <w:r>
+        <w:rPr>
+          <w:lang w:val="en-US"/>
+        </w:rPr>
+        <w:t>Chưa tháo USB</w:t>
+      </w:r>
+      <w:r>
+        <w:rPr>
+          <w:lang w:val="en-US"/>
+        </w:rPr>
+        <w:t xml:space="preserve"> 1</w:t>
+      </w:r>
+      <w:r>
+        <w:rPr>
+          <w:lang w:val="en-US"/>
+        </w:rPr>
+        <w:t xml:space="preserve"> vội</w:t>
+      </w:r>
+      <w:r>
+        <w:rPr>
+          <w:lang w:val="en-US"/>
+        </w:rPr>
+        <w:t>, tháo USB 2</w:t>
+      </w:r>
+      <w:r>
+        <w:rPr>
+          <w:lang w:val="en-US"/>
+        </w:rPr>
+        <w:t xml:space="preserve"> + khởi động lại máy để vào BIOS + vào Tab “Security” + Double Click “Secure Boot” + Double Click “Secure Boot Support” + Double Click “Disabled” để khi chọn hệ điều hành Kali Linux nó không báo là Virus + chỉnh độ ưu tiên các thiết bị Boot cho thằng USB lên đầu + xác nhận các thay đổi và khởi động lại máy + màn hình cài đặt Kali Linux hiện ra, nhấn mũi tên lên xuống để chọn chế độ cài đặt, có thể là chế độ UI xấu hoặc đẹp, nên chọn cái “Graphical </w:t>
+      </w:r>
+      <w:r>
+        <w:rPr>
+          <w:lang w:val="en-US"/>
+        </w:rPr>
+        <w:t>i</w:t>
+      </w:r>
+      <w:r>
+        <w:rPr>
+          <w:lang w:val="en-US"/>
+        </w:rPr>
+        <w:t xml:space="preserve">nstall” + tiến hành chọn ngôn ngữ, nước, …, chọn mặc định hết + </w:t>
+      </w:r>
+      <w:r>
+        <w:rPr>
+          <w:lang w:val="en-US"/>
+        </w:rPr>
+        <w:t>chờ nó thông báo mình thiếu</w:t>
+      </w:r>
+      <w:r>
+        <w:rPr>
+          <w:lang w:val="en-US"/>
+        </w:rPr>
+        <w:t xml:space="preserve"> Firmware + cắm USB vào + chọn “&lt;Continue&gt;”</w:t>
+      </w:r>
+      <w:r>
+        <w:rPr>
+          <w:lang w:val="en-US"/>
+        </w:rPr>
+        <w:t xml:space="preserve"> + chọn “no ethernet card” do MSI đéo có cổng Ethernet + chọn &lt;Continue&gt; + </w:t>
+      </w:r>
+      <w:r>
+        <w:rPr>
+          <w:lang w:val="en-US"/>
+        </w:rPr>
+        <w:t xml:space="preserve">nhập tên mà khi kết nối mạng LAN sẽ hiển thị với người khác + nhập tên mà khi gửi Email hay gì đó thì hiện lên + nhập tên mà khi máy tính nhiều người dùng thì hiện lên + nhập mật khẩu + nhập mật khẩu lần 2 + chọn “Eastern” + </w:t>
+      </w:r>
+      <w:r>
+        <w:rPr>
+          <w:lang w:val="en-US"/>
+        </w:rPr>
+        <w:t>chọn “use the largest continuous free space”, nghĩa là nơi lưu hệ điều hành sẽ cái phân vùng to vãi lồn chưa bị chiếm mình đã tạo ở trên + chọn “</w:t>
+      </w:r>
+      <w:r>
+        <w:rPr>
+          <w:lang w:val="en-US"/>
+        </w:rPr>
+        <w:t xml:space="preserve">All file in one partition” + chọn “Finish partitioning and write changes to disk” + chọn “&lt;Yes&gt;” </w:t>
+      </w:r>
+      <w:r>
+        <w:rPr>
+          <w:lang w:val="en-US"/>
+        </w:rPr>
+        <w:t xml:space="preserve">+ chọn &lt;Continue&gt; 2 lần, mình sẽ đéo tải được các phần mềm cơ bản vì đéo có mạng, nó sẽ đưa về màn hình các bước + chọn “Install the GRUB boot loader” + </w:t>
+      </w:r>
+      <w:r>
+        <w:rPr>
+          <w:lang w:val="en-US"/>
+        </w:rPr>
+        <w:t xml:space="preserve">chờ nó cài đặt xong + gỡ 2 USB + chọn “&lt;Continue&gt;” để khởi động lại máy + vào BIOS + vào thiết bị Boot là đĩa cứng + chỉnh độ ưu tiên của Kali Linux </w:t>
+      </w:r>
+      <w:r>
+        <w:rPr>
+          <w:lang w:val="en-US"/>
+        </w:rPr>
+        <w:t xml:space="preserve">ứng với “debian…” </w:t>
+      </w:r>
+      <w:r>
+        <w:rPr>
+          <w:lang w:val="en-US"/>
+        </w:rPr>
+        <w:t>lên đầu</w:t>
+      </w:r>
+      <w:r>
+        <w:rPr>
+          <w:lang w:val="en-US"/>
+        </w:rPr>
+        <w:t xml:space="preserve"> + xác nhận và khởi động lại + màn hình chọn hệ điều hành Kali Linux hay Windows hiện ra + chọn cái mong muốn</w:t>
       </w:r>
     </w:p>
     <w:p>
@@ -4770,6 +5154,208 @@
     </w:lvl>
   </w:abstractNum>
   <w:abstractNum w:abstractNumId="4" w15:restartNumberingAfterBreak="0">
+    <w:nsid w:val="4B780B78"/>
+    <w:multiLevelType w:val="hybridMultilevel"/>
+    <w:tmpl w:val="193C6386"/>
+    <w:lvl w:ilvl="0" w:tplc="7840C87E">
+      <w:start w:val="1"/>
+      <w:numFmt w:val="bullet"/>
+      <w:lvlText w:val=""/>
+      <w:lvlJc w:val="left"/>
+      <w:pPr>
+        <w:ind w:left="1080" w:hanging="360"/>
+      </w:pPr>
+      <w:rPr>
+        <w:rFonts w:ascii="Wingdings" w:eastAsiaTheme="minorHAnsi" w:hAnsi="Wingdings" w:cstheme="minorBidi" w:hint="default"/>
+      </w:rPr>
+    </w:lvl>
+    <w:lvl w:ilvl="1" w:tplc="042A0003" w:tentative="1">
+      <w:start w:val="1"/>
+      <w:numFmt w:val="bullet"/>
+      <w:lvlText w:val="o"/>
+      <w:lvlJc w:val="left"/>
+      <w:pPr>
+        <w:ind w:left="1800" w:hanging="360"/>
+      </w:pPr>
+      <w:rPr>
+        <w:rFonts w:ascii="Courier New" w:hAnsi="Courier New" w:cs="Courier New" w:hint="default"/>
+      </w:rPr>
+    </w:lvl>
+    <w:lvl w:ilvl="2" w:tplc="042A0005" w:tentative="1">
+      <w:start w:val="1"/>
+      <w:numFmt w:val="bullet"/>
+      <w:lvlText w:val=""/>
+      <w:lvlJc w:val="left"/>
+      <w:pPr>
+        <w:ind w:left="2520" w:hanging="360"/>
+      </w:pPr>
+      <w:rPr>
+        <w:rFonts w:ascii="Wingdings" w:hAnsi="Wingdings" w:hint="default"/>
+      </w:rPr>
+    </w:lvl>
+    <w:lvl w:ilvl="3" w:tplc="042A0001" w:tentative="1">
+      <w:start w:val="1"/>
+      <w:numFmt w:val="bullet"/>
+      <w:lvlText w:val=""/>
+      <w:lvlJc w:val="left"/>
+      <w:pPr>
+        <w:ind w:left="3240" w:hanging="360"/>
+      </w:pPr>
+      <w:rPr>
+        <w:rFonts w:ascii="Symbol" w:hAnsi="Symbol" w:hint="default"/>
+      </w:rPr>
+    </w:lvl>
+    <w:lvl w:ilvl="4" w:tplc="042A0003" w:tentative="1">
+      <w:start w:val="1"/>
+      <w:numFmt w:val="bullet"/>
+      <w:lvlText w:val="o"/>
+      <w:lvlJc w:val="left"/>
+      <w:pPr>
+        <w:ind w:left="3960" w:hanging="360"/>
+      </w:pPr>
+      <w:rPr>
+        <w:rFonts w:ascii="Courier New" w:hAnsi="Courier New" w:cs="Courier New" w:hint="default"/>
+      </w:rPr>
+    </w:lvl>
+    <w:lvl w:ilvl="5" w:tplc="042A0005" w:tentative="1">
+      <w:start w:val="1"/>
+      <w:numFmt w:val="bullet"/>
+      <w:lvlText w:val=""/>
+      <w:lvlJc w:val="left"/>
+      <w:pPr>
+        <w:ind w:left="4680" w:hanging="360"/>
+      </w:pPr>
+      <w:rPr>
+        <w:rFonts w:ascii="Wingdings" w:hAnsi="Wingdings" w:hint="default"/>
+      </w:rPr>
+    </w:lvl>
+    <w:lvl w:ilvl="6" w:tplc="042A0001" w:tentative="1">
+      <w:start w:val="1"/>
+      <w:numFmt w:val="bullet"/>
+      <w:lvlText w:val=""/>
+      <w:lvlJc w:val="left"/>
+      <w:pPr>
+        <w:ind w:left="5400" w:hanging="360"/>
+      </w:pPr>
+      <w:rPr>
+        <w:rFonts w:ascii="Symbol" w:hAnsi="Symbol" w:hint="default"/>
+      </w:rPr>
+    </w:lvl>
+    <w:lvl w:ilvl="7" w:tplc="042A0003" w:tentative="1">
+      <w:start w:val="1"/>
+      <w:numFmt w:val="bullet"/>
+      <w:lvlText w:val="o"/>
+      <w:lvlJc w:val="left"/>
+      <w:pPr>
+        <w:ind w:left="6120" w:hanging="360"/>
+      </w:pPr>
+      <w:rPr>
+        <w:rFonts w:ascii="Courier New" w:hAnsi="Courier New" w:cs="Courier New" w:hint="default"/>
+      </w:rPr>
+    </w:lvl>
+    <w:lvl w:ilvl="8" w:tplc="042A0005" w:tentative="1">
+      <w:start w:val="1"/>
+      <w:numFmt w:val="bullet"/>
+      <w:lvlText w:val=""/>
+      <w:lvlJc w:val="left"/>
+      <w:pPr>
+        <w:ind w:left="6840" w:hanging="360"/>
+      </w:pPr>
+      <w:rPr>
+        <w:rFonts w:ascii="Wingdings" w:hAnsi="Wingdings" w:hint="default"/>
+      </w:rPr>
+    </w:lvl>
+  </w:abstractNum>
+  <w:abstractNum w:abstractNumId="5" w15:restartNumberingAfterBreak="0">
+    <w:nsid w:val="4CEF4031"/>
+    <w:multiLevelType w:val="hybridMultilevel"/>
+    <w:tmpl w:val="323C9AC2"/>
+    <w:lvl w:ilvl="0" w:tplc="D8A244F8">
+      <w:start w:val="1"/>
+      <w:numFmt w:val="decimal"/>
+      <w:lvlText w:val="%1."/>
+      <w:lvlJc w:val="left"/>
+      <w:pPr>
+        <w:ind w:left="1080" w:hanging="360"/>
+      </w:pPr>
+      <w:rPr>
+        <w:rFonts w:hint="default"/>
+      </w:rPr>
+    </w:lvl>
+    <w:lvl w:ilvl="1" w:tplc="04090019" w:tentative="1">
+      <w:start w:val="1"/>
+      <w:numFmt w:val="lowerLetter"/>
+      <w:lvlText w:val="%2."/>
+      <w:lvlJc w:val="left"/>
+      <w:pPr>
+        <w:ind w:left="1800" w:hanging="360"/>
+      </w:pPr>
+    </w:lvl>
+    <w:lvl w:ilvl="2" w:tplc="0409001B" w:tentative="1">
+      <w:start w:val="1"/>
+      <w:numFmt w:val="lowerRoman"/>
+      <w:lvlText w:val="%3."/>
+      <w:lvlJc w:val="right"/>
+      <w:pPr>
+        <w:ind w:left="2520" w:hanging="180"/>
+      </w:pPr>
+    </w:lvl>
+    <w:lvl w:ilvl="3" w:tplc="0409000F" w:tentative="1">
+      <w:start w:val="1"/>
+      <w:numFmt w:val="decimal"/>
+      <w:lvlText w:val="%4."/>
+      <w:lvlJc w:val="left"/>
+      <w:pPr>
+        <w:ind w:left="3240" w:hanging="360"/>
+      </w:pPr>
+    </w:lvl>
+    <w:lvl w:ilvl="4" w:tplc="04090019" w:tentative="1">
+      <w:start w:val="1"/>
+      <w:numFmt w:val="lowerLetter"/>
+      <w:lvlText w:val="%5."/>
+      <w:lvlJc w:val="left"/>
+      <w:pPr>
+        <w:ind w:left="3960" w:hanging="360"/>
+      </w:pPr>
+    </w:lvl>
+    <w:lvl w:ilvl="5" w:tplc="0409001B" w:tentative="1">
+      <w:start w:val="1"/>
+      <w:numFmt w:val="lowerRoman"/>
+      <w:lvlText w:val="%6."/>
+      <w:lvlJc w:val="right"/>
+      <w:pPr>
+        <w:ind w:left="4680" w:hanging="180"/>
+      </w:pPr>
+    </w:lvl>
+    <w:lvl w:ilvl="6" w:tplc="0409000F" w:tentative="1">
+      <w:start w:val="1"/>
+      <w:numFmt w:val="decimal"/>
+      <w:lvlText w:val="%7."/>
+      <w:lvlJc w:val="left"/>
+      <w:pPr>
+        <w:ind w:left="5400" w:hanging="360"/>
+      </w:pPr>
+    </w:lvl>
+    <w:lvl w:ilvl="7" w:tplc="04090019" w:tentative="1">
+      <w:start w:val="1"/>
+      <w:numFmt w:val="lowerLetter"/>
+      <w:lvlText w:val="%8."/>
+      <w:lvlJc w:val="left"/>
+      <w:pPr>
+        <w:ind w:left="6120" w:hanging="360"/>
+      </w:pPr>
+    </w:lvl>
+    <w:lvl w:ilvl="8" w:tplc="0409001B" w:tentative="1">
+      <w:start w:val="1"/>
+      <w:numFmt w:val="lowerRoman"/>
+      <w:lvlText w:val="%9."/>
+      <w:lvlJc w:val="right"/>
+      <w:pPr>
+        <w:ind w:left="6840" w:hanging="180"/>
+      </w:pPr>
+    </w:lvl>
+  </w:abstractNum>
+  <w:abstractNum w:abstractNumId="6" w15:restartNumberingAfterBreak="0">
     <w:nsid w:val="525547CB"/>
     <w:multiLevelType w:val="hybridMultilevel"/>
     <w:tmpl w:val="8E04D998"/>
@@ -4858,7 +5444,7 @@
       </w:pPr>
     </w:lvl>
   </w:abstractNum>
-  <w:abstractNum w:abstractNumId="5" w15:restartNumberingAfterBreak="0">
+  <w:abstractNum w:abstractNumId="7" w15:restartNumberingAfterBreak="0">
     <w:nsid w:val="57C5738B"/>
     <w:multiLevelType w:val="hybridMultilevel"/>
     <w:tmpl w:val="E02E020A"/>
@@ -4947,7 +5533,7 @@
       </w:pPr>
     </w:lvl>
   </w:abstractNum>
-  <w:abstractNum w:abstractNumId="6" w15:restartNumberingAfterBreak="0">
+  <w:abstractNum w:abstractNumId="8" w15:restartNumberingAfterBreak="0">
     <w:nsid w:val="664817E2"/>
     <w:multiLevelType w:val="hybridMultilevel"/>
     <w:tmpl w:val="9BEAF432"/>
@@ -5060,7 +5646,7 @@
       </w:rPr>
     </w:lvl>
   </w:abstractNum>
-  <w:abstractNum w:abstractNumId="7" w15:restartNumberingAfterBreak="0">
+  <w:abstractNum w:abstractNumId="9" w15:restartNumberingAfterBreak="0">
     <w:nsid w:val="679A5575"/>
     <w:multiLevelType w:val="hybridMultilevel"/>
     <w:tmpl w:val="A0E2B060"/>
@@ -5149,7 +5735,7 @@
       </w:pPr>
     </w:lvl>
   </w:abstractNum>
-  <w:abstractNum w:abstractNumId="8" w15:restartNumberingAfterBreak="0">
+  <w:abstractNum w:abstractNumId="10" w15:restartNumberingAfterBreak="0">
     <w:nsid w:val="75BE4E3B"/>
     <w:multiLevelType w:val="hybridMultilevel"/>
     <w:tmpl w:val="1B5E35C4"/>
@@ -5239,7 +5825,7 @@
     </w:lvl>
   </w:abstractNum>
   <w:num w:numId="1" w16cid:durableId="169224961">
-    <w:abstractNumId w:val="5"/>
+    <w:abstractNumId w:val="7"/>
   </w:num>
   <w:num w:numId="2" w16cid:durableId="43219655">
     <w:abstractNumId w:val="0"/>
@@ -5251,19 +5837,25 @@
     <w:abstractNumId w:val="2"/>
   </w:num>
   <w:num w:numId="5" w16cid:durableId="427505576">
-    <w:abstractNumId w:val="6"/>
+    <w:abstractNumId w:val="8"/>
   </w:num>
   <w:num w:numId="6" w16cid:durableId="163592631">
-    <w:abstractNumId w:val="4"/>
+    <w:abstractNumId w:val="6"/>
   </w:num>
   <w:num w:numId="7" w16cid:durableId="1532112589">
     <w:abstractNumId w:val="1"/>
   </w:num>
   <w:num w:numId="8" w16cid:durableId="785541228">
-    <w:abstractNumId w:val="7"/>
+    <w:abstractNumId w:val="9"/>
   </w:num>
   <w:num w:numId="9" w16cid:durableId="86276259">
-    <w:abstractNumId w:val="8"/>
+    <w:abstractNumId w:val="10"/>
+  </w:num>
+  <w:num w:numId="10" w16cid:durableId="1847283368">
+    <w:abstractNumId w:val="4"/>
+  </w:num>
+  <w:num w:numId="11" w16cid:durableId="1463646795">
+    <w:abstractNumId w:val="5"/>
   </w:num>
 </w:numbering>
 </file>
@@ -5728,6 +6320,18 @@
       <w:u w:val="single"/>
     </w:rPr>
   </w:style>
+  <w:style w:type="character" w:styleId="UnresolvedMention">
+    <w:name w:val="Unresolved Mention"/>
+    <w:basedOn w:val="DefaultParagraphFont"/>
+    <w:uiPriority w:val="99"/>
+    <w:semiHidden/>
+    <w:unhideWhenUsed/>
+    <w:rsid w:val="00A22D4C"/>
+    <w:rPr>
+      <w:color w:val="605E5C"/>
+      <w:shd w:val="clear" w:color="auto" w:fill="E1DFDD"/>
+    </w:rPr>
+  </w:style>
 </w:styles>
 </file>
 

--- a/hacking.docx
+++ b/hacking.docx
@@ -4495,7 +4495,43 @@
         <w:rPr>
           <w:lang w:val="en-US"/>
         </w:rPr>
-        <w:t xml:space="preserve"> vào máy, đảm bảo USB rỗng + chạy chương trình vừa tải + tại mục “Device” chọn cái USB mình vừa cắm + Click nút “SELECT” + chọn File ISO mới tải ở trên + chờ + Click “START” + Click “OK” + Click “Yes” + chờ nó tải 3 cái File phụ + Click “OK” + chờ nó đốt File ISO vào USB cực lâu + Click “CLOSE” + phân vùng ổ cứng ra cỡ 80 GB, để nó trống không cần đụng tới hay đặt tên</w:t>
+        <w:t xml:space="preserve"> vào máy, đảm bảo USB rỗng + chạy chương trình vừa tải + tại mục “Device” chọn cái USB mình vừa cắm + Click nút “SELECT” + chọn File ISO mới tải ở trên + chờ + Click “START” +</w:t>
+      </w:r>
+      <w:r>
+        <w:rPr>
+          <w:lang w:val="en-US"/>
+        </w:rPr>
+        <w:t xml:space="preserve"> Tick Option có chữ “DD Image” +</w:t>
+      </w:r>
+      <w:r>
+        <w:rPr>
+          <w:lang w:val="en-US"/>
+        </w:rPr>
+        <w:t xml:space="preserve"> Click “OK” + Click “Yes” + chờ nó tải 3 cái File phụ + Click “OK” + chờ nó đốt File ISO vào USB cực lâu + Click “CLOSE” +</w:t>
+      </w:r>
+      <w:r>
+        <w:rPr>
+          <w:lang w:val="en-US"/>
+        </w:rPr>
+        <w:t xml:space="preserve"> khi này USB thuộc kiểu CD</w:t>
+      </w:r>
+      <w:r>
+        <w:rPr>
+          <w:lang w:val="en-US"/>
+        </w:rPr>
+        <w:t xml:space="preserve"> Drive</w:t>
+      </w:r>
+      <w:r>
+        <w:rPr>
+          <w:lang w:val="en-US"/>
+        </w:rPr>
+        <w:t>, nghĩa là bạn sẽ không thấy nó hiện ở File Explorer +</w:t>
+      </w:r>
+      <w:r>
+        <w:rPr>
+          <w:lang w:val="en-US"/>
+        </w:rPr>
+        <w:t xml:space="preserve"> phân vùng ổ cứng ra cỡ 80 GB, để nó trống không cần đụng tới hay đặt tên</w:t>
       </w:r>
     </w:p>
     <w:p>
@@ -4600,31 +4636,43 @@
         <w:rPr>
           <w:lang w:val="en-US"/>
         </w:rPr>
-        <w:t>Chưa tháo USB</w:t>
-      </w:r>
-      <w:r>
-        <w:rPr>
-          <w:lang w:val="en-US"/>
-        </w:rPr>
-        <w:t xml:space="preserve"> 1</w:t>
-      </w:r>
-      <w:r>
-        <w:rPr>
-          <w:lang w:val="en-US"/>
-        </w:rPr>
-        <w:t xml:space="preserve"> vội</w:t>
-      </w:r>
-      <w:r>
-        <w:rPr>
-          <w:lang w:val="en-US"/>
-        </w:rPr>
-        <w:t>, tháo USB 2</w:t>
-      </w:r>
-      <w:r>
-        <w:rPr>
-          <w:lang w:val="en-US"/>
-        </w:rPr>
-        <w:t xml:space="preserve"> + khởi động lại máy để vào BIOS + vào Tab “Security” + Double Click “Secure Boot” + Double Click “Secure Boot Support” + Double Click “Disabled” để khi chọn hệ điều hành Kali Linux nó không báo là Virus + chỉnh độ ưu tiên các thiết bị Boot cho thằng USB lên đầu + xác nhận các thay đổi và khởi động lại máy + màn hình cài đặt Kali Linux hiện ra, nhấn mũi tên lên xuống để chọn chế độ cài đặt, có thể là chế độ UI xấu hoặc đẹp, nên chọn cái “Graphical </w:t>
+        <w:t xml:space="preserve">Chưa tháo </w:t>
+      </w:r>
+      <w:r>
+        <w:rPr>
+          <w:lang w:val="en-US"/>
+        </w:rPr>
+        <w:t xml:space="preserve">2 </w:t>
+      </w:r>
+      <w:r>
+        <w:rPr>
+          <w:lang w:val="en-US"/>
+        </w:rPr>
+        <w:t xml:space="preserve">USB </w:t>
+      </w:r>
+      <w:r>
+        <w:rPr>
+          <w:lang w:val="en-US"/>
+        </w:rPr>
+        <w:t xml:space="preserve">vội </w:t>
+      </w:r>
+      <w:r>
+        <w:rPr>
+          <w:lang w:val="en-US"/>
+        </w:rPr>
+        <w:t xml:space="preserve">+ khởi động lại máy để vào BIOS + vào Tab “Security” + Double Click “Secure Boot” + Double Click “Secure Boot Support” + Double Click “Disabled” để khi chọn hệ điều hành Kali Linux nó không báo là Virus + chỉnh độ ưu tiên các thiết bị Boot cho thằng USB </w:t>
+      </w:r>
+      <w:r>
+        <w:rPr>
+          <w:lang w:val="en-US"/>
+        </w:rPr>
+        <w:t xml:space="preserve">CD Drive </w:t>
+      </w:r>
+      <w:r>
+        <w:rPr>
+          <w:lang w:val="en-US"/>
+        </w:rPr>
+        <w:t xml:space="preserve">lên đầu + xác nhận các thay đổi và khởi động lại máy + màn hình cài đặt Kali Linux hiện ra, nhấn mũi tên lên xuống để chọn chế độ cài đặt, có thể là chế độ UI xấu hoặc đẹp, nên chọn cái “Graphical </w:t>
       </w:r>
       <w:r>
         <w:rPr>
@@ -4648,19 +4696,67 @@
         <w:rPr>
           <w:lang w:val="en-US"/>
         </w:rPr>
-        <w:t xml:space="preserve"> Firmware + cắm USB vào + chọn “&lt;Continue&gt;”</w:t>
-      </w:r>
-      <w:r>
-        <w:rPr>
-          <w:lang w:val="en-US"/>
-        </w:rPr>
-        <w:t xml:space="preserve"> + chọn “no ethernet card” do MSI đéo có cổng Ethernet + chọn &lt;Continue&gt; + </w:t>
-      </w:r>
-      <w:r>
-        <w:rPr>
-          <w:lang w:val="en-US"/>
-        </w:rPr>
-        <w:t xml:space="preserve">nhập tên mà khi kết nối mạng LAN sẽ hiển thị với người khác + nhập tên mà khi gửi Email hay gì đó thì hiện lên + nhập tên mà khi máy tính nhiều người dùng thì hiện lên + nhập mật khẩu + nhập mật khẩu lần 2 + chọn “Eastern” + </w:t>
+        <w:t xml:space="preserve"> Firmware + chọn “&lt;Continue&gt;”</w:t>
+      </w:r>
+      <w:r>
+        <w:rPr>
+          <w:lang w:val="en-US"/>
+        </w:rPr>
+        <w:t xml:space="preserve"> +</w:t>
+      </w:r>
+      <w:r>
+        <w:rPr>
+          <w:lang w:val="en-US"/>
+        </w:rPr>
+        <w:t xml:space="preserve"> chọn Wifi bạn biết mật khẩu + chọn kiểu bảo mật của nó + nhập mật khẩu +</w:t>
+      </w:r>
+      <w:r>
+        <w:rPr>
+          <w:lang w:val="en-US"/>
+        </w:rPr>
+        <w:t xml:space="preserve"> chọn &lt;Continue&gt; + </w:t>
+      </w:r>
+      <w:r>
+        <w:rPr>
+          <w:lang w:val="en-US"/>
+        </w:rPr>
+        <w:t xml:space="preserve">nhập tên mà khi kết nối mạng LAN sẽ hiển thị với người khác </w:t>
+      </w:r>
+      <w:r>
+        <w:rPr>
+          <w:lang w:val="en-US"/>
+        </w:rPr>
+        <w:t xml:space="preserve">+ nhập tên miền đéo gì cũng được </w:t>
+      </w:r>
+      <w:r>
+        <w:rPr>
+          <w:lang w:val="en-US"/>
+        </w:rPr>
+        <w:t>+ nhập tên mà khi gửi Email hay gì đó thì hiện lên + nhập tên</w:t>
+      </w:r>
+      <w:r>
+        <w:rPr>
+          <w:lang w:val="en-US"/>
+        </w:rPr>
+        <w:t xml:space="preserve"> đăng nhập</w:t>
+      </w:r>
+      <w:r>
+        <w:rPr>
+          <w:lang w:val="en-US"/>
+        </w:rPr>
+        <w:t xml:space="preserve"> + nhập mật khẩu</w:t>
+      </w:r>
+      <w:r>
+        <w:rPr>
+          <w:lang w:val="en-US"/>
+        </w:rPr>
+        <w:t xml:space="preserve"> đăng nhập</w:t>
+      </w:r>
+      <w:r>
+        <w:rPr>
+          <w:lang w:val="en-US"/>
+        </w:rPr>
+        <w:t xml:space="preserve"> + nhập mật khẩu lần 2 + chọn “Eastern” + </w:t>
       </w:r>
       <w:r>
         <w:rPr>
@@ -4678,19 +4774,37 @@
         <w:rPr>
           <w:lang w:val="en-US"/>
         </w:rPr>
-        <w:t xml:space="preserve">+ chọn &lt;Continue&gt; 2 lần, mình sẽ đéo tải được các phần mềm cơ bản vì đéo có mạng, nó sẽ đưa về màn hình các bước + chọn “Install the GRUB boot loader” + </w:t>
-      </w:r>
-      <w:r>
-        <w:rPr>
-          <w:lang w:val="en-US"/>
-        </w:rPr>
-        <w:t xml:space="preserve">chờ nó cài đặt xong + gỡ 2 USB + chọn “&lt;Continue&gt;” để khởi động lại máy + vào BIOS + vào thiết bị Boot là đĩa cứng + chỉnh độ ưu tiên của Kali Linux </w:t>
-      </w:r>
-      <w:r>
-        <w:rPr>
-          <w:lang w:val="en-US"/>
-        </w:rPr>
-        <w:t xml:space="preserve">ứng với “debian…” </w:t>
+        <w:t>+ chọn &lt;Continue&gt; 2 lần</w:t>
+      </w:r>
+      <w:r>
+        <w:rPr>
+          <w:lang w:val="en-US"/>
+        </w:rPr>
+        <w:t xml:space="preserve"> + chờ nó tải các Tool mặc định </w:t>
+      </w:r>
+      <w:r>
+        <w:rPr>
+          <w:lang w:val="en-US"/>
+        </w:rPr>
+        <w:t xml:space="preserve">+ gỡ 2 USB + chọn “&lt;Continue&gt;” để khởi động lại máy + vào BIOS + vào thiết bị Boot là đĩa cứng + chỉnh độ ưu tiên của Kali Linux </w:t>
+      </w:r>
+      <w:r>
+        <w:rPr>
+          <w:lang w:val="en-US"/>
+        </w:rPr>
+        <w:t>ứng với “</w:t>
+      </w:r>
+      <w:r>
+        <w:rPr>
+          <w:lang w:val="en-US"/>
+        </w:rPr>
+        <w:t>kali</w:t>
+      </w:r>
+      <w:r>
+        <w:rPr>
+          <w:lang w:val="en-US"/>
+        </w:rPr>
+        <w:t xml:space="preserve">” </w:t>
       </w:r>
       <w:r>
         <w:rPr>
@@ -4703,62 +4817,6 @@
           <w:lang w:val="en-US"/>
         </w:rPr>
         <w:t xml:space="preserve"> + xác nhận và khởi động lại + màn hình chọn hệ điều hành Kali Linux hay Windows hiện ra + chọn cái mong muốn</w:t>
-      </w:r>
-    </w:p>
-    <w:p>
-      <w:pPr>
-        <w:rPr>
-          <w:lang w:val="en-US"/>
-        </w:rPr>
-      </w:pPr>
-    </w:p>
-    <w:p>
-      <w:pPr>
-        <w:rPr>
-          <w:lang w:val="en-US"/>
-        </w:rPr>
-      </w:pPr>
-      <w:r>
-        <w:rPr>
-          <w:lang w:val="en-US"/>
-        </w:rPr>
-        <w:t>Event – Sự Kiện:</w:t>
-      </w:r>
-    </w:p>
-    <w:p>
-      <w:pPr>
-        <w:pStyle w:val="ListParagraph"/>
-        <w:numPr>
-          <w:ilvl w:val="0"/>
-          <w:numId w:val="8"/>
-        </w:numPr>
-        <w:rPr>
-          <w:lang w:val="en-US"/>
-        </w:rPr>
-      </w:pPr>
-      <w:r>
-        <w:rPr>
-          <w:lang w:val="en-US"/>
-        </w:rPr>
-        <w:t>Việt Nam Có Internet Khi Nào?</w:t>
-      </w:r>
-    </w:p>
-    <w:p>
-      <w:pPr>
-        <w:pStyle w:val="ListParagraph"/>
-        <w:numPr>
-          <w:ilvl w:val="0"/>
-          <w:numId w:val="2"/>
-        </w:numPr>
-        <w:rPr>
-          <w:lang w:val="en-US"/>
-        </w:rPr>
-      </w:pPr>
-      <w:r>
-        <w:rPr>
-          <w:lang w:val="en-US"/>
-        </w:rPr>
-        <w:t>1997</w:t>
       </w:r>
     </w:p>
     <w:sectPr>
